--- a/lab4/Лабораторная работа №4.docx
+++ b/lab4/Лабораторная работа №4.docx
@@ -1,6 +1,6 @@
 
 <file path=word/document.xml><?xml version="1.0" encoding="utf-8"?>
-<w:document xmlns:wpc="http://schemas.microsoft.com/office/word/2010/wordprocessingCanvas" xmlns:cx="http://schemas.microsoft.com/office/drawing/2014/chartex" xmlns:cx1="http://schemas.microsoft.com/office/drawing/2015/9/8/chartex" xmlns:cx2="http://schemas.microsoft.com/office/drawing/2015/10/21/chartex" xmlns:cx3="http://schemas.microsoft.com/office/drawing/2016/5/9/chartex" xmlns:cx4="http://schemas.microsoft.com/office/drawing/2016/5/10/chartex" xmlns:cx5="http://schemas.microsoft.com/office/drawing/2016/5/11/chartex" xmlns:cx6="http://schemas.microsoft.com/office/drawing/2016/5/12/chartex" xmlns:cx7="http://schemas.microsoft.com/office/drawing/2016/5/13/chartex" xmlns:cx8="http://schemas.microsoft.com/office/drawing/2016/5/14/chartex" xmlns:mc="http://schemas.openxmlformats.org/markup-compatibility/2006" xmlns:aink="http://schemas.microsoft.com/office/drawing/2016/ink" xmlns:am3d="http://schemas.microsoft.com/office/drawing/2017/model3d" xmlns:o="urn:schemas-microsoft-com:office:office" xmlns:oel="http://schemas.microsoft.com/office/2019/extlst" xmlns:r="http://schemas.openxmlformats.org/officeDocument/2006/relationships" xmlns:m="http://schemas.openxmlformats.org/officeDocument/2006/math" xmlns:v="urn:schemas-microsoft-com:vml" xmlns:wp14="http://schemas.microsoft.com/office/word/2010/wordprocessingDrawing" xmlns:wp="http://schemas.openxmlformats.org/drawingml/2006/wordprocessingDrawing" xmlns:w10="urn:schemas-microsoft-com:office:word" xmlns:w="http://schemas.openxmlformats.org/wordprocessingml/2006/main" xmlns:w14="http://schemas.microsoft.com/office/word/2010/wordml" xmlns:w15="http://schemas.microsoft.com/office/word/2012/wordml" xmlns:w16cex="http://schemas.microsoft.com/office/word/2018/wordml/cex" xmlns:w16cid="http://schemas.microsoft.com/office/word/2016/wordml/cid" xmlns:w16="http://schemas.microsoft.com/office/word/2018/wordml" xmlns:w16du="http://schemas.microsoft.com/office/word/2023/wordml/word16du" xmlns:w16sdtdh="http://schemas.microsoft.com/office/word/2020/wordml/sdtdatahash" xmlns:w16sdtfl="http://schemas.microsoft.com/office/word/2024/wordml/sdtformatlock" xmlns:w16se="http://schemas.microsoft.com/office/word/2015/wordml/symex" xmlns:wpg="http://schemas.microsoft.com/office/word/2010/wordprocessingGroup" xmlns:wpi="http://schemas.microsoft.com/office/word/2010/wordprocessingInk" xmlns:wne="http://schemas.microsoft.com/office/word/2006/wordml" xmlns:wps="http://schemas.microsoft.com/office/word/2010/wordprocessingShape" mc:Ignorable="w14 w15 w16se w16cid w16 w16cex w16sdtdh w16sdtfl w16du wp14">
+<w:document xmlns:wpc="http://schemas.microsoft.com/office/word/2010/wordprocessingCanvas" xmlns:cx="http://schemas.microsoft.com/office/drawing/2014/chartex" xmlns:mc="http://schemas.openxmlformats.org/markup-compatibility/2006" xmlns:o="urn:schemas-microsoft-com:office:office" xmlns:r="http://schemas.openxmlformats.org/officeDocument/2006/relationships" xmlns:m="http://schemas.openxmlformats.org/officeDocument/2006/math" xmlns:v="urn:schemas-microsoft-com:vml" xmlns:wp14="http://schemas.microsoft.com/office/word/2010/wordprocessingDrawing" xmlns:wp="http://schemas.openxmlformats.org/drawingml/2006/wordprocessingDrawing" xmlns:w10="urn:schemas-microsoft-com:office:word" xmlns:w="http://schemas.openxmlformats.org/wordprocessingml/2006/main" xmlns:w14="http://schemas.microsoft.com/office/word/2010/wordml" xmlns:w15="http://schemas.microsoft.com/office/word/2012/wordml" xmlns:w16se="http://schemas.microsoft.com/office/word/2015/wordml/symex" xmlns:wpg="http://schemas.microsoft.com/office/word/2010/wordprocessingGroup" xmlns:wpi="http://schemas.microsoft.com/office/word/2010/wordprocessingInk" xmlns:wne="http://schemas.microsoft.com/office/word/2006/wordml" xmlns:wps="http://schemas.microsoft.com/office/word/2010/wordprocessingShape" mc:Ignorable="w14 w15 w16se wp14">
   <w:body>
     <w:p>
       <w:pPr>
@@ -1294,7 +1294,16 @@
         <w:t xml:space="preserve">   </w:t>
       </w:r>
       <w:r>
-        <w:t>Вариант 8</w:t>
+        <w:t xml:space="preserve">Вариант </w:t>
+      </w:r>
+      <w:r>
+        <w:rPr>
+          <w:lang w:val="en-US"/>
+        </w:rPr>
+        <w:t>4</w:t>
+      </w:r>
+      <w:r>
+        <w:t>8</w:t>
       </w:r>
       <w:r>
         <w:t>84</w:t>
@@ -1305,15 +1314,11 @@
         <w:ind w:firstLine="0"/>
       </w:pPr>
       <w:r>
-        <w:rPr>
-          <w:noProof/>
-          <w:lang w:eastAsia="ru-RU"/>
-        </w:rPr>
         <w:drawing>
-          <wp:inline distT="0" distB="0" distL="0" distR="0" wp14:anchorId="7F9CBA74" wp14:editId="4DE653D5">
-            <wp:extent cx="5940425" cy="2976880"/>
-            <wp:effectExtent l="0" t="0" r="3175" b="0"/>
-            <wp:docPr id="1169974753" name="Рисунок 1"/>
+          <wp:inline distT="0" distB="0" distL="0" distR="0" wp14:anchorId="2118BF27" wp14:editId="6C49C1A7">
+            <wp:extent cx="5940425" cy="3121025"/>
+            <wp:effectExtent l="0" t="0" r="3175" b="3175"/>
+            <wp:docPr id="1" name="Рисунок 1"/>
             <wp:cNvGraphicFramePr>
               <a:graphicFrameLocks xmlns:a="http://schemas.openxmlformats.org/drawingml/2006/main" noChangeAspect="1"/>
             </wp:cNvGraphicFramePr>
@@ -1321,7 +1326,7 @@
               <a:graphicData uri="http://schemas.openxmlformats.org/drawingml/2006/picture">
                 <pic:pic xmlns:pic="http://schemas.openxmlformats.org/drawingml/2006/picture">
                   <pic:nvPicPr>
-                    <pic:cNvPr id="1169974753" name=""/>
+                    <pic:cNvPr id="1" name=""/>
                     <pic:cNvPicPr/>
                   </pic:nvPicPr>
                   <pic:blipFill>
@@ -1333,7 +1338,7 @@
                   <pic:spPr>
                     <a:xfrm>
                       <a:off x="0" y="0"/>
-                      <a:ext cx="5940425" cy="2976880"/>
+                      <a:ext cx="5940425" cy="3121025"/>
                     </a:xfrm>
                     <a:prstGeom prst="rect">
                       <a:avLst/>
@@ -1554,10 +1559,11 @@
             </w:pPr>
             <w:r>
               <w:rPr>
-                <w:rFonts w:cs="Times New Roman"/>
-                <w:sz w:val="24"/>
-              </w:rPr>
-              <w:t>0C8</w:t>
+                <w:color w:val="1F1F1F"/>
+                <w:sz w:val="22"/>
+                <w:szCs w:val="22"/>
+              </w:rPr>
+              <w:t>0D7</w:t>
             </w:r>
           </w:p>
         </w:tc>
@@ -1578,10 +1584,11 @@
             </w:pPr>
             <w:r>
               <w:rPr>
-                <w:rFonts w:cs="Times New Roman"/>
-                <w:sz w:val="24"/>
-              </w:rPr>
-              <w:t>0200+</w:t>
+                <w:color w:val="1F1F1F"/>
+                <w:sz w:val="22"/>
+                <w:szCs w:val="22"/>
+              </w:rPr>
+              <w:t>200</w:t>
             </w:r>
           </w:p>
         </w:tc>
@@ -1603,9 +1610,9 @@
             </w:pPr>
             <w:r>
               <w:rPr>
-                <w:rFonts w:cs="Times New Roman"/>
-                <w:sz w:val="24"/>
-                <w:lang w:val="en-US"/>
+                <w:color w:val="1F1F1F"/>
+                <w:sz w:val="22"/>
+                <w:szCs w:val="22"/>
               </w:rPr>
               <w:t>CLA</w:t>
             </w:r>
@@ -1666,11 +1673,11 @@
             </w:pPr>
             <w:r>
               <w:rPr>
-                <w:rFonts w:cs="Times New Roman"/>
-                <w:sz w:val="24"/>
-                <w:lang w:val="en-US"/>
-              </w:rPr>
-              <w:t>0C9</w:t>
+                <w:color w:val="1F1F1F"/>
+                <w:sz w:val="22"/>
+                <w:szCs w:val="22"/>
+              </w:rPr>
+              <w:t>0D8</w:t>
             </w:r>
           </w:p>
         </w:tc>
@@ -1691,19 +1698,11 @@
             </w:pPr>
             <w:r>
               <w:rPr>
-                <w:rFonts w:cs="Times New Roman"/>
-                <w:sz w:val="24"/>
-                <w:lang w:val="en-US"/>
-              </w:rPr>
-              <w:t>EE</w:t>
-            </w:r>
-            <w:r>
-              <w:rPr>
-                <w:rFonts w:cs="Times New Roman"/>
-                <w:sz w:val="24"/>
-                <w:lang w:val="en-US"/>
-              </w:rPr>
-              <w:t>19</w:t>
+                <w:color w:val="1F1F1F"/>
+                <w:sz w:val="22"/>
+                <w:szCs w:val="22"/>
+              </w:rPr>
+              <w:t>EE19</w:t>
             </w:r>
           </w:p>
         </w:tc>
@@ -1724,19 +1723,11 @@
             </w:pPr>
             <w:r>
               <w:rPr>
-                <w:rFonts w:cs="Times New Roman"/>
-                <w:sz w:val="24"/>
-                <w:lang w:val="en-US"/>
-              </w:rPr>
-              <w:t>ST I</w:t>
-            </w:r>
-            <w:r>
-              <w:rPr>
-                <w:rFonts w:cs="Times New Roman"/>
-                <w:sz w:val="24"/>
-                <w:lang w:val="en-US"/>
-              </w:rPr>
-              <w:t>P+25</w:t>
+                <w:color w:val="1F1F1F"/>
+                <w:sz w:val="22"/>
+                <w:szCs w:val="22"/>
+              </w:rPr>
+              <w:t>ST IP + 25</w:t>
             </w:r>
           </w:p>
         </w:tc>
@@ -1769,7 +1760,7 @@
                 <w:sz w:val="24"/>
                 <w:lang w:val="en-US"/>
               </w:rPr>
-              <w:t>0E3</w:t>
+              <w:t>0F2</w:t>
             </w:r>
           </w:p>
         </w:tc>
@@ -1795,11 +1786,11 @@
             </w:pPr>
             <w:r>
               <w:rPr>
-                <w:rFonts w:cs="Times New Roman"/>
-                <w:sz w:val="24"/>
-                <w:lang w:val="en-US"/>
-              </w:rPr>
-              <w:t>0CA</w:t>
+                <w:color w:val="1F1F1F"/>
+                <w:sz w:val="22"/>
+                <w:szCs w:val="22"/>
+              </w:rPr>
+              <w:t>0D9</w:t>
             </w:r>
           </w:p>
         </w:tc>
@@ -1820,19 +1811,11 @@
             </w:pPr>
             <w:r>
               <w:rPr>
-                <w:rFonts w:cs="Times New Roman"/>
-                <w:sz w:val="24"/>
-                <w:lang w:val="en-US"/>
-              </w:rPr>
-              <w:t>A</w:t>
-            </w:r>
-            <w:r>
-              <w:rPr>
-                <w:rFonts w:cs="Times New Roman"/>
-                <w:sz w:val="24"/>
-                <w:lang w:val="en-US"/>
-              </w:rPr>
-              <w:t>E15</w:t>
+                <w:color w:val="1F1F1F"/>
+                <w:sz w:val="22"/>
+                <w:szCs w:val="22"/>
+              </w:rPr>
+              <w:t>AE15</w:t>
             </w:r>
           </w:p>
         </w:tc>
@@ -1853,19 +1836,11 @@
             </w:pPr>
             <w:r>
               <w:rPr>
-                <w:rFonts w:cs="Times New Roman"/>
-                <w:sz w:val="24"/>
-                <w:lang w:val="en-US"/>
-              </w:rPr>
-              <w:t xml:space="preserve">LD </w:t>
-            </w:r>
-            <w:r>
-              <w:rPr>
-                <w:rFonts w:cs="Times New Roman"/>
-                <w:sz w:val="24"/>
-                <w:lang w:val="en-US"/>
-              </w:rPr>
-              <w:t>IP+21</w:t>
+                <w:color w:val="1F1F1F"/>
+                <w:sz w:val="22"/>
+                <w:szCs w:val="22"/>
+              </w:rPr>
+              <w:t>LD IP + 21</w:t>
             </w:r>
           </w:p>
         </w:tc>
@@ -1890,15 +1865,7 @@
                 <w:sz w:val="24"/>
                 <w:lang w:val="en-US"/>
               </w:rPr>
-              <w:t>0E0</w:t>
-            </w:r>
-            <w:r>
-              <w:rPr>
-                <w:rFonts w:cs="Times New Roman"/>
-                <w:sz w:val="24"/>
-                <w:lang w:val="en-US"/>
-              </w:rPr>
-              <w:t xml:space="preserve"> -&gt; AC</w:t>
+              <w:t>0F0 -&gt; AC</w:t>
             </w:r>
           </w:p>
         </w:tc>
@@ -1924,11 +1891,11 @@
             </w:pPr>
             <w:r>
               <w:rPr>
-                <w:rFonts w:cs="Times New Roman"/>
-                <w:sz w:val="24"/>
-                <w:lang w:val="en-US"/>
-              </w:rPr>
-              <w:t>0CB</w:t>
+                <w:color w:val="1F1F1F"/>
+                <w:sz w:val="22"/>
+                <w:szCs w:val="22"/>
+              </w:rPr>
+              <w:t>0DA</w:t>
             </w:r>
           </w:p>
         </w:tc>
@@ -1949,11 +1916,11 @@
             </w:pPr>
             <w:r>
               <w:rPr>
-                <w:rFonts w:cs="Times New Roman"/>
-                <w:sz w:val="24"/>
-                <w:lang w:val="en-US"/>
-              </w:rPr>
-              <w:t>0700</w:t>
+                <w:color w:val="1F1F1F"/>
+                <w:sz w:val="22"/>
+                <w:szCs w:val="22"/>
+              </w:rPr>
+              <w:t>700</w:t>
             </w:r>
           </w:p>
         </w:tc>
@@ -1974,9 +1941,9 @@
             </w:pPr>
             <w:r>
               <w:rPr>
-                <w:rFonts w:cs="Times New Roman"/>
-                <w:sz w:val="24"/>
-                <w:lang w:val="en-US"/>
+                <w:color w:val="1F1F1F"/>
+                <w:sz w:val="22"/>
+                <w:szCs w:val="22"/>
               </w:rPr>
               <w:t>INC</w:t>
             </w:r>
@@ -2029,11 +1996,11 @@
             </w:pPr>
             <w:r>
               <w:rPr>
-                <w:rFonts w:cs="Times New Roman"/>
-                <w:sz w:val="24"/>
-                <w:lang w:val="en-US"/>
-              </w:rPr>
-              <w:t>0CC</w:t>
+                <w:color w:val="1F1F1F"/>
+                <w:sz w:val="22"/>
+                <w:szCs w:val="22"/>
+              </w:rPr>
+              <w:t>0DB</w:t>
             </w:r>
           </w:p>
         </w:tc>
@@ -2054,9 +2021,9 @@
             </w:pPr>
             <w:r>
               <w:rPr>
-                <w:rFonts w:cs="Times New Roman"/>
-                <w:sz w:val="24"/>
-                <w:lang w:val="en-US"/>
+                <w:color w:val="1F1F1F"/>
+                <w:sz w:val="22"/>
+                <w:szCs w:val="22"/>
               </w:rPr>
               <w:t>0C00</w:t>
             </w:r>
@@ -2079,9 +2046,9 @@
             </w:pPr>
             <w:r>
               <w:rPr>
-                <w:rFonts w:cs="Times New Roman"/>
-                <w:sz w:val="24"/>
-                <w:lang w:val="en-US"/>
+                <w:color w:val="1F1F1F"/>
+                <w:sz w:val="22"/>
+                <w:szCs w:val="22"/>
               </w:rPr>
               <w:t>PUSH</w:t>
             </w:r>
@@ -2135,11 +2102,11 @@
             </w:pPr>
             <w:r>
               <w:rPr>
-                <w:rFonts w:cs="Times New Roman"/>
-                <w:sz w:val="24"/>
-                <w:lang w:val="en-US"/>
-              </w:rPr>
-              <w:t>0CD</w:t>
+                <w:color w:val="1F1F1F"/>
+                <w:sz w:val="22"/>
+                <w:szCs w:val="22"/>
+              </w:rPr>
+              <w:t>0DC</w:t>
             </w:r>
           </w:p>
         </w:tc>
@@ -2161,11 +2128,11 @@
             </w:pPr>
             <w:r>
               <w:rPr>
-                <w:rFonts w:cs="Times New Roman"/>
-                <w:sz w:val="24"/>
-                <w:lang w:val="en-US"/>
-              </w:rPr>
-              <w:t>D6B4</w:t>
+                <w:color w:val="1F1F1F"/>
+                <w:sz w:val="22"/>
+                <w:szCs w:val="22"/>
+              </w:rPr>
+              <w:t>D6CC</w:t>
             </w:r>
           </w:p>
         </w:tc>
@@ -2187,11 +2154,11 @@
             </w:pPr>
             <w:r>
               <w:rPr>
-                <w:rFonts w:cs="Times New Roman"/>
-                <w:sz w:val="24"/>
-                <w:lang w:val="en-US"/>
-              </w:rPr>
-              <w:t>CALL 6B4</w:t>
+                <w:color w:val="1F1F1F"/>
+                <w:sz w:val="22"/>
+                <w:szCs w:val="22"/>
+              </w:rPr>
+              <w:t>CALL 6CC</w:t>
             </w:r>
           </w:p>
         </w:tc>
@@ -2242,11 +2209,11 @@
             </w:pPr>
             <w:r>
               <w:rPr>
-                <w:rFonts w:cs="Times New Roman"/>
-                <w:sz w:val="24"/>
-                <w:lang w:val="en-US"/>
-              </w:rPr>
-              <w:t>0CE</w:t>
+                <w:color w:val="1F1F1F"/>
+                <w:sz w:val="22"/>
+                <w:szCs w:val="22"/>
+              </w:rPr>
+              <w:t>0DD</w:t>
             </w:r>
           </w:p>
         </w:tc>
@@ -2267,10 +2234,11 @@
             </w:pPr>
             <w:r>
               <w:rPr>
-                <w:rFonts w:cs="Times New Roman"/>
-                <w:sz w:val="24"/>
-              </w:rPr>
-              <w:t>0800</w:t>
+                <w:color w:val="1F1F1F"/>
+                <w:sz w:val="22"/>
+                <w:szCs w:val="22"/>
+              </w:rPr>
+              <w:t>800</w:t>
             </w:r>
           </w:p>
         </w:tc>
@@ -2292,9 +2260,9 @@
             </w:pPr>
             <w:r>
               <w:rPr>
-                <w:rFonts w:cs="Times New Roman"/>
-                <w:sz w:val="24"/>
-                <w:lang w:val="en-US"/>
+                <w:color w:val="1F1F1F"/>
+                <w:sz w:val="22"/>
+                <w:szCs w:val="22"/>
               </w:rPr>
               <w:t>POP</w:t>
             </w:r>
@@ -2348,11 +2316,11 @@
             </w:pPr>
             <w:r>
               <w:rPr>
-                <w:rFonts w:cs="Times New Roman"/>
-                <w:sz w:val="24"/>
-                <w:lang w:val="en-US"/>
-              </w:rPr>
-              <w:t>0CF</w:t>
+                <w:color w:val="1F1F1F"/>
+                <w:sz w:val="22"/>
+                <w:szCs w:val="22"/>
+              </w:rPr>
+              <w:t>0DE</w:t>
             </w:r>
           </w:p>
         </w:tc>
@@ -2373,11 +2341,11 @@
             </w:pPr>
             <w:r>
               <w:rPr>
-                <w:rFonts w:cs="Times New Roman"/>
-                <w:sz w:val="24"/>
-                <w:lang w:val="en-US"/>
-              </w:rPr>
-              <w:t>0700</w:t>
+                <w:color w:val="1F1F1F"/>
+                <w:sz w:val="22"/>
+                <w:szCs w:val="22"/>
+              </w:rPr>
+              <w:t>4E13</w:t>
             </w:r>
           </w:p>
         </w:tc>
@@ -2398,11 +2366,11 @@
             </w:pPr>
             <w:r>
               <w:rPr>
-                <w:rFonts w:cs="Times New Roman"/>
-                <w:sz w:val="24"/>
-                <w:lang w:val="en-US"/>
-              </w:rPr>
-              <w:t>INC</w:t>
+                <w:color w:val="1F1F1F"/>
+                <w:sz w:val="22"/>
+                <w:szCs w:val="22"/>
+              </w:rPr>
+              <w:t>ADD IP + 19</w:t>
             </w:r>
           </w:p>
         </w:tc>
@@ -2427,7 +2395,7 @@
                 <w:sz w:val="24"/>
                 <w:lang w:val="en-US"/>
               </w:rPr>
-              <w:t>AC + 1 -&gt; AC</w:t>
+              <w:t>AC + 0F2 -&gt; AC</w:t>
             </w:r>
           </w:p>
         </w:tc>
@@ -2453,11 +2421,11 @@
             </w:pPr>
             <w:r>
               <w:rPr>
-                <w:rFonts w:cs="Times New Roman"/>
-                <w:sz w:val="24"/>
-                <w:lang w:val="en-US"/>
-              </w:rPr>
-              <w:t>0D0</w:t>
+                <w:color w:val="1F1F1F"/>
+                <w:sz w:val="22"/>
+                <w:szCs w:val="22"/>
+              </w:rPr>
+              <w:t>0DF</w:t>
             </w:r>
           </w:p>
         </w:tc>
@@ -2478,11 +2446,11 @@
             </w:pPr>
             <w:r>
               <w:rPr>
-                <w:rFonts w:cs="Times New Roman"/>
-                <w:sz w:val="24"/>
-                <w:lang w:val="en-US"/>
-              </w:rPr>
-              <w:t>6E12</w:t>
+                <w:color w:val="1F1F1F"/>
+                <w:sz w:val="22"/>
+                <w:szCs w:val="22"/>
+              </w:rPr>
+              <w:t>EE12</w:t>
             </w:r>
           </w:p>
         </w:tc>
@@ -2503,11 +2471,11 @@
             </w:pPr>
             <w:r>
               <w:rPr>
-                <w:rFonts w:cs="Times New Roman"/>
-                <w:sz w:val="24"/>
-                <w:lang w:val="en-US"/>
-              </w:rPr>
-              <w:t>SUB IP+18</w:t>
+                <w:color w:val="1F1F1F"/>
+                <w:sz w:val="22"/>
+                <w:szCs w:val="22"/>
+              </w:rPr>
+              <w:t>ST IP + 18</w:t>
             </w:r>
           </w:p>
         </w:tc>
@@ -2532,7 +2500,7 @@
                 <w:sz w:val="24"/>
                 <w:lang w:val="en-US"/>
               </w:rPr>
-              <w:t>AC + ~0E3 + 1 -&gt; AC</w:t>
+              <w:t>AC -&gt; 0F2</w:t>
             </w:r>
           </w:p>
         </w:tc>
@@ -2558,11 +2526,11 @@
             </w:pPr>
             <w:r>
               <w:rPr>
-                <w:rFonts w:cs="Times New Roman"/>
-                <w:sz w:val="24"/>
-                <w:lang w:val="en-US"/>
-              </w:rPr>
-              <w:t>0D1</w:t>
+                <w:color w:val="1F1F1F"/>
+                <w:sz w:val="22"/>
+                <w:szCs w:val="22"/>
+              </w:rPr>
+              <w:t>0E0</w:t>
             </w:r>
           </w:p>
         </w:tc>
@@ -2583,11 +2551,11 @@
             </w:pPr>
             <w:r>
               <w:rPr>
-                <w:rFonts w:cs="Times New Roman"/>
-                <w:sz w:val="24"/>
-                <w:lang w:val="en-US"/>
-              </w:rPr>
-              <w:t>EE11</w:t>
+                <w:color w:val="1F1F1F"/>
+                <w:sz w:val="22"/>
+                <w:szCs w:val="22"/>
+              </w:rPr>
+              <w:t>AE0F</w:t>
             </w:r>
           </w:p>
         </w:tc>
@@ -2608,11 +2576,11 @@
             </w:pPr>
             <w:r>
               <w:rPr>
-                <w:rFonts w:cs="Times New Roman"/>
-                <w:sz w:val="24"/>
-                <w:lang w:val="en-US"/>
-              </w:rPr>
-              <w:t>ST IP+11</w:t>
+                <w:color w:val="1F1F1F"/>
+                <w:sz w:val="22"/>
+                <w:szCs w:val="22"/>
+              </w:rPr>
+              <w:t>LD IP + 15</w:t>
             </w:r>
           </w:p>
         </w:tc>
@@ -2622,22 +2590,22 @@
           </w:tcPr>
           <w:p>
             <w:pPr>
-              <w:spacing w:line="276" w:lineRule="auto"/>
+              <w:spacing w:line="240" w:lineRule="auto"/>
               <w:ind w:firstLine="0"/>
               <w:jc w:val="left"/>
               <w:rPr>
-                <w:rFonts w:cs="Times New Roman"/>
-                <w:sz w:val="24"/>
-                <w:lang w:val="en-US"/>
-              </w:rPr>
-            </w:pPr>
-            <w:r>
-              <w:rPr>
-                <w:rFonts w:cs="Times New Roman"/>
-                <w:sz w:val="24"/>
-                <w:lang w:val="en-US"/>
-              </w:rPr>
-              <w:t>AC -&gt; 0E3</w:t>
+                <w:color w:val="1F1F1F"/>
+                <w:sz w:val="22"/>
+                <w:szCs w:val="22"/>
+              </w:rPr>
+            </w:pPr>
+            <w:r>
+              <w:rPr>
+                <w:color w:val="1F1F1F"/>
+                <w:sz w:val="22"/>
+                <w:szCs w:val="22"/>
+              </w:rPr>
+              <w:t>0F0 -&gt; AC</w:t>
             </w:r>
           </w:p>
         </w:tc>
@@ -2663,11 +2631,11 @@
             </w:pPr>
             <w:r>
               <w:rPr>
-                <w:rFonts w:cs="Times New Roman"/>
-                <w:sz w:val="24"/>
-                <w:lang w:val="en-US"/>
-              </w:rPr>
-              <w:t>0D2</w:t>
+                <w:color w:val="1F1F1F"/>
+                <w:sz w:val="22"/>
+                <w:szCs w:val="22"/>
+              </w:rPr>
+              <w:t>0E1</w:t>
             </w:r>
           </w:p>
         </w:tc>
@@ -2688,11 +2656,11 @@
             </w:pPr>
             <w:r>
               <w:rPr>
-                <w:rFonts w:cs="Times New Roman"/>
-                <w:sz w:val="24"/>
-                <w:lang w:val="en-US"/>
-              </w:rPr>
-              <w:t>AE0E</w:t>
+                <w:color w:val="1F1F1F"/>
+                <w:sz w:val="22"/>
+                <w:szCs w:val="22"/>
+              </w:rPr>
+              <w:t>0C00</w:t>
             </w:r>
           </w:p>
         </w:tc>
@@ -2713,11 +2681,11 @@
             </w:pPr>
             <w:r>
               <w:rPr>
-                <w:rFonts w:cs="Times New Roman"/>
-                <w:sz w:val="24"/>
-                <w:lang w:val="en-US"/>
-              </w:rPr>
-              <w:t>LD IP+14</w:t>
+                <w:color w:val="1F1F1F"/>
+                <w:sz w:val="22"/>
+                <w:szCs w:val="22"/>
+              </w:rPr>
+              <w:t>PUSH</w:t>
             </w:r>
           </w:p>
         </w:tc>
@@ -2742,7 +2710,7 @@
                 <w:sz w:val="24"/>
                 <w:lang w:val="en-US"/>
               </w:rPr>
-              <w:t>0E1 -&gt; AC</w:t>
+              <w:t>SP – 1 -&gt; SP; AC -&gt; MEM(SP)</w:t>
             </w:r>
           </w:p>
         </w:tc>
@@ -2754,6 +2722,7 @@
         <w:tc>
           <w:tcPr>
             <w:tcW w:w="851" w:type="dxa"/>
+            <w:shd w:val="clear" w:color="auto" w:fill="00B0F0"/>
           </w:tcPr>
           <w:p>
             <w:pPr>
@@ -2768,42 +2737,44 @@
             </w:pPr>
             <w:r>
               <w:rPr>
-                <w:rFonts w:cs="Times New Roman"/>
-                <w:sz w:val="24"/>
-                <w:lang w:val="en-US"/>
-              </w:rPr>
-              <w:t>0D3</w:t>
+                <w:color w:val="1F1F1F"/>
+                <w:sz w:val="22"/>
+                <w:szCs w:val="22"/>
+              </w:rPr>
+              <w:t>0E2</w:t>
             </w:r>
           </w:p>
         </w:tc>
         <w:tc>
           <w:tcPr>
             <w:tcW w:w="1696" w:type="dxa"/>
-          </w:tcPr>
-          <w:p>
-            <w:pPr>
-              <w:spacing w:line="276" w:lineRule="auto"/>
-              <w:ind w:firstLine="0"/>
-              <w:jc w:val="center"/>
-              <w:rPr>
-                <w:rFonts w:cs="Times New Roman"/>
-                <w:sz w:val="24"/>
-                <w:lang w:val="en-US"/>
-              </w:rPr>
-            </w:pPr>
-            <w:r>
-              <w:rPr>
-                <w:rFonts w:cs="Times New Roman"/>
-                <w:sz w:val="24"/>
-                <w:lang w:val="en-US"/>
-              </w:rPr>
-              <w:t>0C00</w:t>
+            <w:shd w:val="clear" w:color="auto" w:fill="00B0F0"/>
+          </w:tcPr>
+          <w:p>
+            <w:pPr>
+              <w:spacing w:line="276" w:lineRule="auto"/>
+              <w:ind w:firstLine="0"/>
+              <w:jc w:val="center"/>
+              <w:rPr>
+                <w:rFonts w:cs="Times New Roman"/>
+                <w:sz w:val="24"/>
+                <w:lang w:val="en-US"/>
+              </w:rPr>
+            </w:pPr>
+            <w:r>
+              <w:rPr>
+                <w:color w:val="1F1F1F"/>
+                <w:sz w:val="22"/>
+                <w:szCs w:val="22"/>
+              </w:rPr>
+              <w:t>D6CC</w:t>
             </w:r>
           </w:p>
         </w:tc>
         <w:tc>
           <w:tcPr>
             <w:tcW w:w="1984" w:type="dxa"/>
+            <w:shd w:val="clear" w:color="auto" w:fill="00B0F0"/>
           </w:tcPr>
           <w:p>
             <w:pPr>
@@ -2818,17 +2789,18 @@
             </w:pPr>
             <w:r>
               <w:rPr>
-                <w:rFonts w:cs="Times New Roman"/>
-                <w:sz w:val="24"/>
-                <w:lang w:val="en-US"/>
-              </w:rPr>
-              <w:t>PUSH</w:t>
+                <w:color w:val="1F1F1F"/>
+                <w:sz w:val="22"/>
+                <w:szCs w:val="22"/>
+              </w:rPr>
+              <w:t>CALL 6CC</w:t>
             </w:r>
           </w:p>
         </w:tc>
         <w:tc>
           <w:tcPr>
             <w:tcW w:w="4814" w:type="dxa"/>
+            <w:shd w:val="clear" w:color="auto" w:fill="00B0F0"/>
           </w:tcPr>
           <w:p>
             <w:pPr>
@@ -2845,9 +2817,8 @@
               <w:rPr>
                 <w:rFonts w:cs="Times New Roman"/>
                 <w:sz w:val="24"/>
-                <w:lang w:val="en-US"/>
-              </w:rPr>
-              <w:t>SP – 1 -&gt; SP; AC -&gt; MEM(SP);</w:t>
+              </w:rPr>
+              <w:t>Обращение к подпрограмме</w:t>
             </w:r>
           </w:p>
         </w:tc>
@@ -2859,7 +2830,7 @@
         <w:tc>
           <w:tcPr>
             <w:tcW w:w="851" w:type="dxa"/>
-            <w:shd w:val="clear" w:color="auto" w:fill="00B0F0"/>
+            <w:shd w:val="clear" w:color="auto" w:fill="A8D08D" w:themeFill="accent6" w:themeFillTint="99"/>
           </w:tcPr>
           <w:p>
             <w:pPr>
@@ -2874,44 +2845,44 @@
             </w:pPr>
             <w:r>
               <w:rPr>
-                <w:rFonts w:cs="Times New Roman"/>
-                <w:sz w:val="24"/>
-                <w:lang w:val="en-US"/>
-              </w:rPr>
-              <w:t>0D4</w:t>
+                <w:color w:val="1F1F1F"/>
+                <w:sz w:val="22"/>
+                <w:szCs w:val="22"/>
+              </w:rPr>
+              <w:t>0E3</w:t>
             </w:r>
           </w:p>
         </w:tc>
         <w:tc>
           <w:tcPr>
             <w:tcW w:w="1696" w:type="dxa"/>
-            <w:shd w:val="clear" w:color="auto" w:fill="00B0F0"/>
-          </w:tcPr>
-          <w:p>
-            <w:pPr>
-              <w:spacing w:line="276" w:lineRule="auto"/>
-              <w:ind w:firstLine="0"/>
-              <w:jc w:val="center"/>
-              <w:rPr>
-                <w:rFonts w:cs="Times New Roman"/>
-                <w:sz w:val="24"/>
-                <w:lang w:val="en-US"/>
-              </w:rPr>
-            </w:pPr>
-            <w:r>
-              <w:rPr>
-                <w:rFonts w:cs="Times New Roman"/>
-                <w:sz w:val="24"/>
-                <w:lang w:val="en-US"/>
-              </w:rPr>
-              <w:t>D6B4</w:t>
+            <w:shd w:val="clear" w:color="auto" w:fill="A8D08D" w:themeFill="accent6" w:themeFillTint="99"/>
+          </w:tcPr>
+          <w:p>
+            <w:pPr>
+              <w:spacing w:line="276" w:lineRule="auto"/>
+              <w:ind w:firstLine="0"/>
+              <w:jc w:val="center"/>
+              <w:rPr>
+                <w:rFonts w:cs="Times New Roman"/>
+                <w:sz w:val="24"/>
+                <w:lang w:val="en-US"/>
+              </w:rPr>
+            </w:pPr>
+            <w:r>
+              <w:rPr>
+                <w:color w:val="1F1F1F"/>
+                <w:sz w:val="22"/>
+                <w:szCs w:val="22"/>
+              </w:rPr>
+              <w:t>0800</w:t>
             </w:r>
           </w:p>
         </w:tc>
         <w:tc>
           <w:tcPr>
             <w:tcW w:w="1984" w:type="dxa"/>
-            <w:shd w:val="clear" w:color="auto" w:fill="00B0F0"/>
+            <w:shd w:val="clear" w:color="auto" w:fill="A8D08D" w:themeFill="accent6" w:themeFillTint="99"/>
           </w:tcPr>
           <w:p>
             <w:pPr>
@@ -2926,18 +2897,18 @@
             </w:pPr>
             <w:r>
               <w:rPr>
-                <w:rFonts w:cs="Times New Roman"/>
-                <w:sz w:val="24"/>
-                <w:lang w:val="en-US"/>
-              </w:rPr>
-              <w:t>CALL 6B4</w:t>
+                <w:color w:val="1F1F1F"/>
+                <w:sz w:val="22"/>
+                <w:szCs w:val="22"/>
+              </w:rPr>
+              <w:t>POP</w:t>
             </w:r>
           </w:p>
         </w:tc>
         <w:tc>
           <w:tcPr>
             <w:tcW w:w="4814" w:type="dxa"/>
-            <w:shd w:val="clear" w:color="auto" w:fill="00B0F0"/>
+            <w:shd w:val="clear" w:color="auto" w:fill="A8D08D" w:themeFill="accent6" w:themeFillTint="99"/>
           </w:tcPr>
           <w:p>
             <w:pPr>
@@ -2947,14 +2918,16 @@
               <w:rPr>
                 <w:rFonts w:cs="Times New Roman"/>
                 <w:sz w:val="24"/>
-              </w:rPr>
-            </w:pPr>
-            <w:r>
-              <w:rPr>
-                <w:rFonts w:cs="Times New Roman"/>
-                <w:sz w:val="24"/>
-              </w:rPr>
-              <w:t>Обращение к подпрограмме</w:t>
+                <w:lang w:val="en-US"/>
+              </w:rPr>
+            </w:pPr>
+            <w:r>
+              <w:rPr>
+                <w:rFonts w:cs="Times New Roman"/>
+                <w:sz w:val="24"/>
+                <w:lang w:val="en-US"/>
+              </w:rPr>
+              <w:t>MEM(SP) -&gt; AC; SP + 1 -&gt; SP</w:t>
             </w:r>
           </w:p>
         </w:tc>
@@ -2966,7 +2939,7 @@
         <w:tc>
           <w:tcPr>
             <w:tcW w:w="851" w:type="dxa"/>
-            <w:shd w:val="clear" w:color="auto" w:fill="A8D08D" w:themeFill="accent6" w:themeFillTint="99"/>
+            <w:shd w:val="clear" w:color="auto" w:fill="auto"/>
           </w:tcPr>
           <w:p>
             <w:pPr>
@@ -2981,42 +2954,43 @@
             </w:pPr>
             <w:r>
               <w:rPr>
-                <w:rFonts w:cs="Times New Roman"/>
-                <w:sz w:val="24"/>
-                <w:lang w:val="en-US"/>
-              </w:rPr>
-              <w:t>0D5</w:t>
+                <w:color w:val="1F1F1F"/>
+                <w:sz w:val="22"/>
+                <w:szCs w:val="22"/>
+              </w:rPr>
+              <w:t>0E4</w:t>
             </w:r>
           </w:p>
         </w:tc>
         <w:tc>
           <w:tcPr>
             <w:tcW w:w="1696" w:type="dxa"/>
-            <w:shd w:val="clear" w:color="auto" w:fill="A8D08D" w:themeFill="accent6" w:themeFillTint="99"/>
-          </w:tcPr>
-          <w:p>
-            <w:pPr>
-              <w:spacing w:line="276" w:lineRule="auto"/>
-              <w:ind w:firstLine="0"/>
-              <w:jc w:val="center"/>
-              <w:rPr>
-                <w:rFonts w:cs="Times New Roman"/>
-                <w:sz w:val="24"/>
-              </w:rPr>
-            </w:pPr>
-            <w:r>
-              <w:rPr>
-                <w:rFonts w:cs="Times New Roman"/>
-                <w:sz w:val="24"/>
-              </w:rPr>
-              <w:t>0800</w:t>
+            <w:shd w:val="clear" w:color="auto" w:fill="auto"/>
+          </w:tcPr>
+          <w:p>
+            <w:pPr>
+              <w:spacing w:line="276" w:lineRule="auto"/>
+              <w:ind w:firstLine="0"/>
+              <w:jc w:val="center"/>
+              <w:rPr>
+                <w:rFonts w:cs="Times New Roman"/>
+                <w:sz w:val="24"/>
+              </w:rPr>
+            </w:pPr>
+            <w:r>
+              <w:rPr>
+                <w:color w:val="1F1F1F"/>
+                <w:sz w:val="22"/>
+                <w:szCs w:val="22"/>
+              </w:rPr>
+              <w:t>4E0D</w:t>
             </w:r>
           </w:p>
         </w:tc>
         <w:tc>
           <w:tcPr>
             <w:tcW w:w="1984" w:type="dxa"/>
-            <w:shd w:val="clear" w:color="auto" w:fill="A8D08D" w:themeFill="accent6" w:themeFillTint="99"/>
+            <w:shd w:val="clear" w:color="auto" w:fill="auto"/>
           </w:tcPr>
           <w:p>
             <w:pPr>
@@ -3031,37 +3005,37 @@
             </w:pPr>
             <w:r>
               <w:rPr>
-                <w:rFonts w:cs="Times New Roman"/>
-                <w:sz w:val="24"/>
-                <w:lang w:val="en-US"/>
-              </w:rPr>
-              <w:t>POP</w:t>
+                <w:color w:val="1F1F1F"/>
+                <w:sz w:val="22"/>
+                <w:szCs w:val="22"/>
+              </w:rPr>
+              <w:t>ADD IP + 13</w:t>
             </w:r>
           </w:p>
         </w:tc>
         <w:tc>
           <w:tcPr>
             <w:tcW w:w="4814" w:type="dxa"/>
-            <w:shd w:val="clear" w:color="auto" w:fill="A8D08D" w:themeFill="accent6" w:themeFillTint="99"/>
-          </w:tcPr>
-          <w:p>
-            <w:pPr>
-              <w:spacing w:line="276" w:lineRule="auto"/>
+            <w:shd w:val="clear" w:color="auto" w:fill="auto"/>
+          </w:tcPr>
+          <w:p>
+            <w:pPr>
+              <w:spacing w:line="240" w:lineRule="auto"/>
               <w:ind w:firstLine="0"/>
               <w:jc w:val="left"/>
               <w:rPr>
-                <w:rFonts w:cs="Times New Roman"/>
-                <w:sz w:val="24"/>
-                <w:lang w:val="en-US"/>
-              </w:rPr>
-            </w:pPr>
-            <w:r>
-              <w:rPr>
-                <w:rFonts w:cs="Times New Roman"/>
-                <w:sz w:val="24"/>
-                <w:lang w:val="en-US"/>
-              </w:rPr>
-              <w:t>MEM(SP) -&gt; AC; SP + 1 -&gt; SP</w:t>
+                <w:color w:val="1F1F1F"/>
+                <w:sz w:val="22"/>
+                <w:szCs w:val="22"/>
+              </w:rPr>
+            </w:pPr>
+            <w:r>
+              <w:rPr>
+                <w:color w:val="1F1F1F"/>
+                <w:sz w:val="22"/>
+                <w:szCs w:val="22"/>
+              </w:rPr>
+              <w:t>AC + 0F2 -&gt; AC</w:t>
             </w:r>
           </w:p>
         </w:tc>
@@ -3073,6 +3047,7 @@
         <w:tc>
           <w:tcPr>
             <w:tcW w:w="851" w:type="dxa"/>
+            <w:shd w:val="clear" w:color="auto" w:fill="auto"/>
           </w:tcPr>
           <w:p>
             <w:pPr>
@@ -3087,42 +3062,44 @@
             </w:pPr>
             <w:r>
               <w:rPr>
-                <w:rFonts w:cs="Times New Roman"/>
-                <w:sz w:val="24"/>
-                <w:lang w:val="en-US"/>
-              </w:rPr>
-              <w:t>0D6</w:t>
+                <w:color w:val="1F1F1F"/>
+                <w:sz w:val="22"/>
+                <w:szCs w:val="22"/>
+              </w:rPr>
+              <w:t>0E5</w:t>
             </w:r>
           </w:p>
         </w:tc>
         <w:tc>
           <w:tcPr>
             <w:tcW w:w="1696" w:type="dxa"/>
-          </w:tcPr>
-          <w:p>
-            <w:pPr>
-              <w:spacing w:line="276" w:lineRule="auto"/>
-              <w:ind w:firstLine="0"/>
-              <w:jc w:val="center"/>
-              <w:rPr>
-                <w:rFonts w:cs="Times New Roman"/>
-                <w:sz w:val="24"/>
-                <w:lang w:val="en-US"/>
-              </w:rPr>
-            </w:pPr>
-            <w:r>
-              <w:rPr>
-                <w:rFonts w:cs="Times New Roman"/>
-                <w:sz w:val="24"/>
-                <w:lang w:val="en-US"/>
-              </w:rPr>
-              <w:t>0740</w:t>
+            <w:shd w:val="clear" w:color="auto" w:fill="auto"/>
+          </w:tcPr>
+          <w:p>
+            <w:pPr>
+              <w:spacing w:line="276" w:lineRule="auto"/>
+              <w:ind w:firstLine="0"/>
+              <w:jc w:val="center"/>
+              <w:rPr>
+                <w:rFonts w:cs="Times New Roman"/>
+                <w:sz w:val="24"/>
+                <w:lang w:val="en-US"/>
+              </w:rPr>
+            </w:pPr>
+            <w:r>
+              <w:rPr>
+                <w:color w:val="1F1F1F"/>
+                <w:sz w:val="22"/>
+                <w:szCs w:val="22"/>
+              </w:rPr>
+              <w:t>EE0C</w:t>
             </w:r>
           </w:p>
         </w:tc>
         <w:tc>
           <w:tcPr>
             <w:tcW w:w="1984" w:type="dxa"/>
+            <w:shd w:val="clear" w:color="auto" w:fill="auto"/>
           </w:tcPr>
           <w:p>
             <w:pPr>
@@ -3137,36 +3114,37 @@
             </w:pPr>
             <w:r>
               <w:rPr>
-                <w:rFonts w:cs="Times New Roman"/>
-                <w:sz w:val="24"/>
-                <w:lang w:val="en-US"/>
-              </w:rPr>
-              <w:t>DEC</w:t>
+                <w:color w:val="1F1F1F"/>
+                <w:sz w:val="22"/>
+                <w:szCs w:val="22"/>
+              </w:rPr>
+              <w:t>ST IP + 12</w:t>
             </w:r>
           </w:p>
         </w:tc>
         <w:tc>
           <w:tcPr>
             <w:tcW w:w="4814" w:type="dxa"/>
-          </w:tcPr>
-          <w:p>
-            <w:pPr>
-              <w:spacing w:line="276" w:lineRule="auto"/>
+            <w:shd w:val="clear" w:color="auto" w:fill="auto"/>
+          </w:tcPr>
+          <w:p>
+            <w:pPr>
+              <w:spacing w:line="240" w:lineRule="auto"/>
               <w:ind w:firstLine="0"/>
               <w:jc w:val="left"/>
               <w:rPr>
-                <w:rFonts w:cs="Times New Roman"/>
-                <w:sz w:val="24"/>
-                <w:lang w:val="en-US"/>
-              </w:rPr>
-            </w:pPr>
-            <w:r>
-              <w:rPr>
-                <w:rFonts w:cs="Times New Roman"/>
-                <w:sz w:val="24"/>
-                <w:lang w:val="en-US"/>
-              </w:rPr>
-              <w:t>AC + ~0 -&gt; AC</w:t>
+                <w:color w:val="1F1F1F"/>
+                <w:sz w:val="22"/>
+                <w:szCs w:val="22"/>
+              </w:rPr>
+            </w:pPr>
+            <w:r>
+              <w:rPr>
+                <w:color w:val="1F1F1F"/>
+                <w:sz w:val="22"/>
+                <w:szCs w:val="22"/>
+              </w:rPr>
+              <w:t>AC -&gt; 0F2</w:t>
             </w:r>
           </w:p>
         </w:tc>
@@ -3178,6 +3156,7 @@
         <w:tc>
           <w:tcPr>
             <w:tcW w:w="851" w:type="dxa"/>
+            <w:shd w:val="clear" w:color="auto" w:fill="auto"/>
           </w:tcPr>
           <w:p>
             <w:pPr>
@@ -3192,42 +3171,44 @@
             </w:pPr>
             <w:r>
               <w:rPr>
-                <w:rFonts w:cs="Times New Roman"/>
-                <w:sz w:val="24"/>
-                <w:lang w:val="en-US"/>
-              </w:rPr>
-              <w:t>0D7</w:t>
+                <w:color w:val="1F1F1F"/>
+                <w:sz w:val="22"/>
+                <w:szCs w:val="22"/>
+              </w:rPr>
+              <w:t>0E6</w:t>
             </w:r>
           </w:p>
         </w:tc>
         <w:tc>
           <w:tcPr>
             <w:tcW w:w="1696" w:type="dxa"/>
-          </w:tcPr>
-          <w:p>
-            <w:pPr>
-              <w:spacing w:line="276" w:lineRule="auto"/>
-              <w:ind w:firstLine="0"/>
-              <w:jc w:val="center"/>
-              <w:rPr>
-                <w:rFonts w:cs="Times New Roman"/>
-                <w:sz w:val="24"/>
-                <w:lang w:val="en-US"/>
-              </w:rPr>
-            </w:pPr>
-            <w:r>
-              <w:rPr>
-                <w:rFonts w:cs="Times New Roman"/>
-                <w:sz w:val="24"/>
-                <w:lang w:val="en-US"/>
-              </w:rPr>
-              <w:t>4E0B</w:t>
+            <w:shd w:val="clear" w:color="auto" w:fill="auto"/>
+          </w:tcPr>
+          <w:p>
+            <w:pPr>
+              <w:spacing w:line="276" w:lineRule="auto"/>
+              <w:ind w:firstLine="0"/>
+              <w:jc w:val="center"/>
+              <w:rPr>
+                <w:rFonts w:cs="Times New Roman"/>
+                <w:sz w:val="24"/>
+                <w:lang w:val="en-US"/>
+              </w:rPr>
+            </w:pPr>
+            <w:r>
+              <w:rPr>
+                <w:color w:val="1F1F1F"/>
+                <w:sz w:val="22"/>
+                <w:szCs w:val="22"/>
+              </w:rPr>
+              <w:t>AE0A</w:t>
             </w:r>
           </w:p>
         </w:tc>
         <w:tc>
           <w:tcPr>
             <w:tcW w:w="1984" w:type="dxa"/>
+            <w:shd w:val="clear" w:color="auto" w:fill="auto"/>
           </w:tcPr>
           <w:p>
             <w:pPr>
@@ -3242,36 +3223,37 @@
             </w:pPr>
             <w:r>
               <w:rPr>
-                <w:rFonts w:cs="Times New Roman"/>
-                <w:sz w:val="24"/>
-                <w:lang w:val="en-US"/>
-              </w:rPr>
-              <w:t>ADD IP+11</w:t>
+                <w:color w:val="000000"/>
+                <w:sz w:val="22"/>
+                <w:szCs w:val="22"/>
+              </w:rPr>
+              <w:t>LD IP + 10</w:t>
             </w:r>
           </w:p>
         </w:tc>
         <w:tc>
           <w:tcPr>
             <w:tcW w:w="4814" w:type="dxa"/>
-          </w:tcPr>
-          <w:p>
-            <w:pPr>
-              <w:spacing w:line="276" w:lineRule="auto"/>
+            <w:shd w:val="clear" w:color="auto" w:fill="auto"/>
+          </w:tcPr>
+          <w:p>
+            <w:pPr>
+              <w:spacing w:line="240" w:lineRule="auto"/>
               <w:ind w:firstLine="0"/>
               <w:jc w:val="left"/>
               <w:rPr>
-                <w:rFonts w:cs="Times New Roman"/>
-                <w:sz w:val="24"/>
-                <w:lang w:val="en-US"/>
-              </w:rPr>
-            </w:pPr>
-            <w:r>
-              <w:rPr>
-                <w:rFonts w:cs="Times New Roman"/>
-                <w:sz w:val="24"/>
-                <w:lang w:val="en-US"/>
-              </w:rPr>
-              <w:t>AC + 0E3 -&gt; AC</w:t>
+                <w:color w:val="000000"/>
+                <w:sz w:val="22"/>
+                <w:szCs w:val="22"/>
+              </w:rPr>
+            </w:pPr>
+            <w:r>
+              <w:rPr>
+                <w:color w:val="000000"/>
+                <w:sz w:val="22"/>
+                <w:szCs w:val="22"/>
+              </w:rPr>
+              <w:t>OF1 -&gt; AC</w:t>
             </w:r>
           </w:p>
         </w:tc>
@@ -3283,6 +3265,7 @@
         <w:tc>
           <w:tcPr>
             <w:tcW w:w="851" w:type="dxa"/>
+            <w:shd w:val="clear" w:color="auto" w:fill="auto"/>
           </w:tcPr>
           <w:p>
             <w:pPr>
@@ -3297,42 +3280,44 @@
             </w:pPr>
             <w:r>
               <w:rPr>
-                <w:rFonts w:cs="Times New Roman"/>
-                <w:sz w:val="24"/>
-                <w:lang w:val="en-US"/>
-              </w:rPr>
-              <w:t>0D8</w:t>
+                <w:color w:val="1F1F1F"/>
+                <w:sz w:val="22"/>
+                <w:szCs w:val="22"/>
+              </w:rPr>
+              <w:t>0E7</w:t>
             </w:r>
           </w:p>
         </w:tc>
         <w:tc>
           <w:tcPr>
             <w:tcW w:w="1696" w:type="dxa"/>
-          </w:tcPr>
-          <w:p>
-            <w:pPr>
-              <w:spacing w:line="276" w:lineRule="auto"/>
-              <w:ind w:firstLine="0"/>
-              <w:jc w:val="center"/>
-              <w:rPr>
-                <w:rFonts w:cs="Times New Roman"/>
-                <w:sz w:val="24"/>
-                <w:lang w:val="en-US"/>
-              </w:rPr>
-            </w:pPr>
-            <w:r>
-              <w:rPr>
-                <w:rFonts w:cs="Times New Roman"/>
-                <w:sz w:val="24"/>
-                <w:lang w:val="en-US"/>
-              </w:rPr>
-              <w:t>EE0A</w:t>
+            <w:shd w:val="clear" w:color="auto" w:fill="auto"/>
+          </w:tcPr>
+          <w:p>
+            <w:pPr>
+              <w:spacing w:line="276" w:lineRule="auto"/>
+              <w:ind w:firstLine="0"/>
+              <w:jc w:val="center"/>
+              <w:rPr>
+                <w:rFonts w:cs="Times New Roman"/>
+                <w:sz w:val="24"/>
+                <w:lang w:val="en-US"/>
+              </w:rPr>
+            </w:pPr>
+            <w:r>
+              <w:rPr>
+                <w:color w:val="1F1F1F"/>
+                <w:sz w:val="22"/>
+                <w:szCs w:val="22"/>
+              </w:rPr>
+              <w:t>0700</w:t>
             </w:r>
           </w:p>
         </w:tc>
         <w:tc>
           <w:tcPr>
             <w:tcW w:w="1984" w:type="dxa"/>
+            <w:shd w:val="clear" w:color="auto" w:fill="auto"/>
           </w:tcPr>
           <w:p>
             <w:pPr>
@@ -3347,36 +3332,37 @@
             </w:pPr>
             <w:r>
               <w:rPr>
-                <w:rFonts w:cs="Times New Roman"/>
-                <w:sz w:val="24"/>
-                <w:lang w:val="en-US"/>
-              </w:rPr>
-              <w:t>ST IP+10</w:t>
+                <w:color w:val="000000"/>
+                <w:sz w:val="22"/>
+                <w:szCs w:val="22"/>
+              </w:rPr>
+              <w:t>INC</w:t>
             </w:r>
           </w:p>
         </w:tc>
         <w:tc>
           <w:tcPr>
             <w:tcW w:w="4814" w:type="dxa"/>
-          </w:tcPr>
-          <w:p>
-            <w:pPr>
-              <w:spacing w:line="276" w:lineRule="auto"/>
+            <w:shd w:val="clear" w:color="auto" w:fill="auto"/>
+          </w:tcPr>
+          <w:p>
+            <w:pPr>
+              <w:spacing w:line="240" w:lineRule="auto"/>
               <w:ind w:firstLine="0"/>
               <w:jc w:val="left"/>
               <w:rPr>
-                <w:rFonts w:cs="Times New Roman"/>
-                <w:sz w:val="24"/>
-                <w:lang w:val="en-US"/>
-              </w:rPr>
-            </w:pPr>
-            <w:r>
-              <w:rPr>
-                <w:rFonts w:cs="Times New Roman"/>
-                <w:sz w:val="24"/>
-                <w:lang w:val="en-US"/>
-              </w:rPr>
-              <w:t>AC -&gt; 0E3</w:t>
+                <w:color w:val="000000"/>
+                <w:sz w:val="22"/>
+                <w:szCs w:val="22"/>
+              </w:rPr>
+            </w:pPr>
+            <w:r>
+              <w:rPr>
+                <w:color w:val="000000"/>
+                <w:sz w:val="22"/>
+                <w:szCs w:val="22"/>
+              </w:rPr>
+              <w:t>AC + 1 -&gt; AC</w:t>
             </w:r>
           </w:p>
         </w:tc>
@@ -3388,6 +3374,7 @@
         <w:tc>
           <w:tcPr>
             <w:tcW w:w="851" w:type="dxa"/>
+            <w:shd w:val="clear" w:color="auto" w:fill="auto"/>
           </w:tcPr>
           <w:p>
             <w:pPr>
@@ -3402,42 +3389,44 @@
             </w:pPr>
             <w:r>
               <w:rPr>
-                <w:rFonts w:cs="Times New Roman"/>
-                <w:sz w:val="24"/>
-                <w:lang w:val="en-US"/>
-              </w:rPr>
-              <w:t>0D9</w:t>
+                <w:color w:val="1F1F1F"/>
+                <w:sz w:val="22"/>
+                <w:szCs w:val="22"/>
+              </w:rPr>
+              <w:t>0E8</w:t>
             </w:r>
           </w:p>
         </w:tc>
         <w:tc>
           <w:tcPr>
             <w:tcW w:w="1696" w:type="dxa"/>
-          </w:tcPr>
-          <w:p>
-            <w:pPr>
-              <w:spacing w:line="276" w:lineRule="auto"/>
-              <w:ind w:firstLine="0"/>
-              <w:jc w:val="center"/>
-              <w:rPr>
-                <w:rFonts w:cs="Times New Roman"/>
-                <w:sz w:val="24"/>
-                <w:lang w:val="en-US"/>
-              </w:rPr>
-            </w:pPr>
-            <w:r>
-              <w:rPr>
-                <w:rFonts w:cs="Times New Roman"/>
-                <w:sz w:val="24"/>
-                <w:lang w:val="en-US"/>
-              </w:rPr>
-              <w:t>AE08</w:t>
+            <w:shd w:val="clear" w:color="auto" w:fill="auto"/>
+          </w:tcPr>
+          <w:p>
+            <w:pPr>
+              <w:spacing w:line="276" w:lineRule="auto"/>
+              <w:ind w:firstLine="0"/>
+              <w:jc w:val="center"/>
+              <w:rPr>
+                <w:rFonts w:cs="Times New Roman"/>
+                <w:sz w:val="24"/>
+                <w:lang w:val="en-US"/>
+              </w:rPr>
+            </w:pPr>
+            <w:r>
+              <w:rPr>
+                <w:color w:val="1F1F1F"/>
+                <w:sz w:val="22"/>
+                <w:szCs w:val="22"/>
+              </w:rPr>
+              <w:t>0C00</w:t>
             </w:r>
           </w:p>
         </w:tc>
         <w:tc>
           <w:tcPr>
             <w:tcW w:w="1984" w:type="dxa"/>
+            <w:shd w:val="clear" w:color="auto" w:fill="auto"/>
           </w:tcPr>
           <w:p>
             <w:pPr>
@@ -3452,17 +3441,18 @@
             </w:pPr>
             <w:r>
               <w:rPr>
-                <w:rFonts w:cs="Times New Roman"/>
-                <w:sz w:val="24"/>
-                <w:lang w:val="en-US"/>
-              </w:rPr>
-              <w:t>LD IP+8</w:t>
+                <w:color w:val="000000"/>
+                <w:sz w:val="22"/>
+                <w:szCs w:val="22"/>
+              </w:rPr>
+              <w:t>PUSH</w:t>
             </w:r>
           </w:p>
         </w:tc>
         <w:tc>
           <w:tcPr>
             <w:tcW w:w="4814" w:type="dxa"/>
+            <w:shd w:val="clear" w:color="auto" w:fill="auto"/>
           </w:tcPr>
           <w:p>
             <w:pPr>
@@ -3481,7 +3471,7 @@
                 <w:sz w:val="24"/>
                 <w:lang w:val="en-US"/>
               </w:rPr>
-              <w:t>0E2 -&gt; AC</w:t>
+              <w:t>SP – 1 -&gt; SP; AC -&gt; MEM(SP)</w:t>
             </w:r>
           </w:p>
         </w:tc>
@@ -3493,6 +3483,7 @@
         <w:tc>
           <w:tcPr>
             <w:tcW w:w="851" w:type="dxa"/>
+            <w:shd w:val="clear" w:color="auto" w:fill="00B0F0"/>
           </w:tcPr>
           <w:p>
             <w:pPr>
@@ -3507,42 +3498,44 @@
             </w:pPr>
             <w:r>
               <w:rPr>
-                <w:rFonts w:cs="Times New Roman"/>
-                <w:sz w:val="24"/>
-                <w:lang w:val="en-US"/>
-              </w:rPr>
-              <w:t>0DA</w:t>
+                <w:color w:val="1F1F1F"/>
+                <w:sz w:val="22"/>
+                <w:szCs w:val="22"/>
+              </w:rPr>
+              <w:t>0E9</w:t>
             </w:r>
           </w:p>
         </w:tc>
         <w:tc>
           <w:tcPr>
             <w:tcW w:w="1696" w:type="dxa"/>
-          </w:tcPr>
-          <w:p>
-            <w:pPr>
-              <w:spacing w:line="276" w:lineRule="auto"/>
-              <w:ind w:firstLine="0"/>
-              <w:jc w:val="center"/>
-              <w:rPr>
-                <w:rFonts w:cs="Times New Roman"/>
-                <w:sz w:val="24"/>
-                <w:lang w:val="en-US"/>
-              </w:rPr>
-            </w:pPr>
-            <w:r>
-              <w:rPr>
-                <w:rFonts w:cs="Times New Roman"/>
-                <w:sz w:val="24"/>
-                <w:lang w:val="en-US"/>
-              </w:rPr>
-              <w:t>0C00</w:t>
+            <w:shd w:val="clear" w:color="auto" w:fill="00B0F0"/>
+          </w:tcPr>
+          <w:p>
+            <w:pPr>
+              <w:spacing w:line="276" w:lineRule="auto"/>
+              <w:ind w:firstLine="0"/>
+              <w:jc w:val="center"/>
+              <w:rPr>
+                <w:rFonts w:cs="Times New Roman"/>
+                <w:sz w:val="24"/>
+                <w:lang w:val="en-US"/>
+              </w:rPr>
+            </w:pPr>
+            <w:r>
+              <w:rPr>
+                <w:color w:val="1F1F1F"/>
+                <w:sz w:val="22"/>
+                <w:szCs w:val="22"/>
+              </w:rPr>
+              <w:t>D6CC</w:t>
             </w:r>
           </w:p>
         </w:tc>
         <w:tc>
           <w:tcPr>
             <w:tcW w:w="1984" w:type="dxa"/>
+            <w:shd w:val="clear" w:color="auto" w:fill="00B0F0"/>
           </w:tcPr>
           <w:p>
             <w:pPr>
@@ -3557,17 +3550,18 @@
             </w:pPr>
             <w:r>
               <w:rPr>
-                <w:rFonts w:cs="Times New Roman"/>
-                <w:sz w:val="24"/>
-                <w:lang w:val="en-US"/>
-              </w:rPr>
-              <w:t>PUSH</w:t>
+                <w:color w:val="000000"/>
+                <w:sz w:val="22"/>
+                <w:szCs w:val="22"/>
+              </w:rPr>
+              <w:t>CALL 6CC</w:t>
             </w:r>
           </w:p>
         </w:tc>
         <w:tc>
           <w:tcPr>
             <w:tcW w:w="4814" w:type="dxa"/>
+            <w:shd w:val="clear" w:color="auto" w:fill="00B0F0"/>
           </w:tcPr>
           <w:p>
             <w:pPr>
@@ -3584,9 +3578,8 @@
               <w:rPr>
                 <w:rFonts w:cs="Times New Roman"/>
                 <w:sz w:val="24"/>
-                <w:lang w:val="en-US"/>
-              </w:rPr>
-              <w:t>SP - 1 -&gt; SP; AC -&gt; MEM(SP)</w:t>
+              </w:rPr>
+              <w:t>Обращение к подпрограмме</w:t>
             </w:r>
           </w:p>
         </w:tc>
@@ -3598,7 +3591,7 @@
         <w:tc>
           <w:tcPr>
             <w:tcW w:w="851" w:type="dxa"/>
-            <w:shd w:val="clear" w:color="auto" w:fill="00B0F0"/>
+            <w:shd w:val="clear" w:color="auto" w:fill="A8D08D" w:themeFill="accent6" w:themeFillTint="99"/>
           </w:tcPr>
           <w:p>
             <w:pPr>
@@ -3613,44 +3606,44 @@
             </w:pPr>
             <w:r>
               <w:rPr>
-                <w:rFonts w:cs="Times New Roman"/>
-                <w:sz w:val="24"/>
-                <w:lang w:val="en-US"/>
-              </w:rPr>
-              <w:t>0DB</w:t>
+                <w:color w:val="1F1F1F"/>
+                <w:sz w:val="22"/>
+                <w:szCs w:val="22"/>
+              </w:rPr>
+              <w:t>0EA</w:t>
             </w:r>
           </w:p>
         </w:tc>
         <w:tc>
           <w:tcPr>
             <w:tcW w:w="1696" w:type="dxa"/>
-            <w:shd w:val="clear" w:color="auto" w:fill="00B0F0"/>
-          </w:tcPr>
-          <w:p>
-            <w:pPr>
-              <w:spacing w:line="276" w:lineRule="auto"/>
-              <w:ind w:firstLine="0"/>
-              <w:jc w:val="center"/>
-              <w:rPr>
-                <w:rFonts w:cs="Times New Roman"/>
-                <w:sz w:val="24"/>
-                <w:lang w:val="en-US"/>
-              </w:rPr>
-            </w:pPr>
-            <w:r>
-              <w:rPr>
-                <w:rFonts w:cs="Times New Roman"/>
-                <w:sz w:val="24"/>
-                <w:lang w:val="en-US"/>
-              </w:rPr>
-              <w:t>D6B4</w:t>
+            <w:shd w:val="clear" w:color="auto" w:fill="A8D08D" w:themeFill="accent6" w:themeFillTint="99"/>
+          </w:tcPr>
+          <w:p>
+            <w:pPr>
+              <w:spacing w:line="276" w:lineRule="auto"/>
+              <w:ind w:firstLine="0"/>
+              <w:jc w:val="center"/>
+              <w:rPr>
+                <w:rFonts w:cs="Times New Roman"/>
+                <w:sz w:val="24"/>
+                <w:lang w:val="en-US"/>
+              </w:rPr>
+            </w:pPr>
+            <w:r>
+              <w:rPr>
+                <w:color w:val="1F1F1F"/>
+                <w:sz w:val="22"/>
+                <w:szCs w:val="22"/>
+              </w:rPr>
+              <w:t>0800</w:t>
             </w:r>
           </w:p>
         </w:tc>
         <w:tc>
           <w:tcPr>
             <w:tcW w:w="1984" w:type="dxa"/>
-            <w:shd w:val="clear" w:color="auto" w:fill="00B0F0"/>
+            <w:shd w:val="clear" w:color="auto" w:fill="A8D08D" w:themeFill="accent6" w:themeFillTint="99"/>
           </w:tcPr>
           <w:p>
             <w:pPr>
@@ -3665,18 +3658,18 @@
             </w:pPr>
             <w:r>
               <w:rPr>
-                <w:rFonts w:cs="Times New Roman"/>
-                <w:sz w:val="24"/>
-                <w:lang w:val="en-US"/>
-              </w:rPr>
-              <w:t>CALL 6B4</w:t>
+                <w:color w:val="000000"/>
+                <w:sz w:val="22"/>
+                <w:szCs w:val="22"/>
+              </w:rPr>
+              <w:t>POP</w:t>
             </w:r>
           </w:p>
         </w:tc>
         <w:tc>
           <w:tcPr>
             <w:tcW w:w="4814" w:type="dxa"/>
-            <w:shd w:val="clear" w:color="auto" w:fill="00B0F0"/>
+            <w:shd w:val="clear" w:color="auto" w:fill="A8D08D" w:themeFill="accent6" w:themeFillTint="99"/>
           </w:tcPr>
           <w:p>
             <w:pPr>
@@ -3686,14 +3679,16 @@
               <w:rPr>
                 <w:rFonts w:cs="Times New Roman"/>
                 <w:sz w:val="24"/>
-              </w:rPr>
-            </w:pPr>
-            <w:r>
-              <w:rPr>
-                <w:rFonts w:cs="Times New Roman"/>
-                <w:sz w:val="24"/>
-              </w:rPr>
-              <w:t>Обращение к подпрограмме</w:t>
+                <w:lang w:val="en-US"/>
+              </w:rPr>
+            </w:pPr>
+            <w:r>
+              <w:rPr>
+                <w:rFonts w:cs="Times New Roman"/>
+                <w:sz w:val="24"/>
+                <w:lang w:val="en-US"/>
+              </w:rPr>
+              <w:t>MEM(SP) -&gt; AC; SP + 1 -&gt; SP</w:t>
             </w:r>
           </w:p>
         </w:tc>
@@ -3705,7 +3700,7 @@
         <w:tc>
           <w:tcPr>
             <w:tcW w:w="851" w:type="dxa"/>
-            <w:shd w:val="clear" w:color="auto" w:fill="A8D08D" w:themeFill="accent6" w:themeFillTint="99"/>
+            <w:shd w:val="clear" w:color="auto" w:fill="auto"/>
           </w:tcPr>
           <w:p>
             <w:pPr>
@@ -3720,43 +3715,44 @@
             </w:pPr>
             <w:r>
               <w:rPr>
-                <w:rFonts w:cs="Times New Roman"/>
-                <w:sz w:val="24"/>
-                <w:lang w:val="en-US"/>
-              </w:rPr>
-              <w:t>0DC</w:t>
+                <w:color w:val="1F1F1F"/>
+                <w:sz w:val="22"/>
+                <w:szCs w:val="22"/>
+              </w:rPr>
+              <w:t>0EB</w:t>
             </w:r>
           </w:p>
         </w:tc>
         <w:tc>
           <w:tcPr>
             <w:tcW w:w="1696" w:type="dxa"/>
-            <w:shd w:val="clear" w:color="auto" w:fill="A8D08D" w:themeFill="accent6" w:themeFillTint="99"/>
-          </w:tcPr>
-          <w:p>
-            <w:pPr>
-              <w:spacing w:line="276" w:lineRule="auto"/>
-              <w:ind w:firstLine="0"/>
-              <w:jc w:val="center"/>
-              <w:rPr>
-                <w:rFonts w:cs="Times New Roman"/>
-                <w:sz w:val="24"/>
-                <w:lang w:val="en-US"/>
-              </w:rPr>
-            </w:pPr>
-            <w:r>
-              <w:rPr>
-                <w:rFonts w:cs="Times New Roman"/>
-                <w:sz w:val="24"/>
-              </w:rPr>
-              <w:t>0800</w:t>
+            <w:shd w:val="clear" w:color="auto" w:fill="auto"/>
+          </w:tcPr>
+          <w:p>
+            <w:pPr>
+              <w:spacing w:line="276" w:lineRule="auto"/>
+              <w:ind w:firstLine="0"/>
+              <w:jc w:val="center"/>
+              <w:rPr>
+                <w:rFonts w:cs="Times New Roman"/>
+                <w:sz w:val="24"/>
+                <w:lang w:val="en-US"/>
+              </w:rPr>
+            </w:pPr>
+            <w:r>
+              <w:rPr>
+                <w:color w:val="1F1F1F"/>
+                <w:sz w:val="22"/>
+                <w:szCs w:val="22"/>
+              </w:rPr>
+              <w:t>0740</w:t>
             </w:r>
           </w:p>
         </w:tc>
         <w:tc>
           <w:tcPr>
             <w:tcW w:w="1984" w:type="dxa"/>
-            <w:shd w:val="clear" w:color="auto" w:fill="A8D08D" w:themeFill="accent6" w:themeFillTint="99"/>
+            <w:shd w:val="clear" w:color="auto" w:fill="auto"/>
           </w:tcPr>
           <w:p>
             <w:pPr>
@@ -3771,18 +3767,18 @@
             </w:pPr>
             <w:r>
               <w:rPr>
-                <w:rFonts w:cs="Times New Roman"/>
-                <w:sz w:val="24"/>
-                <w:lang w:val="en-US"/>
-              </w:rPr>
-              <w:t>POP</w:t>
+                <w:color w:val="000000"/>
+                <w:sz w:val="22"/>
+                <w:szCs w:val="22"/>
+              </w:rPr>
+              <w:t>DEC</w:t>
             </w:r>
           </w:p>
         </w:tc>
         <w:tc>
           <w:tcPr>
             <w:tcW w:w="4814" w:type="dxa"/>
-            <w:shd w:val="clear" w:color="auto" w:fill="A8D08D" w:themeFill="accent6" w:themeFillTint="99"/>
+            <w:shd w:val="clear" w:color="auto" w:fill="auto"/>
           </w:tcPr>
           <w:p>
             <w:pPr>
@@ -3801,7 +3797,7 @@
                 <w:sz w:val="24"/>
                 <w:lang w:val="en-US"/>
               </w:rPr>
-              <w:t>MEM(SP) -&gt; AC; SP + 1 -&gt; SP</w:t>
+              <w:t>AC + ~0 -&gt; AC</w:t>
             </w:r>
           </w:p>
         </w:tc>
@@ -3813,6 +3809,7 @@
         <w:tc>
           <w:tcPr>
             <w:tcW w:w="851" w:type="dxa"/>
+            <w:shd w:val="clear" w:color="auto" w:fill="auto"/>
           </w:tcPr>
           <w:p>
             <w:pPr>
@@ -3827,42 +3824,44 @@
             </w:pPr>
             <w:r>
               <w:rPr>
-                <w:rFonts w:cs="Times New Roman"/>
-                <w:sz w:val="24"/>
-                <w:lang w:val="en-US"/>
-              </w:rPr>
-              <w:t>0DD</w:t>
+                <w:color w:val="1F1F1F"/>
+                <w:sz w:val="22"/>
+                <w:szCs w:val="22"/>
+              </w:rPr>
+              <w:t>0EC</w:t>
             </w:r>
           </w:p>
         </w:tc>
         <w:tc>
           <w:tcPr>
             <w:tcW w:w="1696" w:type="dxa"/>
-          </w:tcPr>
-          <w:p>
-            <w:pPr>
-              <w:spacing w:line="276" w:lineRule="auto"/>
-              <w:ind w:firstLine="0"/>
-              <w:jc w:val="center"/>
-              <w:rPr>
-                <w:rFonts w:cs="Times New Roman"/>
-                <w:sz w:val="24"/>
-                <w:lang w:val="en-US"/>
-              </w:rPr>
-            </w:pPr>
-            <w:r>
-              <w:rPr>
-                <w:rFonts w:cs="Times New Roman"/>
-                <w:sz w:val="24"/>
-                <w:lang w:val="en-US"/>
-              </w:rPr>
-              <w:t>4E05</w:t>
+            <w:shd w:val="clear" w:color="auto" w:fill="auto"/>
+          </w:tcPr>
+          <w:p>
+            <w:pPr>
+              <w:spacing w:line="276" w:lineRule="auto"/>
+              <w:ind w:firstLine="0"/>
+              <w:jc w:val="center"/>
+              <w:rPr>
+                <w:rFonts w:cs="Times New Roman"/>
+                <w:sz w:val="24"/>
+                <w:lang w:val="en-US"/>
+              </w:rPr>
+            </w:pPr>
+            <w:r>
+              <w:rPr>
+                <w:color w:val="1F1F1F"/>
+                <w:sz w:val="22"/>
+                <w:szCs w:val="22"/>
+              </w:rPr>
+              <w:t>6E05</w:t>
             </w:r>
           </w:p>
         </w:tc>
         <w:tc>
           <w:tcPr>
             <w:tcW w:w="1984" w:type="dxa"/>
+            <w:shd w:val="clear" w:color="auto" w:fill="auto"/>
           </w:tcPr>
           <w:p>
             <w:pPr>
@@ -3877,17 +3876,18 @@
             </w:pPr>
             <w:r>
               <w:rPr>
-                <w:rFonts w:cs="Times New Roman"/>
-                <w:sz w:val="24"/>
-                <w:lang w:val="en-US"/>
-              </w:rPr>
-              <w:t>ADD IP+5</w:t>
+                <w:color w:val="000000"/>
+                <w:sz w:val="22"/>
+                <w:szCs w:val="22"/>
+              </w:rPr>
+              <w:t>SUB IP + 5</w:t>
             </w:r>
           </w:p>
         </w:tc>
         <w:tc>
           <w:tcPr>
             <w:tcW w:w="4814" w:type="dxa"/>
+            <w:shd w:val="clear" w:color="auto" w:fill="auto"/>
           </w:tcPr>
           <w:p>
             <w:pPr>
@@ -3906,7 +3906,7 @@
                 <w:sz w:val="24"/>
                 <w:lang w:val="en-US"/>
               </w:rPr>
-              <w:t xml:space="preserve">AC + 0E3 -&gt; AC </w:t>
+              <w:t>AC + ~0F2 -&gt; AC</w:t>
             </w:r>
           </w:p>
         </w:tc>
@@ -3932,11 +3932,11 @@
             </w:pPr>
             <w:r>
               <w:rPr>
-                <w:rFonts w:cs="Times New Roman"/>
-                <w:sz w:val="24"/>
-                <w:lang w:val="en-US"/>
-              </w:rPr>
-              <w:t>0DE</w:t>
+                <w:color w:val="1F1F1F"/>
+                <w:sz w:val="22"/>
+                <w:szCs w:val="22"/>
+              </w:rPr>
+              <w:t>0ED</w:t>
             </w:r>
           </w:p>
         </w:tc>
@@ -3957,9 +3957,9 @@
             </w:pPr>
             <w:r>
               <w:rPr>
-                <w:rFonts w:cs="Times New Roman"/>
-                <w:sz w:val="24"/>
-                <w:lang w:val="en-US"/>
+                <w:color w:val="1F1F1F"/>
+                <w:sz w:val="22"/>
+                <w:szCs w:val="22"/>
               </w:rPr>
               <w:t>EE04</w:t>
             </w:r>
@@ -3982,11 +3982,11 @@
             </w:pPr>
             <w:r>
               <w:rPr>
-                <w:rFonts w:cs="Times New Roman"/>
-                <w:sz w:val="24"/>
-                <w:lang w:val="en-US"/>
-              </w:rPr>
-              <w:t>ST IP+4</w:t>
+                <w:color w:val="000000"/>
+                <w:sz w:val="22"/>
+                <w:szCs w:val="22"/>
+              </w:rPr>
+              <w:t>ST IP + 4</w:t>
             </w:r>
           </w:p>
         </w:tc>
@@ -4011,7 +4011,7 @@
                 <w:sz w:val="24"/>
                 <w:lang w:val="en-US"/>
               </w:rPr>
-              <w:t>AC -&gt; 0E3</w:t>
+              <w:t>AC -&gt; 0F2</w:t>
             </w:r>
           </w:p>
         </w:tc>
@@ -4023,7 +4023,7 @@
         <w:tc>
           <w:tcPr>
             <w:tcW w:w="851" w:type="dxa"/>
-            <w:shd w:val="clear" w:color="auto" w:fill="C00000"/>
+            <w:shd w:val="clear" w:color="auto" w:fill="FF3737"/>
           </w:tcPr>
           <w:p>
             <w:pPr>
@@ -4038,35 +4038,35 @@
             </w:pPr>
             <w:r>
               <w:rPr>
-                <w:rFonts w:cs="Times New Roman"/>
-                <w:sz w:val="24"/>
-                <w:lang w:val="en-US"/>
-              </w:rPr>
-              <w:t>0DF</w:t>
+                <w:color w:val="1F1F1F"/>
+                <w:sz w:val="22"/>
+                <w:szCs w:val="22"/>
+              </w:rPr>
+              <w:t>0EE</w:t>
             </w:r>
           </w:p>
         </w:tc>
         <w:tc>
           <w:tcPr>
             <w:tcW w:w="1696" w:type="dxa"/>
-            <w:shd w:val="clear" w:color="auto" w:fill="C00000"/>
-          </w:tcPr>
-          <w:p>
-            <w:pPr>
-              <w:spacing w:line="276" w:lineRule="auto"/>
-              <w:ind w:firstLine="0"/>
-              <w:jc w:val="center"/>
-              <w:rPr>
-                <w:rFonts w:cs="Times New Roman"/>
-                <w:sz w:val="24"/>
-                <w:lang w:val="en-US"/>
-              </w:rPr>
-            </w:pPr>
-            <w:r>
-              <w:rPr>
-                <w:rFonts w:cs="Times New Roman"/>
-                <w:sz w:val="24"/>
-                <w:lang w:val="en-US"/>
+            <w:shd w:val="clear" w:color="auto" w:fill="FF3737"/>
+          </w:tcPr>
+          <w:p>
+            <w:pPr>
+              <w:spacing w:line="276" w:lineRule="auto"/>
+              <w:ind w:firstLine="0"/>
+              <w:jc w:val="center"/>
+              <w:rPr>
+                <w:rFonts w:cs="Times New Roman"/>
+                <w:sz w:val="24"/>
+                <w:lang w:val="en-US"/>
+              </w:rPr>
+            </w:pPr>
+            <w:r>
+              <w:rPr>
+                <w:color w:val="1F1F1F"/>
+                <w:sz w:val="22"/>
+                <w:szCs w:val="22"/>
               </w:rPr>
               <w:t>0100</w:t>
             </w:r>
@@ -4075,7 +4075,7 @@
         <w:tc>
           <w:tcPr>
             <w:tcW w:w="1984" w:type="dxa"/>
-            <w:shd w:val="clear" w:color="auto" w:fill="C00000"/>
+            <w:shd w:val="clear" w:color="auto" w:fill="FF3737"/>
           </w:tcPr>
           <w:p>
             <w:pPr>
@@ -4090,9 +4090,9 @@
             </w:pPr>
             <w:r>
               <w:rPr>
-                <w:rFonts w:cs="Times New Roman"/>
-                <w:sz w:val="24"/>
-                <w:lang w:val="en-US"/>
+                <w:color w:val="000000"/>
+                <w:sz w:val="22"/>
+                <w:szCs w:val="22"/>
               </w:rPr>
               <w:t>HLT</w:t>
             </w:r>
@@ -4101,7 +4101,7 @@
         <w:tc>
           <w:tcPr>
             <w:tcW w:w="4814" w:type="dxa"/>
-            <w:shd w:val="clear" w:color="auto" w:fill="C00000"/>
+            <w:shd w:val="clear" w:color="auto" w:fill="FF3737"/>
           </w:tcPr>
           <w:p>
             <w:pPr>
@@ -4223,18 +4223,11 @@
             </w:pPr>
             <w:r>
               <w:rPr>
-                <w:rFonts w:cs="Times New Roman"/>
-                <w:sz w:val="24"/>
-              </w:rPr>
-              <w:t>6</w:t>
-            </w:r>
-            <w:r>
-              <w:rPr>
-                <w:rFonts w:cs="Times New Roman"/>
-                <w:sz w:val="24"/>
-                <w:lang w:val="en-US"/>
-              </w:rPr>
-              <w:t>B4</w:t>
+                <w:color w:val="000000"/>
+                <w:sz w:val="22"/>
+                <w:szCs w:val="22"/>
+              </w:rPr>
+              <w:t>6CC</w:t>
             </w:r>
           </w:p>
         </w:tc>
@@ -4256,9 +4249,9 @@
             </w:pPr>
             <w:r>
               <w:rPr>
-                <w:rFonts w:cs="Times New Roman"/>
-                <w:sz w:val="24"/>
-                <w:lang w:val="en-US"/>
+                <w:color w:val="000000"/>
+                <w:sz w:val="22"/>
+                <w:szCs w:val="22"/>
               </w:rPr>
               <w:t>AC01</w:t>
             </w:r>
@@ -4282,11 +4275,11 @@
             </w:pPr>
             <w:r>
               <w:rPr>
-                <w:rFonts w:cs="Times New Roman"/>
-                <w:sz w:val="24"/>
-                <w:lang w:val="en-US"/>
-              </w:rPr>
-              <w:t>LD SP+1</w:t>
+                <w:color w:val="000000"/>
+                <w:sz w:val="22"/>
+                <w:szCs w:val="22"/>
+              </w:rPr>
+              <w:t>LD SP + 1</w:t>
             </w:r>
           </w:p>
         </w:tc>
@@ -4310,17 +4303,8 @@
                 <w:rFonts w:cs="Times New Roman"/>
                 <w:sz w:val="24"/>
               </w:rPr>
-              <w:t xml:space="preserve">Загрузка аргумента из </w:t>
-            </w:r>
-            <w:proofErr w:type="spellStart"/>
-            <w:r>
-              <w:rPr>
-                <w:rFonts w:cs="Times New Roman"/>
-                <w:sz w:val="24"/>
-              </w:rPr>
-              <w:t>стэка</w:t>
-            </w:r>
-            <w:proofErr w:type="spellEnd"/>
+              <w:t>Загрузка аргумента.</w:t>
+            </w:r>
           </w:p>
         </w:tc>
       </w:tr>
@@ -4345,11 +4329,11 @@
             </w:pPr>
             <w:r>
               <w:rPr>
-                <w:rFonts w:cs="Times New Roman"/>
-                <w:sz w:val="24"/>
-                <w:lang w:val="en-US"/>
-              </w:rPr>
-              <w:t>6B5</w:t>
+                <w:color w:val="000000"/>
+                <w:sz w:val="22"/>
+                <w:szCs w:val="22"/>
+              </w:rPr>
+              <w:t>6CD</w:t>
             </w:r>
           </w:p>
         </w:tc>
@@ -4369,18 +4353,11 @@
             </w:pPr>
             <w:r>
               <w:rPr>
-                <w:rFonts w:cs="Times New Roman"/>
-                <w:sz w:val="24"/>
-                <w:lang w:val="en-US"/>
-              </w:rPr>
-              <w:t>F</w:t>
-            </w:r>
-            <w:r>
-              <w:rPr>
-                <w:rFonts w:cs="Times New Roman"/>
-                <w:sz w:val="24"/>
-              </w:rPr>
-              <w:t>203</w:t>
+                <w:color w:val="000000"/>
+                <w:sz w:val="22"/>
+                <w:szCs w:val="22"/>
+              </w:rPr>
+              <w:t>F001</w:t>
             </w:r>
           </w:p>
         </w:tc>
@@ -4401,11 +4378,11 @@
             </w:pPr>
             <w:r>
               <w:rPr>
-                <w:rFonts w:cs="Times New Roman"/>
-                <w:sz w:val="24"/>
-                <w:lang w:val="en-US"/>
-              </w:rPr>
-              <w:t>BMI IP+3</w:t>
+                <w:color w:val="000000"/>
+                <w:sz w:val="22"/>
+                <w:szCs w:val="22"/>
+              </w:rPr>
+              <w:t>BEQ 1</w:t>
             </w:r>
           </w:p>
         </w:tc>
@@ -4415,52 +4392,43 @@
           </w:tcPr>
           <w:p>
             <w:pPr>
-              <w:spacing w:line="276" w:lineRule="auto"/>
+              <w:spacing w:line="240" w:lineRule="auto"/>
               <w:ind w:firstLine="0"/>
               <w:jc w:val="left"/>
               <w:rPr>
-                <w:rFonts w:cs="Times New Roman"/>
-                <w:sz w:val="24"/>
-              </w:rPr>
-            </w:pPr>
-            <w:r>
-              <w:rPr>
-                <w:rFonts w:cs="Times New Roman"/>
-                <w:sz w:val="24"/>
-              </w:rPr>
-              <w:t>Переход в 6</w:t>
-            </w:r>
-            <w:r>
-              <w:rPr>
-                <w:rFonts w:cs="Times New Roman"/>
-                <w:sz w:val="24"/>
-                <w:lang w:val="en-US"/>
-              </w:rPr>
-              <w:t>B</w:t>
-            </w:r>
-            <w:r>
-              <w:rPr>
-                <w:rFonts w:cs="Times New Roman"/>
-                <w:sz w:val="24"/>
-              </w:rPr>
-              <w:t>9</w:t>
-            </w:r>
-            <w:r>
-              <w:rPr>
-                <w:rFonts w:cs="Times New Roman"/>
-                <w:sz w:val="24"/>
-              </w:rPr>
-              <w:t xml:space="preserve"> если аргумент </w:t>
-            </w:r>
-            <w:proofErr w:type="gramStart"/>
-            <w:r>
-              <w:rPr>
-                <w:rFonts w:cs="Times New Roman"/>
-                <w:sz w:val="24"/>
-              </w:rPr>
-              <w:t>&lt; 0</w:t>
-            </w:r>
-            <w:proofErr w:type="gramEnd"/>
+                <w:rFonts w:ascii="Calibri" w:hAnsi="Calibri" w:cs="Calibri"/>
+                <w:color w:val="000000"/>
+                <w:sz w:val="22"/>
+                <w:szCs w:val="22"/>
+              </w:rPr>
+            </w:pPr>
+            <w:r>
+              <w:rPr>
+                <w:rFonts w:ascii="Calibri" w:hAnsi="Calibri" w:cs="Calibri"/>
+                <w:color w:val="000000"/>
+                <w:sz w:val="22"/>
+                <w:szCs w:val="22"/>
+              </w:rPr>
+              <w:t>Переход в 6CF если</w:t>
+            </w:r>
+            <w:r>
+              <w:rPr>
+                <w:rFonts w:ascii="Calibri" w:hAnsi="Calibri" w:cs="Calibri"/>
+                <w:color w:val="000000"/>
+                <w:sz w:val="22"/>
+                <w:szCs w:val="22"/>
+              </w:rPr>
+              <w:t xml:space="preserve"> = </w:t>
+            </w:r>
+            <w:r>
+              <w:rPr>
+                <w:rFonts w:ascii="Calibri" w:hAnsi="Calibri" w:cs="Calibri"/>
+                <w:color w:val="000000"/>
+                <w:sz w:val="22"/>
+                <w:szCs w:val="22"/>
+              </w:rPr>
+              <w:t>0</w:t>
+            </w:r>
           </w:p>
         </w:tc>
       </w:tr>
@@ -4485,11 +4453,11 @@
             </w:pPr>
             <w:r>
               <w:rPr>
-                <w:rFonts w:cs="Times New Roman"/>
-                <w:sz w:val="24"/>
-                <w:lang w:val="en-US"/>
-              </w:rPr>
-              <w:t>6B6</w:t>
+                <w:color w:val="000000"/>
+                <w:sz w:val="22"/>
+                <w:szCs w:val="22"/>
+              </w:rPr>
+              <w:t>6CE</w:t>
             </w:r>
           </w:p>
         </w:tc>
@@ -4510,11 +4478,11 @@
             </w:pPr>
             <w:r>
               <w:rPr>
-                <w:rFonts w:cs="Times New Roman"/>
-                <w:sz w:val="24"/>
-                <w:lang w:val="en-US"/>
-              </w:rPr>
-              <w:t>7E02</w:t>
+                <w:color w:val="000000"/>
+                <w:sz w:val="22"/>
+                <w:szCs w:val="22"/>
+              </w:rPr>
+              <w:t>F308</w:t>
             </w:r>
           </w:p>
         </w:tc>
@@ -4535,11 +4503,11 @@
             </w:pPr>
             <w:r>
               <w:rPr>
-                <w:rFonts w:cs="Times New Roman"/>
-                <w:sz w:val="24"/>
-                <w:lang w:val="en-US"/>
-              </w:rPr>
-              <w:t>CMP IP+10</w:t>
+                <w:color w:val="000000"/>
+                <w:sz w:val="22"/>
+                <w:szCs w:val="22"/>
+              </w:rPr>
+              <w:t>BPL 8</w:t>
             </w:r>
           </w:p>
         </w:tc>
@@ -4555,16 +4523,29 @@
               <w:rPr>
                 <w:rFonts w:cs="Times New Roman"/>
                 <w:sz w:val="24"/>
-                <w:lang w:val="en-US"/>
-              </w:rPr>
-            </w:pPr>
-            <w:r>
-              <w:rPr>
-                <w:rFonts w:cs="Times New Roman"/>
-                <w:sz w:val="24"/>
-                <w:lang w:val="en-US"/>
-              </w:rPr>
-              <w:t>AC + ~6C1 + 1 -&gt; N, Z, V, C</w:t>
+              </w:rPr>
+            </w:pPr>
+            <w:r>
+              <w:rPr>
+                <w:rFonts w:cs="Times New Roman"/>
+                <w:sz w:val="24"/>
+              </w:rPr>
+              <w:t>Переход в 6</w:t>
+            </w:r>
+            <w:r>
+              <w:rPr>
+                <w:rFonts w:cs="Times New Roman"/>
+                <w:sz w:val="24"/>
+                <w:lang w:val="en-US"/>
+              </w:rPr>
+              <w:t>D</w:t>
+            </w:r>
+            <w:r>
+              <w:rPr>
+                <w:rFonts w:cs="Times New Roman"/>
+                <w:sz w:val="24"/>
+              </w:rPr>
+              <w:t>7 если положительный</w:t>
             </w:r>
           </w:p>
         </w:tc>
@@ -4590,11 +4571,11 @@
             </w:pPr>
             <w:r>
               <w:rPr>
-                <w:rFonts w:cs="Times New Roman"/>
-                <w:sz w:val="24"/>
-                <w:lang w:val="en-US"/>
-              </w:rPr>
-              <w:t>6B7</w:t>
+                <w:color w:val="000000"/>
+                <w:sz w:val="22"/>
+                <w:szCs w:val="22"/>
+              </w:rPr>
+              <w:t>6CF</w:t>
             </w:r>
           </w:p>
         </w:tc>
@@ -4615,11 +4596,11 @@
             </w:pPr>
             <w:r>
               <w:rPr>
-                <w:rFonts w:cs="Times New Roman"/>
-                <w:sz w:val="24"/>
-                <w:lang w:val="en-US"/>
-              </w:rPr>
-              <w:t>F006</w:t>
+                <w:color w:val="000000"/>
+                <w:sz w:val="22"/>
+                <w:szCs w:val="22"/>
+              </w:rPr>
+              <w:t>7E0A</w:t>
             </w:r>
           </w:p>
         </w:tc>
@@ -4640,18 +4621,17 @@
             </w:pPr>
             <w:r>
               <w:rPr>
-                <w:rFonts w:cs="Times New Roman"/>
-                <w:sz w:val="24"/>
-                <w:lang w:val="en-US"/>
-              </w:rPr>
-              <w:t>BEQ IP+6</w:t>
+                <w:color w:val="000000"/>
+                <w:sz w:val="22"/>
+                <w:szCs w:val="22"/>
+              </w:rPr>
+              <w:t>CMP IP + 10</w:t>
             </w:r>
           </w:p>
         </w:tc>
         <w:tc>
           <w:tcPr>
             <w:tcW w:w="4814" w:type="dxa"/>
-            <w:vMerge w:val="restart"/>
           </w:tcPr>
           <w:p>
             <w:pPr>
@@ -4668,50 +4648,7 @@
                 <w:rFonts w:cs="Times New Roman"/>
                 <w:sz w:val="24"/>
               </w:rPr>
-              <w:t xml:space="preserve">Переход в </w:t>
-            </w:r>
-            <w:r>
-              <w:rPr>
-                <w:rFonts w:cs="Times New Roman"/>
-                <w:sz w:val="24"/>
-              </w:rPr>
-              <w:t>6</w:t>
-            </w:r>
-            <w:r>
-              <w:rPr>
-                <w:rFonts w:cs="Times New Roman"/>
-                <w:sz w:val="24"/>
-                <w:lang w:val="en-US"/>
-              </w:rPr>
-              <w:t>BE</w:t>
-            </w:r>
-            <w:r>
-              <w:rPr>
-                <w:rFonts w:cs="Times New Roman"/>
-                <w:sz w:val="24"/>
-              </w:rPr>
-              <w:t xml:space="preserve"> </w:t>
-            </w:r>
-            <w:r>
-              <w:rPr>
-                <w:rFonts w:cs="Times New Roman"/>
-                <w:sz w:val="24"/>
-              </w:rPr>
-              <w:t xml:space="preserve">если аргумент </w:t>
-            </w:r>
-            <w:r>
-              <w:rPr>
-                <w:rFonts w:cs="Times New Roman"/>
-                <w:sz w:val="24"/>
-              </w:rPr>
-              <w:t xml:space="preserve">&lt;= </w:t>
-            </w:r>
-            <w:r>
-              <w:rPr>
-                <w:rFonts w:cs="Times New Roman"/>
-                <w:sz w:val="24"/>
-              </w:rPr>
-              <w:t>3909</w:t>
+              <w:t>AC + 2955 -&gt; N, Z, V, C</w:t>
             </w:r>
           </w:p>
         </w:tc>
@@ -4737,11 +4674,11 @@
             </w:pPr>
             <w:r>
               <w:rPr>
-                <w:rFonts w:cs="Times New Roman"/>
-                <w:sz w:val="24"/>
-                <w:lang w:val="en-US"/>
-              </w:rPr>
-              <w:t>6B8</w:t>
+                <w:color w:val="000000"/>
+                <w:sz w:val="22"/>
+                <w:szCs w:val="22"/>
+              </w:rPr>
+              <w:t>6D0</w:t>
             </w:r>
           </w:p>
         </w:tc>
@@ -4762,11 +4699,11 @@
             </w:pPr>
             <w:r>
               <w:rPr>
-                <w:rFonts w:cs="Times New Roman"/>
-                <w:sz w:val="24"/>
-                <w:lang w:val="en-US"/>
-              </w:rPr>
-              <w:t>F805</w:t>
+                <w:color w:val="000000"/>
+                <w:sz w:val="22"/>
+                <w:szCs w:val="22"/>
+              </w:rPr>
+              <w:t>F806</w:t>
             </w:r>
           </w:p>
         </w:tc>
@@ -4787,29 +4724,64 @@
             </w:pPr>
             <w:r>
               <w:rPr>
-                <w:rFonts w:cs="Times New Roman"/>
-                <w:sz w:val="24"/>
-                <w:lang w:val="en-US"/>
-              </w:rPr>
-              <w:t>BLT IP+5</w:t>
+                <w:color w:val="000000"/>
+                <w:sz w:val="22"/>
+                <w:szCs w:val="22"/>
+              </w:rPr>
+              <w:t>BLT 6</w:t>
             </w:r>
           </w:p>
         </w:tc>
         <w:tc>
           <w:tcPr>
             <w:tcW w:w="4814" w:type="dxa"/>
-            <w:vMerge/>
-          </w:tcPr>
-          <w:p>
-            <w:pPr>
-              <w:spacing w:line="276" w:lineRule="auto"/>
-              <w:ind w:firstLine="0"/>
-              <w:jc w:val="left"/>
-              <w:rPr>
-                <w:rFonts w:cs="Times New Roman"/>
-                <w:sz w:val="24"/>
-              </w:rPr>
-            </w:pPr>
+            <w:vMerge w:val="restart"/>
+          </w:tcPr>
+          <w:p>
+            <w:pPr>
+              <w:spacing w:line="276" w:lineRule="auto"/>
+              <w:ind w:firstLine="0"/>
+              <w:rPr>
+                <w:rFonts w:cs="Times New Roman"/>
+                <w:sz w:val="24"/>
+              </w:rPr>
+            </w:pPr>
+            <w:proofErr w:type="spellStart"/>
+            <w:r>
+              <w:rPr>
+                <w:rFonts w:cs="Times New Roman"/>
+                <w:sz w:val="24"/>
+                <w:lang w:val="en-US"/>
+              </w:rPr>
+              <w:t>Переход</w:t>
+            </w:r>
+            <w:proofErr w:type="spellEnd"/>
+            <w:r>
+              <w:rPr>
+                <w:rFonts w:cs="Times New Roman"/>
+                <w:sz w:val="24"/>
+                <w:lang w:val="en-US"/>
+              </w:rPr>
+              <w:t xml:space="preserve"> в 6D7 </w:t>
+            </w:r>
+            <w:proofErr w:type="spellStart"/>
+            <w:r>
+              <w:rPr>
+                <w:rFonts w:cs="Times New Roman"/>
+                <w:sz w:val="24"/>
+                <w:lang w:val="en-US"/>
+              </w:rPr>
+              <w:t>если</w:t>
+            </w:r>
+            <w:proofErr w:type="spellEnd"/>
+            <w:r>
+              <w:rPr>
+                <w:rFonts w:cs="Times New Roman"/>
+                <w:sz w:val="24"/>
+                <w:lang w:val="en-US"/>
+              </w:rPr>
+              <w:t xml:space="preserve"> &lt;= -2955</w:t>
+            </w:r>
           </w:p>
         </w:tc>
       </w:tr>
@@ -4834,11 +4806,11 @@
             </w:pPr>
             <w:r>
               <w:rPr>
-                <w:rFonts w:cs="Times New Roman"/>
-                <w:sz w:val="24"/>
-                <w:lang w:val="en-US"/>
-              </w:rPr>
-              <w:t>6B9</w:t>
+                <w:color w:val="000000"/>
+                <w:sz w:val="22"/>
+                <w:szCs w:val="22"/>
+              </w:rPr>
+              <w:t>6D1</w:t>
             </w:r>
           </w:p>
         </w:tc>
@@ -4859,18 +4831,11 @@
             </w:pPr>
             <w:r>
               <w:rPr>
-                <w:rFonts w:cs="Times New Roman"/>
-                <w:sz w:val="24"/>
-              </w:rPr>
-              <w:t>4</w:t>
-            </w:r>
-            <w:r>
-              <w:rPr>
-                <w:rFonts w:cs="Times New Roman"/>
-                <w:sz w:val="24"/>
-                <w:lang w:val="en-US"/>
-              </w:rPr>
-              <w:t>C01</w:t>
+                <w:color w:val="000000"/>
+                <w:sz w:val="22"/>
+                <w:szCs w:val="22"/>
+              </w:rPr>
+              <w:t>F005</w:t>
             </w:r>
           </w:p>
         </w:tc>
@@ -4891,17 +4856,18 @@
             </w:pPr>
             <w:r>
               <w:rPr>
-                <w:rFonts w:cs="Times New Roman"/>
-                <w:sz w:val="24"/>
-                <w:lang w:val="en-US"/>
-              </w:rPr>
-              <w:t>ADD SP+1</w:t>
+                <w:color w:val="000000"/>
+                <w:sz w:val="22"/>
+                <w:szCs w:val="22"/>
+              </w:rPr>
+              <w:t>BEQ 5</w:t>
             </w:r>
           </w:p>
         </w:tc>
         <w:tc>
           <w:tcPr>
             <w:tcW w:w="4814" w:type="dxa"/>
+            <w:vMerge/>
           </w:tcPr>
           <w:p>
             <w:pPr>
@@ -4914,14 +4880,6 @@
                 <w:lang w:val="en-US"/>
               </w:rPr>
             </w:pPr>
-            <w:r>
-              <w:rPr>
-                <w:rFonts w:cs="Times New Roman"/>
-                <w:sz w:val="24"/>
-                <w:lang w:val="en-US"/>
-              </w:rPr>
-              <w:t>AC + MEM(SP) -&gt; AC</w:t>
-            </w:r>
           </w:p>
         </w:tc>
       </w:tr>
@@ -4946,11 +4904,11 @@
             </w:pPr>
             <w:r>
               <w:rPr>
-                <w:rFonts w:cs="Times New Roman"/>
-                <w:sz w:val="24"/>
-                <w:lang w:val="en-US"/>
-              </w:rPr>
-              <w:t>6BA</w:t>
+                <w:color w:val="000000"/>
+                <w:sz w:val="22"/>
+                <w:szCs w:val="22"/>
+              </w:rPr>
+              <w:t>6D2</w:t>
             </w:r>
           </w:p>
         </w:tc>
@@ -4971,18 +4929,20 @@
             </w:pPr>
             <w:r>
               <w:rPr>
-                <w:rFonts w:cs="Times New Roman"/>
-                <w:sz w:val="24"/>
-              </w:rPr>
-              <w:t>4</w:t>
-            </w:r>
-            <w:r>
-              <w:rPr>
-                <w:rFonts w:cs="Times New Roman"/>
-                <w:sz w:val="24"/>
-                <w:lang w:val="en-US"/>
-              </w:rPr>
-              <w:t>C01</w:t>
+                <w:color w:val="000000"/>
+                <w:sz w:val="22"/>
+                <w:szCs w:val="22"/>
+                <w:lang w:val="en-US"/>
+              </w:rPr>
+              <w:t>0</w:t>
+            </w:r>
+            <w:r>
+              <w:rPr>
+                <w:color w:val="000000"/>
+                <w:sz w:val="22"/>
+                <w:szCs w:val="22"/>
+              </w:rPr>
+              <w:t>500</w:t>
             </w:r>
           </w:p>
         </w:tc>
@@ -5003,11 +4963,11 @@
             </w:pPr>
             <w:r>
               <w:rPr>
-                <w:rFonts w:cs="Times New Roman"/>
-                <w:sz w:val="24"/>
-                <w:lang w:val="en-US"/>
-              </w:rPr>
-              <w:t>ADD SP+1</w:t>
+                <w:color w:val="000000"/>
+                <w:sz w:val="22"/>
+                <w:szCs w:val="22"/>
+              </w:rPr>
+              <w:t>ACL</w:t>
             </w:r>
           </w:p>
         </w:tc>
@@ -5031,7 +4991,7 @@
                 <w:sz w:val="24"/>
                 <w:lang w:val="en-US"/>
               </w:rPr>
-              <w:t>AC + MEM(SP) -&gt; AC</w:t>
+              <w:t>AC * 2 -&gt; AC</w:t>
             </w:r>
           </w:p>
         </w:tc>
@@ -5057,11 +5017,11 @@
             </w:pPr>
             <w:r>
               <w:rPr>
-                <w:rFonts w:cs="Times New Roman"/>
-                <w:sz w:val="24"/>
-                <w:lang w:val="en-US"/>
-              </w:rPr>
-              <w:t>6BB</w:t>
+                <w:color w:val="1F1F1F"/>
+                <w:sz w:val="22"/>
+                <w:szCs w:val="22"/>
+              </w:rPr>
+              <w:t>6D3</w:t>
             </w:r>
           </w:p>
         </w:tc>
@@ -5082,18 +5042,20 @@
             </w:pPr>
             <w:r>
               <w:rPr>
-                <w:rFonts w:cs="Times New Roman"/>
-                <w:sz w:val="24"/>
-              </w:rPr>
-              <w:t>4</w:t>
-            </w:r>
-            <w:r>
-              <w:rPr>
-                <w:rFonts w:cs="Times New Roman"/>
-                <w:sz w:val="24"/>
-                <w:lang w:val="en-US"/>
-              </w:rPr>
-              <w:t>C01</w:t>
+                <w:color w:val="1F1F1F"/>
+                <w:sz w:val="22"/>
+                <w:szCs w:val="22"/>
+                <w:lang w:val="en-US"/>
+              </w:rPr>
+              <w:t>0</w:t>
+            </w:r>
+            <w:r>
+              <w:rPr>
+                <w:color w:val="1F1F1F"/>
+                <w:sz w:val="22"/>
+                <w:szCs w:val="22"/>
+              </w:rPr>
+              <w:t>500</w:t>
             </w:r>
           </w:p>
         </w:tc>
@@ -5114,11 +5076,11 @@
             </w:pPr>
             <w:r>
               <w:rPr>
-                <w:rFonts w:cs="Times New Roman"/>
-                <w:sz w:val="24"/>
-                <w:lang w:val="en-US"/>
-              </w:rPr>
-              <w:t>ADD SP+1</w:t>
+                <w:color w:val="000000"/>
+                <w:sz w:val="22"/>
+                <w:szCs w:val="22"/>
+              </w:rPr>
+              <w:t>ACL</w:t>
             </w:r>
           </w:p>
         </w:tc>
@@ -5142,7 +5104,7 @@
                 <w:sz w:val="24"/>
                 <w:lang w:val="en-US"/>
               </w:rPr>
-              <w:t>AC + MEM(SP) -&gt; AC</w:t>
+              <w:t>AC * 2 -&gt; AC</w:t>
             </w:r>
           </w:p>
         </w:tc>
@@ -5168,11 +5130,11 @@
             </w:pPr>
             <w:r>
               <w:rPr>
-                <w:rFonts w:cs="Times New Roman"/>
-                <w:sz w:val="24"/>
-                <w:lang w:val="en-US"/>
-              </w:rPr>
-              <w:t>6BC</w:t>
+                <w:color w:val="1F1F1F"/>
+                <w:sz w:val="22"/>
+                <w:szCs w:val="22"/>
+              </w:rPr>
+              <w:t>6D4</w:t>
             </w:r>
           </w:p>
         </w:tc>
@@ -5193,11 +5155,11 @@
             </w:pPr>
             <w:r>
               <w:rPr>
-                <w:rFonts w:cs="Times New Roman"/>
-                <w:sz w:val="24"/>
-                <w:lang w:val="en-US"/>
-              </w:rPr>
-              <w:t>6E05</w:t>
+                <w:color w:val="1F1F1F"/>
+                <w:sz w:val="22"/>
+                <w:szCs w:val="22"/>
+              </w:rPr>
+              <w:t>4C01</w:t>
             </w:r>
           </w:p>
         </w:tc>
@@ -5218,11 +5180,11 @@
             </w:pPr>
             <w:r>
               <w:rPr>
-                <w:rFonts w:cs="Times New Roman"/>
-                <w:sz w:val="24"/>
-                <w:lang w:val="en-US"/>
-              </w:rPr>
-              <w:t>SUB IP+5</w:t>
+                <w:color w:val="000000"/>
+                <w:sz w:val="22"/>
+                <w:szCs w:val="22"/>
+              </w:rPr>
+              <w:t>ADD (SP+1)</w:t>
             </w:r>
           </w:p>
         </w:tc>
@@ -5247,7 +5209,22 @@
                 <w:sz w:val="24"/>
                 <w:lang w:val="en-US"/>
               </w:rPr>
-              <w:t>AC + ~121 -&gt; AC</w:t>
+              <w:t xml:space="preserve">AC + </w:t>
+            </w:r>
+            <w:r>
+              <w:rPr>
+                <w:rFonts w:cs="Times New Roman"/>
+                <w:sz w:val="24"/>
+              </w:rPr>
+              <w:t>аргумент</w:t>
+            </w:r>
+            <w:r>
+              <w:rPr>
+                <w:rFonts w:cs="Times New Roman"/>
+                <w:sz w:val="24"/>
+                <w:lang w:val="en-US"/>
+              </w:rPr>
+              <w:t xml:space="preserve"> -&gt; AC</w:t>
             </w:r>
           </w:p>
         </w:tc>
@@ -5273,11 +5250,11 @@
             </w:pPr>
             <w:r>
               <w:rPr>
-                <w:rFonts w:cs="Times New Roman"/>
-                <w:sz w:val="24"/>
-                <w:lang w:val="en-US"/>
-              </w:rPr>
-              <w:t>6BD</w:t>
+                <w:color w:val="1F1F1F"/>
+                <w:sz w:val="22"/>
+                <w:szCs w:val="22"/>
+              </w:rPr>
+              <w:t>6D5</w:t>
             </w:r>
           </w:p>
         </w:tc>
@@ -5298,11 +5275,11 @@
             </w:pPr>
             <w:r>
               <w:rPr>
-                <w:rFonts w:cs="Times New Roman"/>
-                <w:sz w:val="24"/>
-                <w:lang w:val="en-US"/>
-              </w:rPr>
-              <w:t>CE01</w:t>
+                <w:color w:val="1F1F1F"/>
+                <w:sz w:val="22"/>
+                <w:szCs w:val="22"/>
+              </w:rPr>
+              <w:t>6E05</w:t>
             </w:r>
           </w:p>
         </w:tc>
@@ -5323,11 +5300,11 @@
             </w:pPr>
             <w:r>
               <w:rPr>
-                <w:rFonts w:cs="Times New Roman"/>
-                <w:sz w:val="24"/>
-                <w:lang w:val="en-US"/>
-              </w:rPr>
-              <w:t>JUMP IP+1</w:t>
+                <w:color w:val="000000"/>
+                <w:sz w:val="22"/>
+                <w:szCs w:val="22"/>
+              </w:rPr>
+              <w:t>SUB IP + 5</w:t>
             </w:r>
           </w:p>
         </w:tc>
@@ -5351,15 +5328,7 @@
                 <w:rFonts w:cs="Times New Roman"/>
                 <w:sz w:val="24"/>
               </w:rPr>
-              <w:t xml:space="preserve">Переход в </w:t>
-            </w:r>
-            <w:r>
-              <w:rPr>
-                <w:rFonts w:cs="Times New Roman"/>
-                <w:sz w:val="24"/>
-                <w:lang w:val="en-US"/>
-              </w:rPr>
-              <w:t>6BF</w:t>
+              <w:t>AC - 192 -&gt; AC</w:t>
             </w:r>
           </w:p>
         </w:tc>
@@ -5385,11 +5354,11 @@
             </w:pPr>
             <w:r>
               <w:rPr>
-                <w:rFonts w:cs="Times New Roman"/>
-                <w:sz w:val="24"/>
-                <w:lang w:val="en-US"/>
-              </w:rPr>
-              <w:t>6BE</w:t>
+                <w:color w:val="1F1F1F"/>
+                <w:sz w:val="22"/>
+                <w:szCs w:val="22"/>
+              </w:rPr>
+              <w:t>6D6</w:t>
             </w:r>
           </w:p>
         </w:tc>
@@ -5410,11 +5379,11 @@
             </w:pPr>
             <w:r>
               <w:rPr>
-                <w:rFonts w:cs="Times New Roman"/>
-                <w:sz w:val="24"/>
-                <w:lang w:val="en-US"/>
-              </w:rPr>
-              <w:t>AE02</w:t>
+                <w:color w:val="1F1F1F"/>
+                <w:sz w:val="22"/>
+                <w:szCs w:val="22"/>
+              </w:rPr>
+              <w:t>CE01</w:t>
             </w:r>
           </w:p>
         </w:tc>
@@ -5435,11 +5404,11 @@
             </w:pPr>
             <w:r>
               <w:rPr>
-                <w:rFonts w:cs="Times New Roman"/>
-                <w:sz w:val="24"/>
-                <w:lang w:val="en-US"/>
-              </w:rPr>
-              <w:t>LD IP + 2</w:t>
+                <w:color w:val="000000"/>
+                <w:sz w:val="22"/>
+                <w:szCs w:val="22"/>
+              </w:rPr>
+              <w:t>JUMP IP + 1</w:t>
             </w:r>
           </w:p>
         </w:tc>
@@ -5464,7 +5433,7 @@
                 <w:sz w:val="24"/>
                 <w:lang w:val="en-US"/>
               </w:rPr>
-              <w:t>3909 -&gt; AC</w:t>
+              <w:t>6D8 -&gt; IP</w:t>
             </w:r>
           </w:p>
         </w:tc>
@@ -5490,11 +5459,11 @@
             </w:pPr>
             <w:r>
               <w:rPr>
-                <w:rFonts w:cs="Times New Roman"/>
-                <w:sz w:val="24"/>
-                <w:lang w:val="en-US"/>
-              </w:rPr>
-              <w:t>6BF</w:t>
+                <w:color w:val="1F1F1F"/>
+                <w:sz w:val="22"/>
+                <w:szCs w:val="22"/>
+              </w:rPr>
+              <w:t>6D7</w:t>
             </w:r>
           </w:p>
         </w:tc>
@@ -5515,11 +5484,11 @@
             </w:pPr>
             <w:r>
               <w:rPr>
-                <w:rFonts w:cs="Times New Roman"/>
-                <w:sz w:val="24"/>
-                <w:lang w:val="en-US"/>
-              </w:rPr>
-              <w:t>EC01</w:t>
+                <w:color w:val="1F1F1F"/>
+                <w:sz w:val="22"/>
+                <w:szCs w:val="22"/>
+              </w:rPr>
+              <w:t>AE02</w:t>
             </w:r>
           </w:p>
         </w:tc>
@@ -5540,11 +5509,11 @@
             </w:pPr>
             <w:r>
               <w:rPr>
-                <w:rFonts w:cs="Times New Roman"/>
-                <w:sz w:val="24"/>
-                <w:lang w:val="en-US"/>
-              </w:rPr>
-              <w:t>ST SP+1</w:t>
+                <w:color w:val="000000"/>
+                <w:sz w:val="22"/>
+                <w:szCs w:val="22"/>
+              </w:rPr>
+              <w:t>LD IP + 2</w:t>
             </w:r>
           </w:p>
         </w:tc>
@@ -5560,24 +5529,24 @@
               <w:rPr>
                 <w:rFonts w:cs="Times New Roman"/>
                 <w:sz w:val="24"/>
-              </w:rPr>
-            </w:pPr>
-            <w:r>
-              <w:rPr>
-                <w:rFonts w:cs="Times New Roman"/>
-                <w:sz w:val="24"/>
-              </w:rPr>
-              <w:t xml:space="preserve">Сохранение результата вместо аргумента в </w:t>
-            </w:r>
-            <w:proofErr w:type="spellStart"/>
-            <w:r>
-              <w:rPr>
-                <w:rFonts w:cs="Times New Roman"/>
-                <w:sz w:val="24"/>
-              </w:rPr>
-              <w:t>стэке</w:t>
-            </w:r>
-            <w:proofErr w:type="spellEnd"/>
+                <w:lang w:val="en-US"/>
+              </w:rPr>
+            </w:pPr>
+            <w:r>
+              <w:rPr>
+                <w:rFonts w:cs="Times New Roman"/>
+                <w:sz w:val="24"/>
+              </w:rPr>
+              <w:t>-2955 -&gt; A</w:t>
+            </w:r>
+            <w:r>
+              <w:rPr>
+                <w:rFonts w:cs="Times New Roman"/>
+                <w:sz w:val="24"/>
+                <w:lang w:val="en-US"/>
+              </w:rPr>
+              <w:t>C</w:t>
+            </w:r>
           </w:p>
         </w:tc>
       </w:tr>
@@ -5588,6 +5557,113 @@
         <w:tc>
           <w:tcPr>
             <w:tcW w:w="851" w:type="dxa"/>
+            <w:shd w:val="clear" w:color="auto" w:fill="auto"/>
+          </w:tcPr>
+          <w:p>
+            <w:pPr>
+              <w:spacing w:line="276" w:lineRule="auto"/>
+              <w:ind w:firstLine="0"/>
+              <w:jc w:val="left"/>
+              <w:rPr>
+                <w:rFonts w:cs="Times New Roman"/>
+                <w:sz w:val="24"/>
+                <w:lang w:val="en-US"/>
+              </w:rPr>
+            </w:pPr>
+            <w:r>
+              <w:rPr>
+                <w:color w:val="1F1F1F"/>
+                <w:sz w:val="22"/>
+                <w:szCs w:val="22"/>
+              </w:rPr>
+              <w:t>6D8</w:t>
+            </w:r>
+          </w:p>
+        </w:tc>
+        <w:tc>
+          <w:tcPr>
+            <w:tcW w:w="1696" w:type="dxa"/>
+            <w:shd w:val="clear" w:color="auto" w:fill="auto"/>
+          </w:tcPr>
+          <w:p>
+            <w:pPr>
+              <w:spacing w:line="276" w:lineRule="auto"/>
+              <w:ind w:firstLine="0"/>
+              <w:jc w:val="center"/>
+              <w:rPr>
+                <w:rFonts w:cs="Times New Roman"/>
+                <w:sz w:val="24"/>
+                <w:lang w:val="en-US"/>
+              </w:rPr>
+            </w:pPr>
+            <w:r>
+              <w:rPr>
+                <w:color w:val="1F1F1F"/>
+                <w:sz w:val="22"/>
+                <w:szCs w:val="22"/>
+              </w:rPr>
+              <w:t>EC01</w:t>
+            </w:r>
+          </w:p>
+        </w:tc>
+        <w:tc>
+          <w:tcPr>
+            <w:tcW w:w="1984" w:type="dxa"/>
+            <w:shd w:val="clear" w:color="auto" w:fill="auto"/>
+          </w:tcPr>
+          <w:p>
+            <w:pPr>
+              <w:spacing w:line="276" w:lineRule="auto"/>
+              <w:ind w:firstLine="0"/>
+              <w:jc w:val="left"/>
+              <w:rPr>
+                <w:rFonts w:cs="Times New Roman"/>
+                <w:sz w:val="24"/>
+                <w:lang w:val="en-US"/>
+              </w:rPr>
+            </w:pPr>
+            <w:r>
+              <w:rPr>
+                <w:color w:val="000000"/>
+                <w:sz w:val="22"/>
+                <w:szCs w:val="22"/>
+              </w:rPr>
+              <w:t>ST SP + 1</w:t>
+            </w:r>
+          </w:p>
+        </w:tc>
+        <w:tc>
+          <w:tcPr>
+            <w:tcW w:w="4814" w:type="dxa"/>
+            <w:shd w:val="clear" w:color="auto" w:fill="auto"/>
+          </w:tcPr>
+          <w:p>
+            <w:pPr>
+              <w:spacing w:line="276" w:lineRule="auto"/>
+              <w:ind w:firstLine="0"/>
+              <w:jc w:val="left"/>
+              <w:rPr>
+                <w:rFonts w:cs="Times New Roman"/>
+                <w:sz w:val="24"/>
+              </w:rPr>
+            </w:pPr>
+            <w:r>
+              <w:rPr>
+                <w:rFonts w:cs="Times New Roman"/>
+                <w:sz w:val="24"/>
+              </w:rPr>
+              <w:t>AC -&gt; MEM(SP+1)</w:t>
+            </w:r>
+          </w:p>
+        </w:tc>
+      </w:tr>
+      <w:tr>
+        <w:trPr>
+          <w:jc w:val="center"/>
+        </w:trPr>
+        <w:tc>
+          <w:tcPr>
+            <w:tcW w:w="851" w:type="dxa"/>
             <w:shd w:val="clear" w:color="auto" w:fill="A8D08D" w:themeFill="accent6" w:themeFillTint="99"/>
           </w:tcPr>
           <w:p>
@@ -5596,18 +5672,18 @@
               <w:ind w:firstLine="0"/>
               <w:jc w:val="left"/>
               <w:rPr>
-                <w:rFonts w:cs="Times New Roman"/>
-                <w:sz w:val="24"/>
-                <w:lang w:val="en-US"/>
-              </w:rPr>
-            </w:pPr>
-            <w:r>
-              <w:rPr>
-                <w:rFonts w:cs="Times New Roman"/>
-                <w:sz w:val="24"/>
-                <w:lang w:val="en-US"/>
-              </w:rPr>
-              <w:t>6C0</w:t>
+                <w:color w:val="1F1F1F"/>
+                <w:sz w:val="22"/>
+                <w:szCs w:val="22"/>
+              </w:rPr>
+            </w:pPr>
+            <w:r>
+              <w:rPr>
+                <w:color w:val="1F1F1F"/>
+                <w:sz w:val="22"/>
+                <w:szCs w:val="22"/>
+              </w:rPr>
+              <w:t>6D9</w:t>
             </w:r>
           </w:p>
         </w:tc>
@@ -5622,25 +5698,18 @@
               <w:ind w:firstLine="0"/>
               <w:jc w:val="center"/>
               <w:rPr>
-                <w:rFonts w:cs="Times New Roman"/>
-                <w:sz w:val="24"/>
-                <w:lang w:val="en-US"/>
-              </w:rPr>
-            </w:pPr>
-            <w:r>
-              <w:rPr>
-                <w:rFonts w:cs="Times New Roman"/>
-                <w:sz w:val="24"/>
-              </w:rPr>
-              <w:t>0</w:t>
-            </w:r>
-            <w:r>
-              <w:rPr>
-                <w:rFonts w:cs="Times New Roman"/>
-                <w:sz w:val="24"/>
-                <w:lang w:val="en-US"/>
-              </w:rPr>
-              <w:t>A00</w:t>
+                <w:color w:val="1F1F1F"/>
+                <w:sz w:val="22"/>
+                <w:szCs w:val="22"/>
+              </w:rPr>
+            </w:pPr>
+            <w:r>
+              <w:rPr>
+                <w:color w:val="1F1F1F"/>
+                <w:sz w:val="22"/>
+                <w:szCs w:val="22"/>
+              </w:rPr>
+              <w:t>0A00</w:t>
             </w:r>
           </w:p>
         </w:tc>
@@ -5655,16 +5724,16 @@
               <w:ind w:firstLine="0"/>
               <w:jc w:val="left"/>
               <w:rPr>
-                <w:rFonts w:cs="Times New Roman"/>
-                <w:sz w:val="24"/>
-                <w:lang w:val="en-US"/>
-              </w:rPr>
-            </w:pPr>
-            <w:r>
-              <w:rPr>
-                <w:rFonts w:cs="Times New Roman"/>
-                <w:sz w:val="24"/>
-                <w:lang w:val="en-US"/>
+                <w:color w:val="000000"/>
+                <w:sz w:val="22"/>
+                <w:szCs w:val="22"/>
+              </w:rPr>
+            </w:pPr>
+            <w:r>
+              <w:rPr>
+                <w:color w:val="000000"/>
+                <w:sz w:val="22"/>
+                <w:szCs w:val="22"/>
               </w:rPr>
               <w:t>RET</w:t>
             </w:r>
@@ -5711,6 +5780,7 @@
       </w:pPr>
       <w:bookmarkStart w:id="4" w:name="_Toc215414129"/>
       <w:r>
+        <w:lastRenderedPageBreak/>
         <w:t>Описание программы</w:t>
       </w:r>
       <w:bookmarkEnd w:id="4"/>
@@ -5791,7 +5861,14 @@
               <w:rFonts w:ascii="Cambria Math" w:eastAsiaTheme="minorEastAsia" w:hAnsi="Cambria Math"/>
               <w:lang w:val="en-US"/>
             </w:rPr>
-            <m:t>=-</m:t>
+            <m:t>=</m:t>
+          </m:r>
+          <m:r>
+            <w:rPr>
+              <w:rFonts w:ascii="Cambria Math" w:eastAsiaTheme="minorEastAsia" w:hAnsi="Cambria Math"/>
+              <w:lang w:val="en-US"/>
+            </w:rPr>
+            <m:t>F</m:t>
           </m:r>
           <m:d>
             <m:dPr>
@@ -5809,41 +5886,7 @@
                   <w:rFonts w:ascii="Cambria Math" w:eastAsiaTheme="minorEastAsia" w:hAnsi="Cambria Math"/>
                   <w:lang w:val="en-US"/>
                 </w:rPr>
-                <m:t>f</m:t>
-              </m:r>
-              <m:d>
-                <m:dPr>
-                  <m:ctrlPr>
-                    <w:rPr>
-                      <w:rFonts w:ascii="Cambria Math" w:eastAsiaTheme="minorEastAsia" w:hAnsi="Cambria Math"/>
-                      <w:i/>
-                      <w:lang w:val="en-US"/>
-                    </w:rPr>
-                  </m:ctrlPr>
-                </m:dPr>
-                <m:e>
-                  <m:r>
-                    <w:rPr>
-                      <w:rFonts w:ascii="Cambria Math" w:eastAsiaTheme="minorEastAsia" w:hAnsi="Cambria Math"/>
-                      <w:lang w:val="en-US"/>
-                    </w:rPr>
-                    <m:t>X</m:t>
-                  </m:r>
-                  <m:r>
-                    <w:rPr>
-                      <w:rFonts w:ascii="Cambria Math" w:eastAsiaTheme="minorEastAsia" w:hAnsi="Cambria Math"/>
-                      <w:lang w:val="en-US"/>
-                    </w:rPr>
-                    <m:t>+1</m:t>
-                  </m:r>
-                </m:e>
-              </m:d>
-              <m:r>
-                <w:rPr>
-                  <w:rFonts w:ascii="Cambria Math" w:eastAsiaTheme="minorEastAsia" w:hAnsi="Cambria Math"/>
-                  <w:lang w:val="en-US"/>
-                </w:rPr>
-                <m:t>+1</m:t>
+                <m:t>X+1</m:t>
               </m:r>
             </m:e>
           </m:d>
@@ -5852,7 +5895,7 @@
               <w:rFonts w:ascii="Cambria Math" w:eastAsiaTheme="minorEastAsia" w:hAnsi="Cambria Math"/>
               <w:lang w:val="en-US"/>
             </w:rPr>
-            <m:t>+f</m:t>
+            <m:t>-F</m:t>
           </m:r>
           <m:d>
             <m:dPr>
@@ -5879,7 +5922,7 @@
               <w:rFonts w:ascii="Cambria Math" w:eastAsiaTheme="minorEastAsia" w:hAnsi="Cambria Math"/>
               <w:lang w:val="en-US"/>
             </w:rPr>
-            <m:t>-1+f</m:t>
+            <m:t>-F</m:t>
           </m:r>
           <m:d>
             <m:dPr>
@@ -5897,10 +5940,17 @@
                   <w:rFonts w:ascii="Cambria Math" w:eastAsiaTheme="minorEastAsia" w:hAnsi="Cambria Math"/>
                   <w:lang w:val="en-US"/>
                 </w:rPr>
-                <m:t>Z</m:t>
+                <m:t>Z+1</m:t>
               </m:r>
             </m:e>
           </m:d>
+          <m:r>
+            <w:rPr>
+              <w:rFonts w:ascii="Cambria Math" w:eastAsiaTheme="minorEastAsia" w:hAnsi="Cambria Math"/>
+              <w:lang w:val="en-US"/>
+            </w:rPr>
+            <m:t>-1</m:t>
+          </m:r>
         </m:oMath>
       </m:oMathPara>
     </w:p>
@@ -5910,6 +5960,34 @@
         <w:rPr>
           <w:rFonts w:eastAsiaTheme="minorEastAsia"/>
           <w:lang w:val="en-US"/>
+        </w:rPr>
+      </w:pPr>
+    </w:p>
+    <w:p>
+      <w:pPr>
+        <w:ind w:firstLine="0"/>
+        <w:rPr>
+          <w:rFonts w:eastAsiaTheme="minorEastAsia"/>
+        </w:rPr>
+      </w:pPr>
+      <w:r>
+        <w:rPr>
+          <w:rFonts w:eastAsiaTheme="minorEastAsia"/>
+        </w:rPr>
+        <w:t xml:space="preserve">Подпрограмма предназначена для нахождения значения функции </w:t>
+      </w:r>
+      <w:r>
+        <w:rPr>
+          <w:rFonts w:eastAsiaTheme="minorEastAsia"/>
+        </w:rPr>
+        <w:t>по формуле:</w:t>
+      </w:r>
+    </w:p>
+    <w:p>
+      <w:pPr>
+        <w:ind w:firstLine="0"/>
+        <w:rPr>
+          <w:rFonts w:eastAsiaTheme="minorEastAsia"/>
         </w:rPr>
       </w:pPr>
       <m:oMathPara>
@@ -5920,9 +5998,8 @@
           <m:r>
             <w:rPr>
               <w:rFonts w:ascii="Cambria Math" w:eastAsiaTheme="minorEastAsia" w:hAnsi="Cambria Math"/>
-              <w:lang w:val="en-US"/>
             </w:rPr>
-            <m:t>= -f</m:t>
+            <m:t>F</m:t>
           </m:r>
           <m:d>
             <m:dPr>
@@ -5940,146 +6017,7 @@
                   <w:rFonts w:ascii="Cambria Math" w:eastAsiaTheme="minorEastAsia" w:hAnsi="Cambria Math"/>
                   <w:lang w:val="en-US"/>
                 </w:rPr>
-                <m:t>X</m:t>
-              </m:r>
-              <m:r>
-                <w:rPr>
-                  <w:rFonts w:ascii="Cambria Math" w:eastAsiaTheme="minorEastAsia" w:hAnsi="Cambria Math"/>
-                  <w:lang w:val="en-US"/>
-                </w:rPr>
-                <m:t>+1</m:t>
-              </m:r>
-            </m:e>
-          </m:d>
-          <m:r>
-            <w:rPr>
-              <w:rFonts w:ascii="Cambria Math" w:eastAsiaTheme="minorEastAsia" w:hAnsi="Cambria Math"/>
-              <w:lang w:val="en-US"/>
-            </w:rPr>
-            <m:t>+f</m:t>
-          </m:r>
-          <m:d>
-            <m:dPr>
-              <m:ctrlPr>
-                <w:rPr>
-                  <w:rFonts w:ascii="Cambria Math" w:eastAsiaTheme="minorEastAsia" w:hAnsi="Cambria Math"/>
-                  <w:i/>
-                  <w:lang w:val="en-US"/>
-                </w:rPr>
-              </m:ctrlPr>
-            </m:dPr>
-            <m:e>
-              <m:r>
-                <w:rPr>
-                  <w:rFonts w:ascii="Cambria Math" w:eastAsiaTheme="minorEastAsia" w:hAnsi="Cambria Math"/>
-                  <w:lang w:val="en-US"/>
-                </w:rPr>
-                <m:t>Y</m:t>
-              </m:r>
-            </m:e>
-          </m:d>
-          <m:r>
-            <w:rPr>
-              <w:rFonts w:ascii="Cambria Math" w:eastAsiaTheme="minorEastAsia" w:hAnsi="Cambria Math"/>
-              <w:lang w:val="en-US"/>
-            </w:rPr>
-            <m:t>+f</m:t>
-          </m:r>
-          <m:d>
-            <m:dPr>
-              <m:ctrlPr>
-                <w:rPr>
-                  <w:rFonts w:ascii="Cambria Math" w:eastAsiaTheme="minorEastAsia" w:hAnsi="Cambria Math"/>
-                  <w:i/>
-                  <w:lang w:val="en-US"/>
-                </w:rPr>
-              </m:ctrlPr>
-            </m:dPr>
-            <m:e>
-              <m:r>
-                <w:rPr>
-                  <w:rFonts w:ascii="Cambria Math" w:eastAsiaTheme="minorEastAsia" w:hAnsi="Cambria Math"/>
-                  <w:lang w:val="en-US"/>
-                </w:rPr>
-                <m:t>Z</m:t>
-              </m:r>
-            </m:e>
-          </m:d>
-          <m:r>
-            <w:rPr>
-              <w:rFonts w:ascii="Cambria Math" w:eastAsiaTheme="minorEastAsia" w:hAnsi="Cambria Math"/>
-              <w:lang w:val="en-US"/>
-            </w:rPr>
-            <m:t>-2</m:t>
-          </m:r>
-        </m:oMath>
-      </m:oMathPara>
-    </w:p>
-    <w:p>
-      <w:pPr>
-        <w:ind w:firstLine="0"/>
-        <w:rPr>
-          <w:rFonts w:eastAsiaTheme="minorEastAsia"/>
-          <w:lang w:val="en-US"/>
-        </w:rPr>
-      </w:pPr>
-    </w:p>
-    <w:p>
-      <w:pPr>
-        <w:ind w:firstLine="0"/>
-        <w:rPr>
-          <w:rFonts w:eastAsiaTheme="minorEastAsia"/>
-        </w:rPr>
-      </w:pPr>
-      <w:r>
-        <w:rPr>
-          <w:rFonts w:eastAsiaTheme="minorEastAsia"/>
-        </w:rPr>
-        <w:t xml:space="preserve">Подпрограмма предназначена для нахождения значения функции </w:t>
-      </w:r>
-      <w:r>
-        <w:rPr>
-          <w:rFonts w:eastAsiaTheme="minorEastAsia"/>
-        </w:rPr>
-        <w:t>по формуле:</w:t>
-      </w:r>
-    </w:p>
-    <w:p>
-      <w:pPr>
-        <w:ind w:firstLine="0"/>
-        <w:rPr>
-          <w:rFonts w:eastAsiaTheme="minorEastAsia"/>
-          <w:lang w:val="en-US"/>
-        </w:rPr>
-      </w:pPr>
-      <m:oMathPara>
-        <m:oMathParaPr>
-          <m:jc m:val="left"/>
-        </m:oMathParaPr>
-        <m:oMath>
-          <m:r>
-            <w:rPr>
-              <w:rFonts w:ascii="Cambria Math" w:eastAsiaTheme="minorEastAsia" w:hAnsi="Cambria Math"/>
-            </w:rPr>
-            <m:t>f</m:t>
-          </m:r>
-          <m:d>
-            <m:dPr>
-              <m:ctrlPr>
-                <w:rPr>
-                  <w:rFonts w:ascii="Cambria Math" w:eastAsiaTheme="minorEastAsia" w:hAnsi="Cambria Math"/>
-                  <w:i/>
-                  <w:lang w:val="en-US"/>
-                </w:rPr>
-              </m:ctrlPr>
-            </m:dPr>
-            <m:e>
-              <m:r>
-                <w:rPr>
-                  <w:rFonts w:ascii="Cambria Math" w:eastAsiaTheme="minorEastAsia" w:hAnsi="Cambria Math"/>
-                  <w:lang w:val="en-US"/>
-                </w:rPr>
-                <m:t>t</m:t>
+                <m:t>T</m:t>
               </m:r>
             </m:e>
           </m:d>
@@ -6119,7 +6057,78 @@
                       <w:rFonts w:ascii="Cambria Math" w:eastAsiaTheme="minorEastAsia" w:hAnsi="Cambria Math"/>
                       <w:lang w:val="en-US"/>
                     </w:rPr>
-                    <m:t xml:space="preserve">3t-121, </m:t>
+                    <m:t>5T</m:t>
+                  </m:r>
+                  <m:r>
+                    <w:rPr>
+                      <w:rFonts w:ascii="Cambria Math" w:eastAsiaTheme="minorEastAsia" w:hAnsi="Cambria Math"/>
+                      <w:lang w:val="en-US"/>
+                    </w:rPr>
+                    <m:t>-</m:t>
+                  </m:r>
+                  <m:r>
+                    <w:rPr>
+                      <w:rFonts w:ascii="Cambria Math" w:eastAsiaTheme="minorEastAsia" w:hAnsi="Cambria Math"/>
+                      <w:lang w:val="en-US"/>
+                    </w:rPr>
+                    <m:t>192</m:t>
+                  </m:r>
+                  <m:r>
+                    <w:rPr>
+                      <w:rFonts w:ascii="Cambria Math" w:eastAsiaTheme="minorEastAsia" w:hAnsi="Cambria Math"/>
+                      <w:lang w:val="en-US"/>
+                    </w:rPr>
+                    <m:t xml:space="preserve">, </m:t>
+                  </m:r>
+                  <m:r>
+                    <w:rPr>
+                      <w:rFonts w:ascii="Cambria Math" w:eastAsiaTheme="minorEastAsia" w:hAnsi="Cambria Math"/>
+                    </w:rPr>
+                    <m:t>при</m:t>
+                  </m:r>
+                  <m:r>
+                    <w:rPr>
+                      <w:rFonts w:ascii="Cambria Math" w:eastAsiaTheme="minorEastAsia" w:hAnsi="Cambria Math"/>
+                      <w:lang w:val="en-US"/>
+                    </w:rPr>
+                    <m:t>-2955&lt;T</m:t>
+                  </m:r>
+                  <m:r>
+                    <w:rPr>
+                      <w:rFonts w:ascii="Cambria Math" w:eastAsiaTheme="minorEastAsia" w:hAnsi="Cambria Math"/>
+                      <w:lang w:val="en-US"/>
+                    </w:rPr>
+                    <m:t xml:space="preserve"> </m:t>
+                  </m:r>
+                  <m:r>
+                    <w:rPr>
+                      <w:rFonts w:ascii="Cambria Math" w:eastAsiaTheme="minorEastAsia" w:hAnsi="Cambria Math"/>
+                      <w:lang w:val="en-US"/>
+                    </w:rPr>
+                    <m:t>≤0</m:t>
+                  </m:r>
+                  <m:r>
+                    <w:rPr>
+                      <w:rFonts w:ascii="Cambria Math" w:eastAsiaTheme="minorEastAsia" w:hAnsi="Cambria Math"/>
+                      <w:lang w:val="en-US"/>
+                    </w:rPr>
+                    <m:t>,</m:t>
+                  </m:r>
+                </m:e>
+                <m:e>
+                  <m:r>
+                    <w:rPr>
+                      <w:rFonts w:ascii="Cambria Math" w:eastAsiaTheme="minorEastAsia" w:hAnsi="Cambria Math"/>
+                      <w:lang w:val="en-US"/>
+                    </w:rPr>
+                    <m:t>-2995</m:t>
+                  </m:r>
+                  <m:r>
+                    <w:rPr>
+                      <w:rFonts w:ascii="Cambria Math" w:eastAsiaTheme="minorEastAsia" w:hAnsi="Cambria Math"/>
+                      <w:lang w:val="en-US"/>
+                    </w:rPr>
+                    <m:t xml:space="preserve">, </m:t>
                   </m:r>
                   <m:r>
                     <w:rPr>
@@ -6132,42 +6141,33 @@
                       <w:rFonts w:ascii="Cambria Math" w:eastAsiaTheme="minorEastAsia" w:hAnsi="Cambria Math"/>
                       <w:lang w:val="en-US"/>
                     </w:rPr>
-                    <m:t xml:space="preserve">t&lt;0 </m:t>
-                  </m:r>
-                  <m:r>
-                    <w:rPr>
-                      <w:rFonts w:ascii="Cambria Math" w:eastAsiaTheme="minorEastAsia" w:hAnsi="Cambria Math"/>
-                    </w:rPr>
-                    <m:t xml:space="preserve">или </m:t>
+                    <m:t>T≤-2955</m:t>
                   </m:r>
                   <m:r>
                     <w:rPr>
                       <w:rFonts w:ascii="Cambria Math" w:eastAsiaTheme="minorEastAsia" w:hAnsi="Cambria Math"/>
                       <w:lang w:val="en-US"/>
                     </w:rPr>
-                    <m:t>t&gt;3909,</m:t>
-                  </m:r>
-                </m:e>
-                <m:e>
-                  <m:r>
-                    <w:rPr>
-                      <w:rFonts w:ascii="Cambria Math" w:eastAsiaTheme="minorEastAsia" w:hAnsi="Cambria Math"/>
-                      <w:lang w:val="en-US"/>
-                    </w:rPr>
-                    <m:t xml:space="preserve">3909, </m:t>
+                    <m:t xml:space="preserve"> </m:t>
                   </m:r>
                   <m:r>
                     <w:rPr>
                       <w:rFonts w:ascii="Cambria Math" w:eastAsiaTheme="minorEastAsia" w:hAnsi="Cambria Math"/>
                     </w:rPr>
-                    <m:t xml:space="preserve">при </m:t>
+                    <m:t xml:space="preserve">и </m:t>
+                  </m:r>
+                  <m:r>
+                    <w:rPr>
+                      <w:rFonts w:ascii="Cambria Math" w:eastAsiaTheme="minorEastAsia" w:hAnsi="Cambria Math"/>
+                    </w:rPr>
+                    <m:t>0&lt;</m:t>
                   </m:r>
                   <m:r>
                     <w:rPr>
                       <w:rFonts w:ascii="Cambria Math" w:eastAsiaTheme="minorEastAsia" w:hAnsi="Cambria Math"/>
                       <w:lang w:val="en-US"/>
                     </w:rPr>
-                    <m:t>0 ≤t≤3909</m:t>
+                    <m:t>T</m:t>
                   </m:r>
                 </m:e>
               </m:eqArr>
@@ -6430,55 +6430,19 @@
         <w:t xml:space="preserve">знаковое, 16-ти разрядное число </w:t>
       </w:r>
       <w:r>
-        <w:t>[-2</w:t>
-      </w:r>
-      <w:r>
-        <w:rPr>
-          <w:vertAlign w:val="superscript"/>
-        </w:rPr>
-        <w:t>15</w:t>
-      </w:r>
-      <w:r>
-        <w:t xml:space="preserve">; 0) </w:t>
-      </w:r>
-      <w:r>
-        <w:rPr>
-          <w:lang w:val="en-US"/>
-        </w:rPr>
-        <w:t>and</w:t>
-      </w:r>
-      <w:r>
-        <w:t xml:space="preserve"> {3909} </w:t>
-      </w:r>
-      <w:r>
-        <w:rPr>
-          <w:lang w:val="en-US"/>
-        </w:rPr>
-        <w:t>and</w:t>
-      </w:r>
-      <w:r>
-        <w:t xml:space="preserve"> (11</w:t>
-      </w:r>
-      <w:r>
-        <w:t> </w:t>
-      </w:r>
-      <w:r>
-        <w:t>606; 2</w:t>
-      </w:r>
-      <w:r>
-        <w:rPr>
-          <w:vertAlign w:val="superscript"/>
-        </w:rPr>
-        <w:t>15</w:t>
-      </w:r>
-      <w:r>
-        <w:t xml:space="preserve"> </w:t>
-      </w:r>
-      <w:r>
-        <w:t>–</w:t>
-      </w:r>
-      <w:r>
-        <w:t xml:space="preserve"> 1].</w:t>
+        <w:t>(-14</w:t>
+      </w:r>
+      <w:r>
+        <w:t>967</w:t>
+      </w:r>
+      <w:r>
+        <w:t>; -192</w:t>
+      </w:r>
+      <w:r>
+        <w:t>]</w:t>
+      </w:r>
+      <w:r>
+        <w:t>.</w:t>
       </w:r>
     </w:p>
     <w:p>
@@ -6570,142 +6534,61 @@
     </w:p>
     <w:p>
       <w:pPr>
+        <w:ind w:firstLine="0"/>
+        <w:rPr>
+          <w:rFonts w:eastAsiaTheme="minorEastAsia"/>
+        </w:rPr>
+      </w:pPr>
+      <w:r>
         <w:rPr>
           <w:rFonts w:eastAsiaTheme="minorEastAsia"/>
           <w:lang w:val="en-US"/>
         </w:rPr>
-      </w:pPr>
-      <m:oMathPara>
-        <m:oMathParaPr>
-          <m:jc m:val="left"/>
-        </m:oMathParaPr>
-        <m:oMath>
-          <m:r>
-            <w:rPr>
-              <w:rFonts w:ascii="Cambria Math" w:hAnsi="Cambria Math"/>
-            </w:rPr>
-            <m:t>-32 768≤3</m:t>
-          </m:r>
-          <m:r>
-            <w:rPr>
-              <w:rFonts w:ascii="Cambria Math" w:hAnsi="Cambria Math"/>
-              <w:lang w:val="en-US"/>
-            </w:rPr>
-            <m:t>t</m:t>
-          </m:r>
-          <m:r>
-            <w:rPr>
-              <w:rFonts w:ascii="Cambria Math" w:hAnsi="Cambria Math"/>
-            </w:rPr>
-            <m:t>-121 ≤32 767</m:t>
-          </m:r>
-          <m:r>
-            <w:rPr>
-              <w:rFonts w:ascii="Cambria Math" w:eastAsiaTheme="minorEastAsia" w:hAnsi="Cambria Math"/>
-              <w:lang w:val="en-US"/>
-            </w:rPr>
-            <m:t>,</m:t>
-          </m:r>
-        </m:oMath>
-      </m:oMathPara>
+        <w:t>F</w:t>
+      </w:r>
+      <w:r>
+        <w:rPr>
+          <w:rFonts w:eastAsiaTheme="minorEastAsia"/>
+          <w:vertAlign w:val="subscript"/>
+          <w:lang w:val="en-US"/>
+        </w:rPr>
+        <w:t>MAX</w:t>
+      </w:r>
+      <w:r>
+        <w:rPr>
+          <w:rFonts w:eastAsiaTheme="minorEastAsia"/>
+        </w:rPr>
+        <w:t xml:space="preserve"> = -192,</w:t>
+      </w:r>
     </w:p>
     <w:p>
       <w:pPr>
+        <w:ind w:firstLine="0"/>
+        <w:rPr>
+          <w:rFonts w:eastAsiaTheme="minorEastAsia"/>
+        </w:rPr>
+      </w:pPr>
+      <w:r>
         <w:rPr>
           <w:rFonts w:eastAsiaTheme="minorEastAsia"/>
           <w:lang w:val="en-US"/>
         </w:rPr>
-      </w:pPr>
-      <m:oMathPara>
-        <m:oMathParaPr>
-          <m:jc m:val="left"/>
-        </m:oMathParaPr>
-        <m:oMath>
-          <m:r>
-            <w:rPr>
-              <w:rFonts w:ascii="Cambria Math" w:hAnsi="Cambria Math"/>
-            </w:rPr>
-            <m:t>-32 647≤3t ≤32 888</m:t>
-          </m:r>
-          <m:r>
-            <w:rPr>
-              <w:rFonts w:ascii="Cambria Math" w:eastAsiaTheme="minorEastAsia" w:hAnsi="Cambria Math"/>
-              <w:lang w:val="en-US"/>
-            </w:rPr>
-            <m:t>,</m:t>
-          </m:r>
-        </m:oMath>
-      </m:oMathPara>
-    </w:p>
-    <w:p>
-      <w:pPr>
+        <w:t>F</w:t>
+      </w:r>
+      <w:r>
         <w:rPr>
           <w:rFonts w:eastAsiaTheme="minorEastAsia"/>
+          <w:vertAlign w:val="subscript"/>
           <w:lang w:val="en-US"/>
         </w:rPr>
-      </w:pPr>
-      <m:oMathPara>
-        <m:oMathParaPr>
-          <m:jc m:val="left"/>
-        </m:oMathParaPr>
-        <m:oMath>
-          <m:r>
-            <w:rPr>
-              <w:rFonts w:ascii="Cambria Math" w:hAnsi="Cambria Math"/>
-            </w:rPr>
-            <m:t>-1</m:t>
-          </m:r>
-          <m:r>
-            <w:rPr>
-              <w:rFonts w:ascii="Cambria Math" w:hAnsi="Cambria Math"/>
-              <w:lang w:val="en-US"/>
-            </w:rPr>
-            <m:t>0 882</m:t>
-          </m:r>
-          <m:r>
-            <w:rPr>
-              <w:rFonts w:ascii="Cambria Math" w:hAnsi="Cambria Math"/>
-            </w:rPr>
-            <m:t>≤</m:t>
-          </m:r>
-          <m:r>
-            <w:rPr>
-              <w:rFonts w:ascii="Cambria Math" w:hAnsi="Cambria Math"/>
-              <w:lang w:val="en-US"/>
-            </w:rPr>
-            <m:t>t</m:t>
-          </m:r>
-          <m:r>
-            <w:rPr>
-              <w:rFonts w:ascii="Cambria Math" w:hAnsi="Cambria Math"/>
-            </w:rPr>
-            <m:t>≤1</m:t>
-          </m:r>
-          <m:r>
-            <w:rPr>
-              <w:rFonts w:ascii="Cambria Math" w:hAnsi="Cambria Math"/>
-              <w:lang w:val="en-US"/>
-            </w:rPr>
-            <m:t>0 962</m:t>
-          </m:r>
-          <m:r>
-            <w:rPr>
-              <w:rFonts w:ascii="Cambria Math" w:eastAsiaTheme="minorEastAsia" w:hAnsi="Cambria Math"/>
-              <w:lang w:val="en-US"/>
-            </w:rPr>
-            <m:t>,</m:t>
-          </m:r>
-        </m:oMath>
-      </m:oMathPara>
-    </w:p>
-    <w:p>
-      <w:pPr>
-        <w:ind w:firstLine="0"/>
+        <w:t>MIN</w:t>
+      </w:r>
+      <w:r>
         <w:rPr>
           <w:rFonts w:eastAsiaTheme="minorEastAsia"/>
-          <w:lang w:val="en-US"/>
         </w:rPr>
-      </w:pPr>
+        <w:t xml:space="preserve"> = -14962.</w:t>
+      </w:r>
     </w:p>
     <w:p>
       <w:pPr>
@@ -6715,67 +6598,11 @@
         </w:rPr>
       </w:pPr>
       <w:r>
-        <w:t xml:space="preserve">При таких значениях аргумента </w:t>
-      </w:r>
-      <w:r>
-        <w:t>в подпрограмме не произойдет переполнения.</w:t>
-      </w:r>
-      <w:r>
-        <w:t xml:space="preserve"> (</w:t>
-      </w:r>
-      <w:r>
-        <w:t xml:space="preserve">Переполнение при </w:t>
-      </w:r>
-      <m:oMath>
-        <m:r>
-          <w:rPr>
-            <w:rFonts w:ascii="Cambria Math" w:hAnsi="Cambria Math"/>
-          </w:rPr>
-          <m:t>0 ≤</m:t>
-        </m:r>
-        <m:r>
-          <w:rPr>
-            <w:rFonts w:ascii="Cambria Math" w:hAnsi="Cambria Math"/>
-            <w:lang w:val="en-US"/>
-          </w:rPr>
-          <m:t>t</m:t>
-        </m:r>
-        <m:r>
-          <w:rPr>
-            <w:rFonts w:ascii="Cambria Math" w:hAnsi="Cambria Math"/>
-          </w:rPr>
-          <m:t>≤3909</m:t>
-        </m:r>
-      </m:oMath>
-      <w:r>
         <w:rPr>
           <w:rFonts w:eastAsiaTheme="minorEastAsia"/>
         </w:rPr>
-        <w:t xml:space="preserve"> </w:t>
-      </w:r>
-      <w:r>
-        <w:rPr>
-          <w:rFonts w:eastAsiaTheme="minorEastAsia"/>
-        </w:rPr>
-        <w:t>невозможно</w:t>
-      </w:r>
-      <w:r>
-        <w:rPr>
-          <w:rFonts w:eastAsiaTheme="minorEastAsia"/>
-        </w:rPr>
-        <w:t>)</w:t>
-      </w:r>
-      <w:r>
-        <w:rPr>
-          <w:rFonts w:eastAsiaTheme="minorEastAsia"/>
-        </w:rPr>
-        <w:t>.</w:t>
-      </w:r>
-    </w:p>
-    <w:p>
-      <w:pPr>
-        <w:ind w:firstLine="0"/>
-      </w:pPr>
+        <w:t>Соответственно, переполнение не случится при любом аргументе.</w:t>
+      </w:r>
     </w:p>
     <w:p>
       <w:pPr>
@@ -6801,1310 +6628,182 @@
         <w:ind w:firstLine="0"/>
       </w:pPr>
       <w:r>
-        <w:t>Рассмотрим центральный и граничные случаи.</w:t>
+        <w:t xml:space="preserve">Так как результат </w:t>
+      </w:r>
+      <w:r>
+        <w:rPr>
+          <w:lang w:val="en-US"/>
+        </w:rPr>
+        <w:t>F</w:t>
+      </w:r>
+      <w:r>
+        <w:t>(</w:t>
+      </w:r>
+      <w:r>
+        <w:rPr>
+          <w:lang w:val="en-US"/>
+        </w:rPr>
+        <w:t>T</w:t>
+      </w:r>
+      <w:r>
+        <w:t xml:space="preserve">) </w:t>
+      </w:r>
+      <w:r>
+        <w:t xml:space="preserve">– отрицательное число, а </w:t>
+      </w:r>
+      <w:proofErr w:type="gramStart"/>
+      <w:r>
+        <w:rPr>
+          <w:lang w:val="en-US"/>
+        </w:rPr>
+        <w:t>F</w:t>
+      </w:r>
+      <w:r>
+        <w:t>(</w:t>
+      </w:r>
+      <w:proofErr w:type="gramEnd"/>
+      <w:r>
+        <w:rPr>
+          <w:lang w:val="en-US"/>
+        </w:rPr>
+        <w:t>Z</w:t>
+      </w:r>
+      <w:r>
+        <w:t xml:space="preserve"> + 1) </w:t>
+      </w:r>
+      <w:r>
+        <w:t xml:space="preserve">и </w:t>
+      </w:r>
+      <w:r>
+        <w:rPr>
+          <w:lang w:val="en-US"/>
+        </w:rPr>
+        <w:t>F</w:t>
+      </w:r>
+      <w:r>
+        <w:t>(</w:t>
+      </w:r>
+      <w:r>
+        <w:rPr>
+          <w:lang w:val="en-US"/>
+        </w:rPr>
+        <w:t>Y</w:t>
+      </w:r>
+      <w:r>
+        <w:t xml:space="preserve">) </w:t>
+      </w:r>
+      <w:r>
+        <w:t>с отрицательным знаком, то их максимальная сумма никогда не превысит -384, а минимальная не будет меньше -29</w:t>
+      </w:r>
+      <w:r>
+        <w:t>914</w:t>
+      </w:r>
+      <w:r>
+        <w:t xml:space="preserve">, что при любых значениях </w:t>
+      </w:r>
+      <w:r>
+        <w:rPr>
+          <w:lang w:val="en-US"/>
+        </w:rPr>
+        <w:t>X</w:t>
+      </w:r>
+      <w:r>
+        <w:t xml:space="preserve"> переполнения не будет.</w:t>
       </w:r>
     </w:p>
     <w:p>
       <w:pPr>
         <w:ind w:firstLine="0"/>
+      </w:pPr>
+      <w:r>
         <w:rPr>
-          <w:rFonts w:eastAsiaTheme="minorEastAsia"/>
           <w:lang w:val="en-US"/>
         </w:rPr>
-      </w:pPr>
-      <m:oMathPara>
-        <m:oMathParaPr>
-          <m:jc m:val="left"/>
-        </m:oMathParaPr>
-        <m:oMath>
-          <m:r>
-            <w:rPr>
-              <w:rFonts w:ascii="Cambria Math" w:hAnsi="Cambria Math"/>
-              <w:lang w:val="en-US"/>
-            </w:rPr>
-            <m:t>1) 3</m:t>
-          </m:r>
-          <m:d>
-            <m:dPr>
-              <m:begChr m:val="|"/>
-              <m:endChr m:val="|"/>
-              <m:ctrlPr>
-                <w:rPr>
-                  <w:rFonts w:ascii="Cambria Math" w:hAnsi="Cambria Math"/>
-                  <w:i/>
-                  <w:lang w:val="en-US"/>
-                </w:rPr>
-              </m:ctrlPr>
-            </m:dPr>
-            <m:e>
-              <m:r>
-                <w:rPr>
-                  <w:rFonts w:ascii="Cambria Math" w:hAnsi="Cambria Math"/>
-                  <w:lang w:val="en-US"/>
-                </w:rPr>
-                <m:t>f</m:t>
-              </m:r>
-              <m:d>
-                <m:dPr>
-                  <m:ctrlPr>
-                    <w:rPr>
-                      <w:rFonts w:ascii="Cambria Math" w:hAnsi="Cambria Math"/>
-                      <w:i/>
-                      <w:lang w:val="en-US"/>
-                    </w:rPr>
-                  </m:ctrlPr>
-                </m:dPr>
-                <m:e>
-                  <m:r>
-                    <w:rPr>
-                      <w:rFonts w:ascii="Cambria Math" w:hAnsi="Cambria Math"/>
-                      <w:lang w:val="en-US"/>
-                    </w:rPr>
-                    <m:t>t</m:t>
-                  </m:r>
-                </m:e>
-              </m:d>
-            </m:e>
-          </m:d>
-          <m:r>
-            <w:rPr>
-              <w:rFonts w:ascii="Cambria Math" w:hAnsi="Cambria Math"/>
-              <w:lang w:val="en-US"/>
-            </w:rPr>
-            <m:t>-2≤32 676</m:t>
-          </m:r>
-        </m:oMath>
-      </m:oMathPara>
-    </w:p>
-    <w:p>
-      <w:pPr>
-        <w:ind w:firstLine="0"/>
+        <w:t>X</w:t>
+      </w:r>
+      <w:r>
+        <w:t xml:space="preserve">, </w:t>
+      </w:r>
+      <w:r>
         <w:rPr>
-          <w:rFonts w:eastAsiaTheme="minorEastAsia"/>
           <w:lang w:val="en-US"/>
         </w:rPr>
-      </w:pPr>
-      <m:oMathPara>
-        <m:oMathParaPr>
-          <m:jc m:val="left"/>
-        </m:oMathParaPr>
-        <m:oMath>
-          <m:d>
-            <m:dPr>
-              <m:begChr m:val="|"/>
-              <m:endChr m:val="|"/>
-              <m:ctrlPr>
-                <w:rPr>
-                  <w:rFonts w:ascii="Cambria Math" w:eastAsiaTheme="minorEastAsia" w:hAnsi="Cambria Math"/>
-                  <w:i/>
-                  <w:lang w:val="en-US"/>
-                </w:rPr>
-              </m:ctrlPr>
-            </m:dPr>
-            <m:e>
-              <m:r>
-                <w:rPr>
-                  <w:rFonts w:ascii="Cambria Math" w:eastAsiaTheme="minorEastAsia" w:hAnsi="Cambria Math"/>
-                  <w:lang w:val="en-US"/>
-                </w:rPr>
-                <m:t>f(t)</m:t>
-              </m:r>
-            </m:e>
-          </m:d>
-          <m:r>
-            <w:rPr>
-              <w:rFonts w:ascii="Cambria Math" w:eastAsiaTheme="minorEastAsia" w:hAnsi="Cambria Math"/>
-              <w:lang w:val="en-US"/>
-            </w:rPr>
-            <m:t xml:space="preserve"> ≤10 932</m:t>
-          </m:r>
-        </m:oMath>
-      </m:oMathPara>
-    </w:p>
-    <w:p>
-      <w:pPr>
-        <w:ind w:firstLine="0"/>
+        <w:t>Y</w:t>
+      </w:r>
+      <w:r>
+        <w:t xml:space="preserve">, </w:t>
+      </w:r>
+      <w:r>
         <w:rPr>
-          <w:rFonts w:eastAsiaTheme="minorEastAsia"/>
           <w:lang w:val="en-US"/>
         </w:rPr>
-      </w:pPr>
-      <m:oMathPara>
-        <m:oMathParaPr>
-          <m:jc m:val="left"/>
-        </m:oMathParaPr>
-        <m:oMath>
-          <m:d>
-            <m:dPr>
-              <m:begChr m:val="|"/>
-              <m:endChr m:val="|"/>
-              <m:ctrlPr>
-                <w:rPr>
-                  <w:rFonts w:ascii="Cambria Math" w:eastAsiaTheme="minorEastAsia" w:hAnsi="Cambria Math"/>
-                  <w:i/>
-                  <w:lang w:val="en-US"/>
-                </w:rPr>
-              </m:ctrlPr>
-            </m:dPr>
-            <m:e>
-              <m:r>
-                <w:rPr>
-                  <w:rFonts w:ascii="Cambria Math" w:eastAsiaTheme="minorEastAsia" w:hAnsi="Cambria Math"/>
-                  <w:lang w:val="en-US"/>
-                </w:rPr>
-                <m:t>3t-121</m:t>
-              </m:r>
-            </m:e>
-          </m:d>
-          <m:r>
-            <w:rPr>
-              <w:rFonts w:ascii="Cambria Math" w:eastAsiaTheme="minorEastAsia" w:hAnsi="Cambria Math"/>
-              <w:lang w:val="en-US"/>
-            </w:rPr>
-            <m:t xml:space="preserve"> ≤10 932</m:t>
-          </m:r>
-        </m:oMath>
-      </m:oMathPara>
-    </w:p>
-    <w:p>
-      <w:pPr>
-        <w:pStyle w:val="a7"/>
-        <w:numPr>
-          <w:ilvl w:val="1"/>
-          <w:numId w:val="15"/>
-        </w:numPr>
-        <w:rPr>
-          <w:rFonts w:eastAsiaTheme="minorEastAsia"/>
-          <w:i/>
-          <w:iCs/>
-          <w:lang w:val="en-US"/>
-        </w:rPr>
-      </w:pPr>
-      <m:oMath>
-        <m:r>
-          <w:rPr>
-            <w:rFonts w:ascii="Cambria Math" w:eastAsiaTheme="minorEastAsia" w:hAnsi="Cambria Math"/>
-            <w:lang w:val="en-US"/>
-          </w:rPr>
-          <m:t>3t - 121 ≤</m:t>
-        </m:r>
-        <m:r>
-          <w:rPr>
-            <w:rFonts w:ascii="Cambria Math" w:eastAsiaTheme="minorEastAsia"/>
-            <w:lang w:val="en-US"/>
-          </w:rPr>
-          <m:t>10</m:t>
-        </m:r>
-        <m:r>
-          <w:rPr>
-            <w:rFonts w:ascii="Cambria Math" w:eastAsiaTheme="minorEastAsia"/>
-            <w:lang w:val="en-US"/>
-          </w:rPr>
-          <m:t> </m:t>
-        </m:r>
-        <m:r>
-          <w:rPr>
-            <w:rFonts w:ascii="Cambria Math" w:eastAsiaTheme="minorEastAsia"/>
-            <w:lang w:val="en-US"/>
-          </w:rPr>
-          <m:t>932</m:t>
-        </m:r>
-      </m:oMath>
-    </w:p>
-    <w:p>
-      <w:pPr>
-        <w:pStyle w:val="a7"/>
-        <w:ind w:firstLine="0"/>
-        <w:rPr>
-          <w:rFonts w:eastAsiaTheme="minorEastAsia"/>
-          <w:i/>
-          <w:lang w:val="en-US"/>
-        </w:rPr>
-      </w:pPr>
-      <m:oMathPara>
-        <m:oMathParaPr>
-          <m:jc m:val="left"/>
-        </m:oMathParaPr>
-        <m:oMath>
-          <m:r>
-            <w:rPr>
-              <w:rFonts w:ascii="Cambria Math" w:eastAsiaTheme="minorEastAsia" w:hAnsi="Cambria Math"/>
-              <w:lang w:val="en-US"/>
-            </w:rPr>
-            <m:t>t≤3 909 (</m:t>
-          </m:r>
-          <m:r>
-            <w:rPr>
-              <w:rFonts w:ascii="Cambria Math" w:eastAsiaTheme="minorEastAsia" w:hAnsi="Cambria Math"/>
-            </w:rPr>
-            <m:t xml:space="preserve">по условию </m:t>
-          </m:r>
-          <m:r>
-            <w:rPr>
-              <w:rFonts w:ascii="Cambria Math" w:eastAsiaTheme="minorEastAsia" w:hAnsi="Cambria Math"/>
-              <w:lang w:val="en-US"/>
-            </w:rPr>
-            <m:t>f</m:t>
-          </m:r>
-          <m:d>
-            <m:dPr>
-              <m:ctrlPr>
-                <w:rPr>
-                  <w:rFonts w:ascii="Cambria Math" w:eastAsiaTheme="minorEastAsia" w:hAnsi="Cambria Math"/>
-                  <w:i/>
-                  <w:lang w:val="en-US"/>
-                </w:rPr>
-              </m:ctrlPr>
-            </m:dPr>
-            <m:e>
-              <m:r>
-                <w:rPr>
-                  <w:rFonts w:ascii="Cambria Math" w:eastAsiaTheme="minorEastAsia" w:hAnsi="Cambria Math"/>
-                  <w:lang w:val="en-US"/>
-                </w:rPr>
-                <m:t>x</m:t>
-              </m:r>
-            </m:e>
-          </m:d>
-          <m:r>
-            <w:rPr>
-              <w:rFonts w:ascii="Cambria Math" w:eastAsiaTheme="minorEastAsia" w:hAnsi="Cambria Math"/>
-              <w:lang w:val="en-US"/>
-            </w:rPr>
-            <m:t>)</m:t>
-          </m:r>
-        </m:oMath>
-      </m:oMathPara>
-    </w:p>
-    <w:p>
-      <w:pPr>
-        <w:pStyle w:val="a7"/>
-        <w:numPr>
-          <w:ilvl w:val="1"/>
-          <w:numId w:val="15"/>
-        </w:numPr>
-        <w:rPr>
-          <w:rFonts w:eastAsiaTheme="minorEastAsia"/>
-          <w:lang w:val="en-US"/>
-        </w:rPr>
-      </w:pPr>
-      <m:oMath>
-        <m:r>
-          <w:rPr>
-            <w:rFonts w:ascii="Cambria Math" w:eastAsiaTheme="minorEastAsia" w:hAnsi="Cambria Math"/>
-            <w:lang w:val="en-US"/>
-          </w:rPr>
-          <m:t>3t-121≥-10 932</m:t>
-        </m:r>
-      </m:oMath>
-    </w:p>
-    <w:p>
-      <w:pPr>
-        <w:pStyle w:val="a7"/>
-        <w:ind w:firstLine="0"/>
-        <w:rPr>
-          <w:rFonts w:eastAsiaTheme="minorEastAsia"/>
-          <w:lang w:val="en-US"/>
-        </w:rPr>
-      </w:pPr>
-      <m:oMathPara>
-        <m:oMathParaPr>
-          <m:jc m:val="left"/>
-        </m:oMathParaPr>
-        <m:oMath>
-          <m:r>
-            <w:rPr>
-              <w:rFonts w:ascii="Cambria Math" w:eastAsiaTheme="minorEastAsia" w:hAnsi="Cambria Math"/>
-              <w:lang w:val="en-US"/>
-            </w:rPr>
-            <m:t>t≥-3 603</m:t>
-          </m:r>
-        </m:oMath>
-      </m:oMathPara>
-    </w:p>
-    <w:p>
-      <w:pPr>
-        <w:ind w:firstLine="0"/>
-        <w:rPr>
-          <w:rFonts w:eastAsiaTheme="minorEastAsia"/>
-        </w:rPr>
-      </w:pPr>
-      <w:r>
-        <w:rPr>
-          <w:rFonts w:eastAsiaTheme="minorEastAsia"/>
-        </w:rPr>
-        <w:t xml:space="preserve">При </w:t>
-      </w:r>
-      <w:r>
-        <w:rPr>
-          <w:rFonts w:eastAsiaTheme="minorEastAsia"/>
-        </w:rPr>
-        <w:t>таких значениях переполнение не представляется возможным</w:t>
-      </w:r>
-      <w:r>
-        <w:rPr>
-          <w:rFonts w:eastAsiaTheme="minorEastAsia"/>
-        </w:rPr>
-        <w:t>:</w:t>
-      </w:r>
-    </w:p>
-    <w:p>
-      <w:pPr>
-        <w:ind w:firstLine="0"/>
-        <w:rPr>
-          <w:rFonts w:eastAsiaTheme="minorEastAsia"/>
-          <w:lang w:val="en-US"/>
-        </w:rPr>
-      </w:pPr>
-      <m:oMathPara>
-        <m:oMathParaPr>
-          <m:jc m:val="left"/>
-        </m:oMathParaPr>
-        <m:oMath>
-          <m:r>
-            <w:rPr>
-              <w:rFonts w:ascii="Cambria Math" w:eastAsiaTheme="minorEastAsia" w:hAnsi="Cambria Math"/>
-              <w:lang w:val="en-US"/>
-            </w:rPr>
-            <m:t>-3 603≤</m:t>
-          </m:r>
-          <m:r>
-            <w:rPr>
-              <w:rFonts w:ascii="Cambria Math" w:eastAsiaTheme="minorEastAsia" w:hAnsi="Cambria Math"/>
-              <w:lang w:val="en-US"/>
-            </w:rPr>
-            <m:t>X</m:t>
-          </m:r>
-          <m:r>
-            <w:rPr>
-              <w:rFonts w:ascii="Cambria Math" w:eastAsiaTheme="minorEastAsia" w:hAnsi="Cambria Math"/>
-              <w:lang w:val="en-US"/>
-            </w:rPr>
-            <m:t xml:space="preserve">+1, </m:t>
-          </m:r>
-          <m:r>
-            <w:rPr>
-              <w:rFonts w:ascii="Cambria Math" w:eastAsiaTheme="minorEastAsia" w:hAnsi="Cambria Math"/>
-              <w:lang w:val="en-US"/>
-            </w:rPr>
-            <m:t>Y</m:t>
-          </m:r>
-          <m:r>
-            <w:rPr>
-              <w:rFonts w:ascii="Cambria Math" w:eastAsiaTheme="minorEastAsia" w:hAnsi="Cambria Math"/>
-              <w:lang w:val="en-US"/>
-            </w:rPr>
-            <m:t xml:space="preserve">, </m:t>
-          </m:r>
-          <m:r>
-            <w:rPr>
-              <w:rFonts w:ascii="Cambria Math" w:eastAsiaTheme="minorEastAsia" w:hAnsi="Cambria Math"/>
-              <w:lang w:val="en-US"/>
-            </w:rPr>
-            <m:t>Z</m:t>
-          </m:r>
-          <m:r>
-            <w:rPr>
-              <w:rFonts w:ascii="Cambria Math" w:eastAsiaTheme="minorEastAsia" w:hAnsi="Cambria Math"/>
-              <w:lang w:val="en-US"/>
-            </w:rPr>
-            <m:t>≤3 909</m:t>
-          </m:r>
-        </m:oMath>
-      </m:oMathPara>
-    </w:p>
-    <w:p>
-      <w:pPr>
-        <w:ind w:firstLine="0"/>
-        <w:rPr>
-          <w:rFonts w:eastAsiaTheme="minorEastAsia"/>
-          <w:i/>
-          <w:lang w:val="en-US"/>
-        </w:rPr>
-      </w:pPr>
-      <m:oMathPara>
-        <m:oMathParaPr>
-          <m:jc m:val="left"/>
-        </m:oMathParaPr>
-        <m:oMath>
-          <m:r>
-            <w:rPr>
-              <w:rFonts w:ascii="Cambria Math" w:eastAsiaTheme="minorEastAsia" w:hAnsi="Cambria Math"/>
-            </w:rPr>
-            <m:t>-32 768≤</m:t>
-          </m:r>
-          <m:r>
-            <w:rPr>
-              <w:rFonts w:ascii="Cambria Math" w:eastAsiaTheme="minorEastAsia" w:hAnsi="Cambria Math"/>
-              <w:lang w:val="en-US"/>
-            </w:rPr>
-            <m:t>R≤32</m:t>
-          </m:r>
-          <m:r>
-            <w:rPr>
-              <w:rFonts w:ascii="Cambria Math" w:eastAsiaTheme="minorEastAsia" w:hAnsi="Cambria Math"/>
-              <w:lang w:val="en-US"/>
-            </w:rPr>
-            <m:t> </m:t>
-          </m:r>
-          <m:r>
-            <w:rPr>
-              <w:rFonts w:ascii="Cambria Math" w:eastAsiaTheme="minorEastAsia" w:hAnsi="Cambria Math"/>
-              <w:lang w:val="en-US"/>
-            </w:rPr>
-            <m:t>767</m:t>
-          </m:r>
-        </m:oMath>
-      </m:oMathPara>
-    </w:p>
-    <w:p>
-      <w:pPr>
-        <w:ind w:firstLine="0"/>
-        <w:rPr>
-          <w:rFonts w:eastAsiaTheme="minorEastAsia"/>
-          <w:i/>
-          <w:lang w:val="en-US"/>
-        </w:rPr>
-      </w:pPr>
-    </w:p>
-    <w:p>
-      <w:pPr>
-        <w:ind w:firstLine="0"/>
-        <w:rPr>
-          <w:rFonts w:ascii="Cambria Math" w:hAnsi="Cambria Math" w:cs="Cambria Math"/>
-          <w:lang w:val="en-US"/>
-        </w:rPr>
-      </w:pPr>
-      <w:r>
-        <w:rPr>
-          <w:rFonts w:eastAsiaTheme="minorEastAsia"/>
-          <w:iCs/>
-        </w:rPr>
-        <w:t xml:space="preserve">Если </w:t>
-      </w:r>
-      <w:r>
-        <w:rPr>
-          <w:rFonts w:eastAsiaTheme="minorEastAsia"/>
-          <w:iCs/>
-          <w:lang w:val="en-US"/>
-        </w:rPr>
-        <w:t xml:space="preserve">Y </w:t>
-      </w:r>
-      <w:r>
-        <w:rPr>
-          <w:rFonts w:ascii="Cambria Math" w:hAnsi="Cambria Math" w:cs="Cambria Math"/>
-          <w:highlight w:val="yellow"/>
-        </w:rPr>
-        <w:t>∈</w:t>
-      </w:r>
-      <w:r>
-        <w:rPr>
-          <w:rFonts w:ascii="Cambria Math" w:hAnsi="Cambria Math" w:cs="Cambria Math"/>
-          <w:lang w:val="en-US"/>
-        </w:rPr>
-        <w:t xml:space="preserve"> (3 909; 10 962], </w:t>
+        <w:t>Z</w:t>
+      </w:r>
+      <w:r>
+        <w:t xml:space="preserve"> </w:t>
       </w:r>
       <w:r>
         <w:rPr>
           <w:rFonts w:ascii="Cambria Math" w:hAnsi="Cambria Math" w:cs="Cambria Math"/>
         </w:rPr>
-        <w:t xml:space="preserve">то </w:t>
+        <w:t>∈</w:t>
+      </w:r>
+      <w:r>
+        <w:t xml:space="preserve"> </w:t>
+      </w:r>
+      <w:r>
+        <w:t>[</w:t>
+      </w:r>
+      <w:r>
+        <w:t>-2</w:t>
       </w:r>
       <w:r>
         <w:rPr>
-          <w:rFonts w:ascii="Cambria Math" w:hAnsi="Cambria Math" w:cs="Cambria Math"/>
-          <w:lang w:val="en-US"/>
+          <w:vertAlign w:val="superscript"/>
         </w:rPr>
-        <w:t xml:space="preserve">f(Y) </w:t>
+        <w:t>15</w:t>
+      </w:r>
+      <w:r>
+        <w:t>; 2</w:t>
       </w:r>
       <w:r>
         <w:rPr>
-          <w:rFonts w:ascii="Cambria Math" w:hAnsi="Cambria Math" w:cs="Cambria Math"/>
-          <w:highlight w:val="yellow"/>
+          <w:vertAlign w:val="superscript"/>
         </w:rPr>
-        <w:t>∈</w:t>
-      </w:r>
-      <w:r>
-        <w:rPr>
-          <w:rFonts w:ascii="Cambria Math" w:hAnsi="Cambria Math" w:cs="Cambria Math"/>
-          <w:lang w:val="en-US"/>
-        </w:rPr>
-        <w:t xml:space="preserve"> (11 606; 32 765]</w:t>
-      </w:r>
-      <w:r>
-        <w:rPr>
-          <w:rFonts w:ascii="Cambria Math" w:hAnsi="Cambria Math" w:cs="Cambria Math"/>
-          <w:lang w:val="en-US"/>
-        </w:rPr>
-        <w:t>.</w:t>
+        <w:t>15</w:t>
+      </w:r>
+      <w:r>
+        <w:t xml:space="preserve"> – 1].</w:t>
       </w:r>
     </w:p>
     <w:p>
       <w:pPr>
         <w:ind w:firstLine="0"/>
-        <w:rPr>
-          <w:rFonts w:ascii="Cambria Math" w:eastAsiaTheme="minorEastAsia" w:hAnsi="Cambria Math" w:cs="Cambria Math"/>
-        </w:rPr>
-      </w:pPr>
-      <w:r>
-        <w:rPr>
-          <w:rFonts w:ascii="Cambria Math" w:hAnsi="Cambria Math" w:cs="Cambria Math"/>
-        </w:rPr>
-        <w:t xml:space="preserve">При </w:t>
-      </w:r>
-      <w:r>
-        <w:rPr>
-          <w:rFonts w:ascii="Cambria Math" w:eastAsiaTheme="minorEastAsia" w:hAnsi="Cambria Math" w:cs="Cambria Math"/>
-        </w:rPr>
-        <w:t xml:space="preserve">0 </w:t>
-      </w:r>
-      <m:oMath>
-        <m:r>
-          <w:rPr>
-            <w:rFonts w:ascii="Cambria Math" w:eastAsiaTheme="minorEastAsia" w:hAnsi="Cambria Math"/>
-          </w:rPr>
-          <m:t>≤</m:t>
-        </m:r>
-      </m:oMath>
-      <w:r>
-        <w:rPr>
-          <w:rFonts w:ascii="Cambria Math" w:eastAsiaTheme="minorEastAsia" w:hAnsi="Cambria Math" w:cs="Cambria Math"/>
-        </w:rPr>
-        <w:t xml:space="preserve"> </w:t>
-      </w:r>
-      <w:r>
-        <w:rPr>
-          <w:rFonts w:ascii="Cambria Math" w:eastAsiaTheme="minorEastAsia" w:hAnsi="Cambria Math" w:cs="Cambria Math"/>
-          <w:lang w:val="en-US"/>
-        </w:rPr>
-        <w:t>X</w:t>
-      </w:r>
-      <w:r>
-        <w:rPr>
-          <w:rFonts w:ascii="Cambria Math" w:eastAsiaTheme="minorEastAsia" w:hAnsi="Cambria Math" w:cs="Cambria Math"/>
-        </w:rPr>
-        <w:t xml:space="preserve"> + 1, </w:t>
-      </w:r>
-      <w:r>
-        <w:rPr>
-          <w:rFonts w:ascii="Cambria Math" w:eastAsiaTheme="minorEastAsia" w:hAnsi="Cambria Math" w:cs="Cambria Math"/>
-          <w:lang w:val="en-US"/>
-        </w:rPr>
-        <w:t>Z</w:t>
-      </w:r>
-      <w:r>
-        <w:rPr>
-          <w:rFonts w:ascii="Cambria Math" w:eastAsiaTheme="minorEastAsia" w:hAnsi="Cambria Math" w:cs="Cambria Math"/>
-        </w:rPr>
-        <w:t xml:space="preserve"> </w:t>
-      </w:r>
-      <m:oMath>
-        <m:r>
-          <w:rPr>
-            <w:rFonts w:ascii="Cambria Math" w:eastAsiaTheme="minorEastAsia" w:hAnsi="Cambria Math"/>
-          </w:rPr>
-          <m:t>≤</m:t>
-        </m:r>
-      </m:oMath>
-      <w:r>
-        <w:rPr>
-          <w:rFonts w:ascii="Cambria Math" w:eastAsiaTheme="minorEastAsia" w:hAnsi="Cambria Math" w:cs="Cambria Math"/>
-        </w:rPr>
-        <w:t xml:space="preserve"> </w:t>
-      </w:r>
-      <w:r>
-        <w:rPr>
-          <w:rFonts w:ascii="Cambria Math" w:eastAsiaTheme="minorEastAsia" w:hAnsi="Cambria Math" w:cs="Cambria Math"/>
-        </w:rPr>
-        <w:t xml:space="preserve">3909 переполнения не будет. Если </w:t>
-      </w:r>
-      <w:r>
-        <w:rPr>
-          <w:rFonts w:ascii="Cambria Math" w:eastAsiaTheme="minorEastAsia" w:hAnsi="Cambria Math" w:cs="Cambria Math"/>
-          <w:lang w:val="en-US"/>
-        </w:rPr>
-        <w:t>X</w:t>
-      </w:r>
-      <w:r>
-        <w:rPr>
-          <w:rFonts w:ascii="Cambria Math" w:eastAsiaTheme="minorEastAsia" w:hAnsi="Cambria Math" w:cs="Cambria Math"/>
-        </w:rPr>
-        <w:t xml:space="preserve"> + 1, </w:t>
-      </w:r>
-      <w:r>
-        <w:rPr>
-          <w:rFonts w:ascii="Cambria Math" w:eastAsiaTheme="minorEastAsia" w:hAnsi="Cambria Math" w:cs="Cambria Math"/>
-          <w:lang w:val="en-US"/>
-        </w:rPr>
-        <w:t>Z</w:t>
-      </w:r>
-      <w:r>
-        <w:rPr>
-          <w:rFonts w:ascii="Cambria Math" w:eastAsiaTheme="minorEastAsia" w:hAnsi="Cambria Math" w:cs="Cambria Math"/>
-        </w:rPr>
-        <w:t xml:space="preserve"> </w:t>
-      </w:r>
-      <w:r>
-        <w:rPr>
-          <w:rFonts w:ascii="Cambria Math" w:eastAsiaTheme="minorEastAsia" w:hAnsi="Cambria Math" w:cs="Cambria Math"/>
-        </w:rPr>
-        <w:t xml:space="preserve">имеют разный знак в пределах </w:t>
-      </w:r>
-      <w:r>
-        <w:rPr>
-          <w:rFonts w:ascii="Cambria Math" w:eastAsiaTheme="minorEastAsia" w:hAnsi="Cambria Math" w:cs="Cambria Math"/>
-        </w:rPr>
-        <w:t>[-3</w:t>
-      </w:r>
-      <w:r>
-        <w:rPr>
-          <w:rFonts w:ascii="Cambria Math" w:eastAsiaTheme="minorEastAsia" w:hAnsi="Cambria Math" w:cs="Cambria Math"/>
-        </w:rPr>
-        <w:t> </w:t>
-      </w:r>
-      <w:r>
-        <w:rPr>
-          <w:rFonts w:ascii="Cambria Math" w:eastAsiaTheme="minorEastAsia" w:hAnsi="Cambria Math" w:cs="Cambria Math"/>
-        </w:rPr>
-        <w:t xml:space="preserve">603; 0), </w:t>
-      </w:r>
-      <w:r>
-        <w:rPr>
-          <w:rFonts w:ascii="Cambria Math" w:eastAsiaTheme="minorEastAsia" w:hAnsi="Cambria Math" w:cs="Cambria Math"/>
-        </w:rPr>
-        <w:t>переполнения также не будет.</w:t>
-      </w:r>
-      <w:r>
-        <w:rPr>
-          <w:rFonts w:ascii="Cambria Math" w:eastAsiaTheme="minorEastAsia" w:hAnsi="Cambria Math" w:cs="Cambria Math"/>
-        </w:rPr>
-        <w:t xml:space="preserve"> </w:t>
-      </w:r>
-      <w:r>
-        <w:t>(</w:t>
-      </w:r>
-      <w:r>
-        <w:t>при этом отрицательное по модулю будет больше</w:t>
-      </w:r>
-      <w:r>
-        <w:t>)</w:t>
-      </w:r>
+      </w:pPr>
     </w:p>
     <w:p>
       <w:pPr>
         <w:ind w:firstLine="0"/>
-        <w:rPr>
-          <w:rFonts w:ascii="Cambria Math" w:eastAsiaTheme="minorEastAsia" w:hAnsi="Cambria Math" w:cs="Cambria Math"/>
-          <w:lang w:val="en-US"/>
-        </w:rPr>
-      </w:pPr>
-      <w:r>
-        <w:rPr>
-          <w:rFonts w:ascii="Cambria Math" w:eastAsiaTheme="minorEastAsia" w:hAnsi="Cambria Math" w:cs="Cambria Math"/>
-        </w:rPr>
-        <w:t xml:space="preserve">Общая формула (как зависимость от </w:t>
-      </w:r>
-      <w:r>
-        <w:rPr>
-          <w:rFonts w:ascii="Cambria Math" w:eastAsiaTheme="minorEastAsia" w:hAnsi="Cambria Math" w:cs="Cambria Math"/>
-          <w:lang w:val="en-US"/>
-        </w:rPr>
-        <w:t>f</w:t>
-      </w:r>
-      <w:r>
-        <w:rPr>
-          <w:rFonts w:ascii="Cambria Math" w:eastAsiaTheme="minorEastAsia" w:hAnsi="Cambria Math" w:cs="Cambria Math"/>
-        </w:rPr>
-        <w:t>(</w:t>
-      </w:r>
-      <w:r>
-        <w:rPr>
-          <w:rFonts w:ascii="Cambria Math" w:eastAsiaTheme="minorEastAsia" w:hAnsi="Cambria Math" w:cs="Cambria Math"/>
-          <w:lang w:val="en-US"/>
-        </w:rPr>
-        <w:t>Y</w:t>
-      </w:r>
-      <w:r>
-        <w:rPr>
-          <w:rFonts w:ascii="Cambria Math" w:eastAsiaTheme="minorEastAsia" w:hAnsi="Cambria Math" w:cs="Cambria Math"/>
-        </w:rPr>
-        <w:t xml:space="preserve">)): </w:t>
-      </w:r>
-      <w:r>
-        <w:rPr>
-          <w:rFonts w:ascii="Cambria Math" w:eastAsiaTheme="minorEastAsia" w:hAnsi="Cambria Math" w:cs="Cambria Math"/>
-          <w:lang w:val="en-US"/>
-        </w:rPr>
-        <w:t>f</w:t>
-      </w:r>
-      <w:r>
-        <w:rPr>
-          <w:rFonts w:ascii="Cambria Math" w:eastAsiaTheme="minorEastAsia" w:hAnsi="Cambria Math" w:cs="Cambria Math"/>
-        </w:rPr>
-        <w:t>(</w:t>
-      </w:r>
-      <w:r>
-        <w:rPr>
-          <w:rFonts w:ascii="Cambria Math" w:eastAsiaTheme="minorEastAsia" w:hAnsi="Cambria Math" w:cs="Cambria Math"/>
-          <w:lang w:val="en-US"/>
-        </w:rPr>
-        <w:t>Z</w:t>
-      </w:r>
-      <w:r>
-        <w:rPr>
-          <w:rFonts w:ascii="Cambria Math" w:eastAsiaTheme="minorEastAsia" w:hAnsi="Cambria Math" w:cs="Cambria Math"/>
-        </w:rPr>
-        <w:t>) -</w:t>
-      </w:r>
-      <w:proofErr w:type="gramStart"/>
-      <w:r>
-        <w:rPr>
-          <w:rFonts w:ascii="Cambria Math" w:eastAsiaTheme="minorEastAsia" w:hAnsi="Cambria Math" w:cs="Cambria Math"/>
-          <w:lang w:val="en-US"/>
-        </w:rPr>
-        <w:t>f</w:t>
-      </w:r>
-      <w:r>
-        <w:rPr>
-          <w:rFonts w:ascii="Cambria Math" w:eastAsiaTheme="minorEastAsia" w:hAnsi="Cambria Math" w:cs="Cambria Math"/>
-        </w:rPr>
-        <w:t>(</w:t>
-      </w:r>
-      <w:proofErr w:type="gramEnd"/>
-      <w:r>
-        <w:rPr>
-          <w:rFonts w:ascii="Cambria Math" w:eastAsiaTheme="minorEastAsia" w:hAnsi="Cambria Math" w:cs="Cambria Math"/>
-          <w:lang w:val="en-US"/>
-        </w:rPr>
-        <w:t>X</w:t>
-      </w:r>
-      <w:r>
-        <w:rPr>
-          <w:rFonts w:ascii="Cambria Math" w:eastAsiaTheme="minorEastAsia" w:hAnsi="Cambria Math" w:cs="Cambria Math"/>
-        </w:rPr>
-        <w:t xml:space="preserve"> + 1) </w:t>
-      </w:r>
-      <m:oMath>
-        <m:r>
-          <w:rPr>
-            <w:rFonts w:ascii="Cambria Math" w:eastAsiaTheme="minorEastAsia" w:hAnsi="Cambria Math"/>
-          </w:rPr>
-          <m:t>≤</m:t>
-        </m:r>
-      </m:oMath>
-      <w:r>
-        <w:rPr>
-          <w:rFonts w:ascii="Cambria Math" w:eastAsiaTheme="minorEastAsia" w:hAnsi="Cambria Math" w:cs="Cambria Math"/>
-        </w:rPr>
-        <w:t xml:space="preserve"> 32</w:t>
-      </w:r>
-      <w:r>
-        <w:rPr>
-          <w:rFonts w:ascii="Cambria Math" w:eastAsiaTheme="minorEastAsia" w:hAnsi="Cambria Math" w:cs="Cambria Math"/>
-        </w:rPr>
-        <w:t> </w:t>
-      </w:r>
-      <w:r>
-        <w:rPr>
-          <w:rFonts w:ascii="Cambria Math" w:eastAsiaTheme="minorEastAsia" w:hAnsi="Cambria Math" w:cs="Cambria Math"/>
-        </w:rPr>
-        <w:t xml:space="preserve">767 - </w:t>
-      </w:r>
-      <w:r>
-        <w:rPr>
-          <w:rFonts w:ascii="Cambria Math" w:eastAsiaTheme="minorEastAsia" w:hAnsi="Cambria Math" w:cs="Cambria Math"/>
-          <w:lang w:val="en-US"/>
-        </w:rPr>
-        <w:t>f</w:t>
-      </w:r>
-      <w:r>
-        <w:rPr>
-          <w:rFonts w:ascii="Cambria Math" w:eastAsiaTheme="minorEastAsia" w:hAnsi="Cambria Math" w:cs="Cambria Math"/>
-        </w:rPr>
-        <w:t>(</w:t>
-      </w:r>
-      <w:r>
-        <w:rPr>
-          <w:rFonts w:ascii="Cambria Math" w:eastAsiaTheme="minorEastAsia" w:hAnsi="Cambria Math" w:cs="Cambria Math"/>
-          <w:lang w:val="en-US"/>
-        </w:rPr>
-        <w:t>Y</w:t>
-      </w:r>
-      <w:r>
-        <w:rPr>
-          <w:rFonts w:ascii="Cambria Math" w:eastAsiaTheme="minorEastAsia" w:hAnsi="Cambria Math" w:cs="Cambria Math"/>
-        </w:rPr>
-        <w:t>).</w:t>
-      </w:r>
+      </w:pPr>
     </w:p>
     <w:p>
       <w:pPr>
         <w:ind w:firstLine="0"/>
-        <w:rPr>
-          <w:rFonts w:ascii="Cambria Math" w:eastAsiaTheme="minorEastAsia" w:hAnsi="Cambria Math" w:cs="Cambria Math"/>
-          <w:lang w:val="en-US"/>
-        </w:rPr>
-      </w:pPr>
+      </w:pPr>
+      <w:r>
+        <w:t>График функции подпрограммы</w:t>
+      </w:r>
     </w:p>
     <w:p>
       <w:pPr>
         <w:ind w:firstLine="0"/>
-        <w:rPr>
-          <w:rFonts w:ascii="Cambria Math" w:hAnsi="Cambria Math" w:cs="Cambria Math"/>
-          <w:lang w:val="en-US"/>
-        </w:rPr>
-      </w:pPr>
-      <w:r>
-        <w:rPr>
-          <w:rFonts w:ascii="Cambria Math" w:eastAsiaTheme="minorEastAsia" w:hAnsi="Cambria Math" w:cs="Cambria Math"/>
-        </w:rPr>
-        <w:t xml:space="preserve">Если </w:t>
-      </w:r>
-      <w:r>
-        <w:rPr>
-          <w:rFonts w:ascii="Cambria Math" w:eastAsiaTheme="minorEastAsia" w:hAnsi="Cambria Math" w:cs="Cambria Math"/>
-          <w:lang w:val="en-US"/>
-        </w:rPr>
-        <w:t>Y</w:t>
-      </w:r>
-      <w:r>
-        <w:rPr>
-          <w:rFonts w:ascii="Cambria Math" w:eastAsiaTheme="minorEastAsia" w:hAnsi="Cambria Math" w:cs="Cambria Math"/>
-        </w:rPr>
-        <w:t xml:space="preserve"> </w:t>
-      </w:r>
-      <w:r>
-        <w:rPr>
-          <w:rFonts w:ascii="Cambria Math" w:hAnsi="Cambria Math" w:cs="Cambria Math"/>
-          <w:highlight w:val="yellow"/>
-        </w:rPr>
-        <w:t>∈</w:t>
-      </w:r>
-      <w:r>
-        <w:rPr>
-          <w:rFonts w:ascii="Cambria Math" w:hAnsi="Cambria Math" w:cs="Cambria Math"/>
-        </w:rPr>
-        <w:t xml:space="preserve"> [-10</w:t>
-      </w:r>
-      <w:r>
-        <w:rPr>
-          <w:rFonts w:ascii="Cambria Math" w:hAnsi="Cambria Math" w:cs="Cambria Math"/>
-          <w:lang w:val="en-US"/>
-        </w:rPr>
-        <w:t> </w:t>
-      </w:r>
-      <w:r>
-        <w:rPr>
-          <w:rFonts w:ascii="Cambria Math" w:hAnsi="Cambria Math" w:cs="Cambria Math"/>
-        </w:rPr>
-        <w:t>882; -3</w:t>
-      </w:r>
-      <w:r>
-        <w:rPr>
-          <w:rFonts w:ascii="Cambria Math" w:hAnsi="Cambria Math" w:cs="Cambria Math"/>
-          <w:lang w:val="en-US"/>
-        </w:rPr>
-        <w:t> </w:t>
-      </w:r>
-      <w:r>
-        <w:rPr>
-          <w:rFonts w:ascii="Cambria Math" w:hAnsi="Cambria Math" w:cs="Cambria Math"/>
-        </w:rPr>
-        <w:t xml:space="preserve">606), </w:t>
-      </w:r>
-      <w:r>
-        <w:rPr>
-          <w:rFonts w:ascii="Cambria Math" w:hAnsi="Cambria Math" w:cs="Cambria Math"/>
-        </w:rPr>
-        <w:t xml:space="preserve">то </w:t>
-      </w:r>
-      <w:r>
-        <w:rPr>
-          <w:rFonts w:ascii="Cambria Math" w:hAnsi="Cambria Math" w:cs="Cambria Math"/>
-          <w:lang w:val="en-US"/>
-        </w:rPr>
-        <w:t>f</w:t>
-      </w:r>
-      <w:r>
-        <w:rPr>
-          <w:rFonts w:ascii="Cambria Math" w:hAnsi="Cambria Math" w:cs="Cambria Math"/>
-        </w:rPr>
-        <w:t>(</w:t>
-      </w:r>
-      <w:r>
-        <w:rPr>
-          <w:rFonts w:ascii="Cambria Math" w:hAnsi="Cambria Math" w:cs="Cambria Math"/>
-          <w:lang w:val="en-US"/>
-        </w:rPr>
-        <w:t>Y</w:t>
-      </w:r>
-      <w:r>
-        <w:rPr>
-          <w:rFonts w:ascii="Cambria Math" w:hAnsi="Cambria Math" w:cs="Cambria Math"/>
-        </w:rPr>
-        <w:t xml:space="preserve">) </w:t>
-      </w:r>
-      <w:r>
-        <w:rPr>
-          <w:rFonts w:ascii="Cambria Math" w:hAnsi="Cambria Math" w:cs="Cambria Math"/>
-          <w:highlight w:val="yellow"/>
-        </w:rPr>
-        <w:t>∈</w:t>
-      </w:r>
-      <w:r>
-        <w:rPr>
-          <w:rFonts w:ascii="Cambria Math" w:hAnsi="Cambria Math" w:cs="Cambria Math"/>
-        </w:rPr>
-        <w:t xml:space="preserve"> [</w:t>
-      </w:r>
-      <w:r>
-        <w:rPr>
-          <w:rFonts w:ascii="Cambria Math" w:hAnsi="Cambria Math" w:cs="Cambria Math"/>
-        </w:rPr>
-        <w:t>-32 767</w:t>
-      </w:r>
-      <w:r>
-        <w:rPr>
-          <w:rFonts w:ascii="Cambria Math" w:hAnsi="Cambria Math" w:cs="Cambria Math"/>
-          <w:lang w:val="en-US"/>
-        </w:rPr>
-        <w:t>; 10 939).</w:t>
-      </w:r>
-    </w:p>
-    <w:p>
-      <w:pPr>
-        <w:ind w:firstLine="0"/>
-        <w:rPr>
-          <w:rFonts w:ascii="Cambria Math" w:eastAsiaTheme="minorEastAsia" w:hAnsi="Cambria Math" w:cs="Cambria Math"/>
-        </w:rPr>
-      </w:pPr>
-      <w:r>
-        <w:rPr>
-          <w:rFonts w:ascii="Cambria Math" w:hAnsi="Cambria Math" w:cs="Cambria Math"/>
-        </w:rPr>
-        <w:t xml:space="preserve">При </w:t>
-      </w:r>
-      <w:r>
-        <w:rPr>
-          <w:rFonts w:ascii="Cambria Math" w:eastAsiaTheme="minorEastAsia" w:hAnsi="Cambria Math" w:cs="Cambria Math"/>
-        </w:rPr>
-        <w:t xml:space="preserve">0 </w:t>
-      </w:r>
-      <m:oMath>
-        <m:r>
-          <w:rPr>
-            <w:rFonts w:ascii="Cambria Math" w:eastAsiaTheme="minorEastAsia" w:hAnsi="Cambria Math"/>
-          </w:rPr>
-          <m:t>≤</m:t>
-        </m:r>
-      </m:oMath>
-      <w:r>
-        <w:rPr>
-          <w:rFonts w:ascii="Cambria Math" w:eastAsiaTheme="minorEastAsia" w:hAnsi="Cambria Math" w:cs="Cambria Math"/>
-        </w:rPr>
-        <w:t xml:space="preserve"> </w:t>
-      </w:r>
-      <w:r>
-        <w:rPr>
-          <w:rFonts w:ascii="Cambria Math" w:eastAsiaTheme="minorEastAsia" w:hAnsi="Cambria Math" w:cs="Cambria Math"/>
-          <w:lang w:val="en-US"/>
-        </w:rPr>
-        <w:t>X</w:t>
-      </w:r>
-      <w:r>
-        <w:rPr>
-          <w:rFonts w:ascii="Cambria Math" w:eastAsiaTheme="minorEastAsia" w:hAnsi="Cambria Math" w:cs="Cambria Math"/>
-        </w:rPr>
-        <w:t xml:space="preserve"> + 1, </w:t>
-      </w:r>
-      <w:r>
-        <w:rPr>
-          <w:rFonts w:ascii="Cambria Math" w:eastAsiaTheme="minorEastAsia" w:hAnsi="Cambria Math" w:cs="Cambria Math"/>
-          <w:lang w:val="en-US"/>
-        </w:rPr>
-        <w:t>Z</w:t>
-      </w:r>
-      <w:r>
-        <w:rPr>
-          <w:rFonts w:ascii="Cambria Math" w:eastAsiaTheme="minorEastAsia" w:hAnsi="Cambria Math" w:cs="Cambria Math"/>
-        </w:rPr>
-        <w:t xml:space="preserve"> </w:t>
-      </w:r>
-      <m:oMath>
-        <m:r>
-          <w:rPr>
-            <w:rFonts w:ascii="Cambria Math" w:eastAsiaTheme="minorEastAsia" w:hAnsi="Cambria Math"/>
-          </w:rPr>
-          <m:t>≤</m:t>
-        </m:r>
-      </m:oMath>
-      <w:r>
-        <w:rPr>
-          <w:rFonts w:ascii="Cambria Math" w:eastAsiaTheme="minorEastAsia" w:hAnsi="Cambria Math" w:cs="Cambria Math"/>
-        </w:rPr>
-        <w:t xml:space="preserve"> </w:t>
-      </w:r>
-      <w:r>
-        <w:rPr>
-          <w:rFonts w:ascii="Cambria Math" w:eastAsiaTheme="minorEastAsia" w:hAnsi="Cambria Math" w:cs="Cambria Math"/>
-        </w:rPr>
-        <w:t xml:space="preserve">3909 переполнения не будет. Если </w:t>
-      </w:r>
-      <w:r>
-        <w:rPr>
-          <w:rFonts w:ascii="Cambria Math" w:eastAsiaTheme="minorEastAsia" w:hAnsi="Cambria Math" w:cs="Cambria Math"/>
-          <w:lang w:val="en-US"/>
-        </w:rPr>
-        <w:t>X</w:t>
-      </w:r>
-      <w:r>
-        <w:rPr>
-          <w:rFonts w:ascii="Cambria Math" w:eastAsiaTheme="minorEastAsia" w:hAnsi="Cambria Math" w:cs="Cambria Math"/>
-        </w:rPr>
-        <w:t xml:space="preserve"> + 1, </w:t>
-      </w:r>
-      <w:r>
-        <w:rPr>
-          <w:rFonts w:ascii="Cambria Math" w:eastAsiaTheme="minorEastAsia" w:hAnsi="Cambria Math" w:cs="Cambria Math"/>
-          <w:lang w:val="en-US"/>
-        </w:rPr>
-        <w:t>Z</w:t>
-      </w:r>
-      <w:r>
-        <w:rPr>
-          <w:rFonts w:ascii="Cambria Math" w:eastAsiaTheme="minorEastAsia" w:hAnsi="Cambria Math" w:cs="Cambria Math"/>
-        </w:rPr>
-        <w:t xml:space="preserve"> </w:t>
-      </w:r>
-      <w:r>
-        <w:rPr>
-          <w:rFonts w:ascii="Cambria Math" w:eastAsiaTheme="minorEastAsia" w:hAnsi="Cambria Math" w:cs="Cambria Math"/>
-        </w:rPr>
-        <w:t xml:space="preserve">имеют разный знак в пределах </w:t>
-      </w:r>
-      <w:r>
-        <w:rPr>
-          <w:rFonts w:ascii="Cambria Math" w:eastAsiaTheme="minorEastAsia" w:hAnsi="Cambria Math" w:cs="Cambria Math"/>
-        </w:rPr>
-        <w:t>[-3</w:t>
-      </w:r>
-      <w:r>
-        <w:rPr>
-          <w:rFonts w:ascii="Cambria Math" w:eastAsiaTheme="minorEastAsia" w:hAnsi="Cambria Math" w:cs="Cambria Math"/>
-        </w:rPr>
-        <w:t> </w:t>
-      </w:r>
-      <w:r>
-        <w:rPr>
-          <w:rFonts w:ascii="Cambria Math" w:eastAsiaTheme="minorEastAsia" w:hAnsi="Cambria Math" w:cs="Cambria Math"/>
-        </w:rPr>
-        <w:t xml:space="preserve">603; 0), </w:t>
-      </w:r>
-      <w:r>
-        <w:rPr>
-          <w:rFonts w:ascii="Cambria Math" w:eastAsiaTheme="minorEastAsia" w:hAnsi="Cambria Math" w:cs="Cambria Math"/>
-        </w:rPr>
-        <w:t>переполнения также не будет.</w:t>
-      </w:r>
-      <w:r>
-        <w:rPr>
-          <w:rFonts w:ascii="Cambria Math" w:eastAsiaTheme="minorEastAsia" w:hAnsi="Cambria Math" w:cs="Cambria Math"/>
-        </w:rPr>
-        <w:t xml:space="preserve"> </w:t>
-      </w:r>
-      <w:r>
-        <w:t>(</w:t>
-      </w:r>
-      <w:r>
-        <w:t>при этом отрицательное по модулю будет больше</w:t>
-      </w:r>
-      <w:r>
-        <w:t>)</w:t>
-      </w:r>
-    </w:p>
-    <w:p>
-      <w:pPr>
-        <w:ind w:firstLine="0"/>
-        <w:rPr>
-          <w:rFonts w:ascii="Cambria Math" w:eastAsiaTheme="minorEastAsia" w:hAnsi="Cambria Math" w:cs="Cambria Math"/>
-        </w:rPr>
-      </w:pPr>
-      <w:r>
-        <w:rPr>
-          <w:rFonts w:ascii="Cambria Math" w:eastAsiaTheme="minorEastAsia" w:hAnsi="Cambria Math" w:cs="Cambria Math"/>
-        </w:rPr>
-        <w:t xml:space="preserve">Общая формула (как зависимость от </w:t>
-      </w:r>
-      <w:r>
-        <w:rPr>
-          <w:rFonts w:ascii="Cambria Math" w:eastAsiaTheme="minorEastAsia" w:hAnsi="Cambria Math" w:cs="Cambria Math"/>
-          <w:lang w:val="en-US"/>
-        </w:rPr>
-        <w:t>f</w:t>
-      </w:r>
-      <w:r>
-        <w:rPr>
-          <w:rFonts w:ascii="Cambria Math" w:eastAsiaTheme="minorEastAsia" w:hAnsi="Cambria Math" w:cs="Cambria Math"/>
-        </w:rPr>
-        <w:t>(</w:t>
-      </w:r>
-      <w:r>
-        <w:rPr>
-          <w:rFonts w:ascii="Cambria Math" w:eastAsiaTheme="minorEastAsia" w:hAnsi="Cambria Math" w:cs="Cambria Math"/>
-          <w:lang w:val="en-US"/>
-        </w:rPr>
-        <w:t>Y</w:t>
-      </w:r>
-      <w:r>
-        <w:rPr>
-          <w:rFonts w:ascii="Cambria Math" w:eastAsiaTheme="minorEastAsia" w:hAnsi="Cambria Math" w:cs="Cambria Math"/>
-        </w:rPr>
-        <w:t xml:space="preserve">)): </w:t>
-      </w:r>
-      <w:r>
-        <w:rPr>
-          <w:rFonts w:ascii="Cambria Math" w:eastAsiaTheme="minorEastAsia" w:hAnsi="Cambria Math" w:cs="Cambria Math"/>
-          <w:lang w:val="en-US"/>
-        </w:rPr>
-        <w:t>f</w:t>
-      </w:r>
-      <w:r>
-        <w:rPr>
-          <w:rFonts w:ascii="Cambria Math" w:eastAsiaTheme="minorEastAsia" w:hAnsi="Cambria Math" w:cs="Cambria Math"/>
-        </w:rPr>
-        <w:t>(</w:t>
-      </w:r>
-      <w:r>
-        <w:rPr>
-          <w:rFonts w:ascii="Cambria Math" w:eastAsiaTheme="minorEastAsia" w:hAnsi="Cambria Math" w:cs="Cambria Math"/>
-          <w:lang w:val="en-US"/>
-        </w:rPr>
-        <w:t>Z</w:t>
-      </w:r>
-      <w:r>
-        <w:rPr>
-          <w:rFonts w:ascii="Cambria Math" w:eastAsiaTheme="minorEastAsia" w:hAnsi="Cambria Math" w:cs="Cambria Math"/>
-        </w:rPr>
-        <w:t>) -</w:t>
-      </w:r>
-      <w:proofErr w:type="gramStart"/>
-      <w:r>
-        <w:rPr>
-          <w:rFonts w:ascii="Cambria Math" w:eastAsiaTheme="minorEastAsia" w:hAnsi="Cambria Math" w:cs="Cambria Math"/>
-          <w:lang w:val="en-US"/>
-        </w:rPr>
-        <w:t>f</w:t>
-      </w:r>
-      <w:r>
-        <w:rPr>
-          <w:rFonts w:ascii="Cambria Math" w:eastAsiaTheme="minorEastAsia" w:hAnsi="Cambria Math" w:cs="Cambria Math"/>
-        </w:rPr>
-        <w:t>(</w:t>
-      </w:r>
-      <w:proofErr w:type="gramEnd"/>
-      <w:r>
-        <w:rPr>
-          <w:rFonts w:ascii="Cambria Math" w:eastAsiaTheme="minorEastAsia" w:hAnsi="Cambria Math" w:cs="Cambria Math"/>
-          <w:lang w:val="en-US"/>
-        </w:rPr>
-        <w:t>X</w:t>
-      </w:r>
-      <w:r>
-        <w:rPr>
-          <w:rFonts w:ascii="Cambria Math" w:eastAsiaTheme="minorEastAsia" w:hAnsi="Cambria Math" w:cs="Cambria Math"/>
-        </w:rPr>
-        <w:t xml:space="preserve"> + 1) </w:t>
-      </w:r>
-      <m:oMath>
-        <m:r>
-          <w:rPr>
-            <w:rFonts w:ascii="Cambria Math" w:eastAsiaTheme="minorEastAsia" w:hAnsi="Cambria Math" w:cs="Cambria Math"/>
-          </w:rPr>
-          <m:t>≥</m:t>
-        </m:r>
-      </m:oMath>
-      <w:r>
-        <w:rPr>
-          <w:rFonts w:ascii="Cambria Math" w:eastAsiaTheme="minorEastAsia" w:hAnsi="Cambria Math" w:cs="Cambria Math"/>
-        </w:rPr>
-        <w:t xml:space="preserve"> 32</w:t>
-      </w:r>
-      <w:r>
-        <w:rPr>
-          <w:rFonts w:ascii="Cambria Math" w:eastAsiaTheme="minorEastAsia" w:hAnsi="Cambria Math" w:cs="Cambria Math"/>
-        </w:rPr>
-        <w:t> </w:t>
-      </w:r>
-      <w:r>
-        <w:rPr>
-          <w:rFonts w:ascii="Cambria Math" w:eastAsiaTheme="minorEastAsia" w:hAnsi="Cambria Math" w:cs="Cambria Math"/>
-        </w:rPr>
-        <w:t xml:space="preserve">767 - </w:t>
-      </w:r>
-      <w:r>
-        <w:rPr>
-          <w:rFonts w:ascii="Cambria Math" w:eastAsiaTheme="minorEastAsia" w:hAnsi="Cambria Math" w:cs="Cambria Math"/>
-          <w:lang w:val="en-US"/>
-        </w:rPr>
-        <w:t>f</w:t>
-      </w:r>
-      <w:r>
-        <w:rPr>
-          <w:rFonts w:ascii="Cambria Math" w:eastAsiaTheme="minorEastAsia" w:hAnsi="Cambria Math" w:cs="Cambria Math"/>
-        </w:rPr>
-        <w:t>(</w:t>
-      </w:r>
-      <w:r>
-        <w:rPr>
-          <w:rFonts w:ascii="Cambria Math" w:eastAsiaTheme="minorEastAsia" w:hAnsi="Cambria Math" w:cs="Cambria Math"/>
-          <w:lang w:val="en-US"/>
-        </w:rPr>
-        <w:t>Y</w:t>
-      </w:r>
-      <w:r>
-        <w:rPr>
-          <w:rFonts w:ascii="Cambria Math" w:eastAsiaTheme="minorEastAsia" w:hAnsi="Cambria Math" w:cs="Cambria Math"/>
-        </w:rPr>
-        <w:t>).</w:t>
-      </w:r>
-    </w:p>
-    <w:p>
-      <w:pPr>
-        <w:ind w:firstLine="0"/>
-      </w:pPr>
-    </w:p>
-    <w:p>
-      <w:pPr>
-        <w:spacing w:after="160" w:line="278" w:lineRule="auto"/>
-        <w:ind w:firstLine="0"/>
-        <w:jc w:val="left"/>
-      </w:pPr>
-      <w:r>
-        <w:br w:type="page"/>
-      </w:r>
-    </w:p>
-    <w:p>
-      <w:pPr>
-        <w:ind w:firstLine="0"/>
-      </w:pPr>
-      <w:r>
-        <w:lastRenderedPageBreak/>
-        <w:t>График функции подпрограммы</w:t>
-      </w:r>
-    </w:p>
-    <w:p>
-      <w:pPr>
-        <w:ind w:firstLine="0"/>
-      </w:pPr>
-      <w:r>
-        <w:rPr>
-          <w:noProof/>
-        </w:rPr>
+      </w:pPr>
+      <w:r>
         <w:drawing>
-          <wp:inline distT="0" distB="0" distL="0" distR="0" wp14:anchorId="4D7EB49B" wp14:editId="64968909">
-            <wp:extent cx="4687747" cy="4579510"/>
-            <wp:effectExtent l="0" t="0" r="0" b="4445"/>
-            <wp:docPr id="977748350" name="Рисунок 1"/>
+          <wp:inline distT="0" distB="0" distL="0" distR="0" wp14:anchorId="4C2FEA2A" wp14:editId="05191272">
+            <wp:extent cx="5940425" cy="3954145"/>
+            <wp:effectExtent l="0" t="0" r="3175" b="8255"/>
+            <wp:docPr id="3" name="Рисунок 3"/>
             <wp:cNvGraphicFramePr>
               <a:graphicFrameLocks xmlns:a="http://schemas.openxmlformats.org/drawingml/2006/main" noChangeAspect="1"/>
             </wp:cNvGraphicFramePr>
@@ -8112,17 +6811,11 @@
               <a:graphicData uri="http://schemas.openxmlformats.org/drawingml/2006/picture">
                 <pic:pic xmlns:pic="http://schemas.openxmlformats.org/drawingml/2006/picture">
                   <pic:nvPicPr>
-                    <pic:cNvPr id="977748350" name="Рисунок 977748350"/>
+                    <pic:cNvPr id="1" name=""/>
                     <pic:cNvPicPr/>
                   </pic:nvPicPr>
                   <pic:blipFill>
-                    <a:blip r:embed="rId9">
-                      <a:extLst>
-                        <a:ext uri="{28A0092B-C50C-407E-A947-70E740481C1C}">
-                          <a14:useLocalDpi xmlns:a14="http://schemas.microsoft.com/office/drawing/2010/main" val="0"/>
-                        </a:ext>
-                      </a:extLst>
-                    </a:blip>
+                    <a:blip r:embed="rId9"/>
                     <a:stretch>
                       <a:fillRect/>
                     </a:stretch>
@@ -8130,7 +6823,7 @@
                   <pic:spPr>
                     <a:xfrm>
                       <a:off x="0" y="0"/>
-                      <a:ext cx="4687747" cy="4579510"/>
+                      <a:ext cx="5940425" cy="3954145"/>
                     </a:xfrm>
                     <a:prstGeom prst="rect">
                       <a:avLst/>
@@ -8145,11 +6838,6 @@
     </w:p>
     <w:p>
       <w:pPr>
-        <w:ind w:firstLine="0"/>
-      </w:pPr>
-    </w:p>
-    <w:p>
-      <w:pPr>
         <w:spacing w:after="160" w:line="278" w:lineRule="auto"/>
         <w:ind w:firstLine="0"/>
         <w:jc w:val="left"/>
@@ -8163,6 +6851,8 @@
         </w:rPr>
         <w:br w:type="page"/>
       </w:r>
+      <w:bookmarkStart w:id="5" w:name="_GoBack"/>
+      <w:bookmarkEnd w:id="5"/>
     </w:p>
     <w:p>
       <w:pPr>
@@ -8276,7 +6966,7 @@
                 <w:bCs/>
                 <w:lang w:val="en-US"/>
               </w:rPr>
-              <w:t>E0</w:t>
+              <w:t>F1</w:t>
             </w:r>
           </w:p>
         </w:tc>
@@ -8352,7 +7042,7 @@
                 <w:bCs/>
                 <w:lang w:val="en-US"/>
               </w:rPr>
-              <w:t>E1</w:t>
+              <w:t>F0</w:t>
             </w:r>
           </w:p>
         </w:tc>
@@ -8422,7 +7112,7 @@
                 <w:bCs/>
                 <w:lang w:val="en-US"/>
               </w:rPr>
-              <w:t>0E2</w:t>
+              <w:t>0EF</w:t>
             </w:r>
           </w:p>
         </w:tc>
@@ -8492,7 +7182,14 @@
                 <w:bCs/>
                 <w:lang w:val="en-US"/>
               </w:rPr>
-              <w:t>0E3</w:t>
+              <w:t>0</w:t>
+            </w:r>
+            <w:r>
+              <w:rPr>
+                <w:bCs/>
+                <w:lang w:val="en-US"/>
+              </w:rPr>
+              <w:t>F2</w:t>
             </w:r>
           </w:p>
         </w:tc>
@@ -8555,7 +7252,7 @@
                 <w:bCs/>
                 <w:lang w:val="en-US"/>
               </w:rPr>
-              <w:t>6C1</w:t>
+              <w:t>6DA</w:t>
             </w:r>
           </w:p>
         </w:tc>
@@ -8619,7 +7316,7 @@
                 <w:bCs/>
                 <w:lang w:val="en-US"/>
               </w:rPr>
-              <w:t>6C2</w:t>
+              <w:t>6DB</w:t>
             </w:r>
           </w:p>
         </w:tc>
@@ -8690,10 +7387,10 @@
         <w:rPr>
           <w:lang w:val="en-US"/>
         </w:rPr>
-        <w:t>C</w:t>
-      </w:r>
-      <w:r>
-        <w:t>8</w:t>
+        <w:t>D</w:t>
+      </w:r>
+      <w:r>
+        <w:t>7</w:t>
       </w:r>
       <w:r>
         <w:t xml:space="preserve"> – </w:t>
@@ -8705,7 +7402,7 @@
         <w:rPr>
           <w:lang w:val="en-US"/>
         </w:rPr>
-        <w:t>DE</w:t>
+        <w:t>EE</w:t>
       </w:r>
       <w:r>
         <w:t xml:space="preserve">, </w:t>
@@ -8720,10 +7417,10 @@
         <w:rPr>
           <w:lang w:val="en-US"/>
         </w:rPr>
-        <w:t>B</w:t>
-      </w:r>
-      <w:r>
-        <w:t xml:space="preserve">4 </w:t>
+        <w:t>CC</w:t>
+      </w:r>
+      <w:r>
+        <w:t xml:space="preserve"> </w:t>
       </w:r>
       <w:r>
         <w:t>–</w:t>
@@ -8735,10 +7432,10 @@
         <w:rPr>
           <w:lang w:val="en-US"/>
         </w:rPr>
-        <w:t>C</w:t>
-      </w:r>
-      <w:r>
-        <w:t>0.</w:t>
+        <w:t>DB</w:t>
+      </w:r>
+      <w:r>
+        <w:t>.</w:t>
       </w:r>
     </w:p>
     <w:p>
@@ -8774,10 +7471,10 @@
         <w:rPr>
           <w:lang w:val="en-US"/>
         </w:rPr>
-        <w:t>C</w:t>
-      </w:r>
-      <w:r>
-        <w:t>8</w:t>
+        <w:t>D</w:t>
+      </w:r>
+      <w:r>
+        <w:t>7</w:t>
       </w:r>
       <w:r>
         <w:t>, адрес п</w:t>
@@ -8789,7 +7486,7 @@
         <w:rPr>
           <w:lang w:val="en-US"/>
         </w:rPr>
-        <w:t>ODE</w:t>
+        <w:t>OEE</w:t>
       </w:r>
       <w:r>
         <w:t>.</w:t>
@@ -8812,7 +7509,7 @@
           <w:szCs w:val="32"/>
         </w:rPr>
       </w:pPr>
-      <w:bookmarkStart w:id="5" w:name="_Toc215414130"/>
+      <w:bookmarkStart w:id="6" w:name="_Toc215414130"/>
       <w:r>
         <w:br w:type="page"/>
       </w:r>
@@ -8830,7 +7527,7 @@
         <w:lastRenderedPageBreak/>
         <w:t>Исходные данные:</w:t>
       </w:r>
-      <w:bookmarkEnd w:id="5"/>
+      <w:bookmarkEnd w:id="6"/>
     </w:p>
     <w:p>
       <w:pPr>
@@ -9029,7 +7726,7 @@
           <w:szCs w:val="32"/>
         </w:rPr>
       </w:pPr>
-      <w:bookmarkStart w:id="6" w:name="_Toc215414131"/>
+      <w:bookmarkStart w:id="7" w:name="_Toc215414131"/>
       <w:r>
         <w:br w:type="page"/>
       </w:r>
@@ -9047,7 +7744,7 @@
         <w:lastRenderedPageBreak/>
         <w:t>Таблица трассировки</w:t>
       </w:r>
-      <w:bookmarkEnd w:id="6"/>
+      <w:bookmarkEnd w:id="7"/>
     </w:p>
     <w:tbl>
       <w:tblPr>
@@ -15598,7 +14295,7 @@
           <w:szCs w:val="40"/>
         </w:rPr>
       </w:pPr>
-      <w:bookmarkStart w:id="7" w:name="_Toc215414133"/>
+      <w:bookmarkStart w:id="8" w:name="_Toc215414133"/>
     </w:p>
     <w:p>
       <w:pPr>
@@ -15612,7 +14309,7 @@
       <w:r>
         <w:t>Вывод</w:t>
       </w:r>
-      <w:bookmarkEnd w:id="7"/>
+      <w:bookmarkEnd w:id="8"/>
     </w:p>
     <w:p>
       <w:r>
@@ -15632,7 +14329,7 @@
 </file>
 
 <file path=word/endnotes.xml><?xml version="1.0" encoding="utf-8"?>
-<w:endnotes xmlns:wpc="http://schemas.microsoft.com/office/word/2010/wordprocessingCanvas" xmlns:cx="http://schemas.microsoft.com/office/drawing/2014/chartex" xmlns:cx1="http://schemas.microsoft.com/office/drawing/2015/9/8/chartex" xmlns:cx2="http://schemas.microsoft.com/office/drawing/2015/10/21/chartex" xmlns:cx3="http://schemas.microsoft.com/office/drawing/2016/5/9/chartex" xmlns:cx4="http://schemas.microsoft.com/office/drawing/2016/5/10/chartex" xmlns:cx5="http://schemas.microsoft.com/office/drawing/2016/5/11/chartex" xmlns:cx6="http://schemas.microsoft.com/office/drawing/2016/5/12/chartex" xmlns:cx7="http://schemas.microsoft.com/office/drawing/2016/5/13/chartex" xmlns:cx8="http://schemas.microsoft.com/office/drawing/2016/5/14/chartex" xmlns:mc="http://schemas.openxmlformats.org/markup-compatibility/2006" xmlns:aink="http://schemas.microsoft.com/office/drawing/2016/ink" xmlns:am3d="http://schemas.microsoft.com/office/drawing/2017/model3d" xmlns:o="urn:schemas-microsoft-com:office:office" xmlns:oel="http://schemas.microsoft.com/office/2019/extlst" xmlns:r="http://schemas.openxmlformats.org/officeDocument/2006/relationships" xmlns:m="http://schemas.openxmlformats.org/officeDocument/2006/math" xmlns:v="urn:schemas-microsoft-com:vml" xmlns:wp14="http://schemas.microsoft.com/office/word/2010/wordprocessingDrawing" xmlns:wp="http://schemas.openxmlformats.org/drawingml/2006/wordprocessingDrawing" xmlns:w10="urn:schemas-microsoft-com:office:word" xmlns:w="http://schemas.openxmlformats.org/wordprocessingml/2006/main" xmlns:w14="http://schemas.microsoft.com/office/word/2010/wordml" xmlns:w15="http://schemas.microsoft.com/office/word/2012/wordml" xmlns:w16cex="http://schemas.microsoft.com/office/word/2018/wordml/cex" xmlns:w16cid="http://schemas.microsoft.com/office/word/2016/wordml/cid" xmlns:w16="http://schemas.microsoft.com/office/word/2018/wordml" xmlns:w16du="http://schemas.microsoft.com/office/word/2023/wordml/word16du" xmlns:w16sdtdh="http://schemas.microsoft.com/office/word/2020/wordml/sdtdatahash" xmlns:w16sdtfl="http://schemas.microsoft.com/office/word/2024/wordml/sdtformatlock" xmlns:w16se="http://schemas.microsoft.com/office/word/2015/wordml/symex" xmlns:wpg="http://schemas.microsoft.com/office/word/2010/wordprocessingGroup" xmlns:wpi="http://schemas.microsoft.com/office/word/2010/wordprocessingInk" xmlns:wne="http://schemas.microsoft.com/office/word/2006/wordml" xmlns:wps="http://schemas.microsoft.com/office/word/2010/wordprocessingShape" mc:Ignorable="w14 w15 w16se w16cid w16 w16cex w16sdtdh w16sdtfl w16du wp14">
+<w:endnotes xmlns:wpc="http://schemas.microsoft.com/office/word/2010/wordprocessingCanvas" xmlns:cx="http://schemas.microsoft.com/office/drawing/2014/chartex" xmlns:mc="http://schemas.openxmlformats.org/markup-compatibility/2006" xmlns:o="urn:schemas-microsoft-com:office:office" xmlns:r="http://schemas.openxmlformats.org/officeDocument/2006/relationships" xmlns:m="http://schemas.openxmlformats.org/officeDocument/2006/math" xmlns:v="urn:schemas-microsoft-com:vml" xmlns:wp14="http://schemas.microsoft.com/office/word/2010/wordprocessingDrawing" xmlns:wp="http://schemas.openxmlformats.org/drawingml/2006/wordprocessingDrawing" xmlns:w10="urn:schemas-microsoft-com:office:word" xmlns:w="http://schemas.openxmlformats.org/wordprocessingml/2006/main" xmlns:w14="http://schemas.microsoft.com/office/word/2010/wordml" xmlns:w15="http://schemas.microsoft.com/office/word/2012/wordml" xmlns:w16se="http://schemas.microsoft.com/office/word/2015/wordml/symex" xmlns:wpg="http://schemas.microsoft.com/office/word/2010/wordprocessingGroup" xmlns:wpi="http://schemas.microsoft.com/office/word/2010/wordprocessingInk" xmlns:wne="http://schemas.microsoft.com/office/word/2006/wordml" xmlns:wps="http://schemas.microsoft.com/office/word/2010/wordprocessingShape" mc:Ignorable="w14 w15 w16se wp14">
   <w:endnote w:type="separator" w:id="-1">
     <w:p>
       <w:pPr>
@@ -15657,7 +14354,7 @@
 </file>
 
 <file path=word/footer1.xml><?xml version="1.0" encoding="utf-8"?>
-<w:ftr xmlns:wpc="http://schemas.microsoft.com/office/word/2010/wordprocessingCanvas" xmlns:cx="http://schemas.microsoft.com/office/drawing/2014/chartex" xmlns:cx1="http://schemas.microsoft.com/office/drawing/2015/9/8/chartex" xmlns:cx2="http://schemas.microsoft.com/office/drawing/2015/10/21/chartex" xmlns:cx3="http://schemas.microsoft.com/office/drawing/2016/5/9/chartex" xmlns:cx4="http://schemas.microsoft.com/office/drawing/2016/5/10/chartex" xmlns:cx5="http://schemas.microsoft.com/office/drawing/2016/5/11/chartex" xmlns:cx6="http://schemas.microsoft.com/office/drawing/2016/5/12/chartex" xmlns:cx7="http://schemas.microsoft.com/office/drawing/2016/5/13/chartex" xmlns:cx8="http://schemas.microsoft.com/office/drawing/2016/5/14/chartex" xmlns:mc="http://schemas.openxmlformats.org/markup-compatibility/2006" xmlns:aink="http://schemas.microsoft.com/office/drawing/2016/ink" xmlns:am3d="http://schemas.microsoft.com/office/drawing/2017/model3d" xmlns:o="urn:schemas-microsoft-com:office:office" xmlns:oel="http://schemas.microsoft.com/office/2019/extlst" xmlns:r="http://schemas.openxmlformats.org/officeDocument/2006/relationships" xmlns:m="http://schemas.openxmlformats.org/officeDocument/2006/math" xmlns:v="urn:schemas-microsoft-com:vml" xmlns:wp14="http://schemas.microsoft.com/office/word/2010/wordprocessingDrawing" xmlns:wp="http://schemas.openxmlformats.org/drawingml/2006/wordprocessingDrawing" xmlns:w10="urn:schemas-microsoft-com:office:word" xmlns:w="http://schemas.openxmlformats.org/wordprocessingml/2006/main" xmlns:w14="http://schemas.microsoft.com/office/word/2010/wordml" xmlns:w15="http://schemas.microsoft.com/office/word/2012/wordml" xmlns:w16cex="http://schemas.microsoft.com/office/word/2018/wordml/cex" xmlns:w16cid="http://schemas.microsoft.com/office/word/2016/wordml/cid" xmlns:w16="http://schemas.microsoft.com/office/word/2018/wordml" xmlns:w16du="http://schemas.microsoft.com/office/word/2023/wordml/word16du" xmlns:w16sdtdh="http://schemas.microsoft.com/office/word/2020/wordml/sdtdatahash" xmlns:w16sdtfl="http://schemas.microsoft.com/office/word/2024/wordml/sdtformatlock" xmlns:w16se="http://schemas.microsoft.com/office/word/2015/wordml/symex" xmlns:wpg="http://schemas.microsoft.com/office/word/2010/wordprocessingGroup" xmlns:wpi="http://schemas.microsoft.com/office/word/2010/wordprocessingInk" xmlns:wne="http://schemas.microsoft.com/office/word/2006/wordml" xmlns:wps="http://schemas.microsoft.com/office/word/2010/wordprocessingShape" mc:Ignorable="w14 w15 w16se w16cid w16 w16cex w16sdtdh w16sdtfl w16du wp14">
+<w:ftr xmlns:wpc="http://schemas.microsoft.com/office/word/2010/wordprocessingCanvas" xmlns:cx="http://schemas.microsoft.com/office/drawing/2014/chartex" xmlns:mc="http://schemas.openxmlformats.org/markup-compatibility/2006" xmlns:o="urn:schemas-microsoft-com:office:office" xmlns:r="http://schemas.openxmlformats.org/officeDocument/2006/relationships" xmlns:m="http://schemas.openxmlformats.org/officeDocument/2006/math" xmlns:v="urn:schemas-microsoft-com:vml" xmlns:wp14="http://schemas.microsoft.com/office/word/2010/wordprocessingDrawing" xmlns:wp="http://schemas.openxmlformats.org/drawingml/2006/wordprocessingDrawing" xmlns:w10="urn:schemas-microsoft-com:office:word" xmlns:w="http://schemas.openxmlformats.org/wordprocessingml/2006/main" xmlns:w14="http://schemas.microsoft.com/office/word/2010/wordml" xmlns:w15="http://schemas.microsoft.com/office/word/2012/wordml" xmlns:w16se="http://schemas.microsoft.com/office/word/2015/wordml/symex" xmlns:wpg="http://schemas.microsoft.com/office/word/2010/wordprocessingGroup" xmlns:wpi="http://schemas.microsoft.com/office/word/2010/wordprocessingInk" xmlns:wne="http://schemas.microsoft.com/office/word/2006/wordml" xmlns:wps="http://schemas.microsoft.com/office/word/2010/wordprocessingShape" mc:Ignorable="w14 w15 w16se wp14">
   <w:sdt>
     <w:sdtPr>
       <w:id w:val="-160630625"/>
@@ -15685,7 +14382,7 @@
           <w:rPr>
             <w:noProof/>
           </w:rPr>
-          <w:t>5</w:t>
+          <w:t>7</w:t>
         </w:r>
         <w:r>
           <w:fldChar w:fldCharType="end"/>
@@ -15702,7 +14399,7 @@
 </file>
 
 <file path=word/footnotes.xml><?xml version="1.0" encoding="utf-8"?>
-<w:footnotes xmlns:wpc="http://schemas.microsoft.com/office/word/2010/wordprocessingCanvas" xmlns:cx="http://schemas.microsoft.com/office/drawing/2014/chartex" xmlns:cx1="http://schemas.microsoft.com/office/drawing/2015/9/8/chartex" xmlns:cx2="http://schemas.microsoft.com/office/drawing/2015/10/21/chartex" xmlns:cx3="http://schemas.microsoft.com/office/drawing/2016/5/9/chartex" xmlns:cx4="http://schemas.microsoft.com/office/drawing/2016/5/10/chartex" xmlns:cx5="http://schemas.microsoft.com/office/drawing/2016/5/11/chartex" xmlns:cx6="http://schemas.microsoft.com/office/drawing/2016/5/12/chartex" xmlns:cx7="http://schemas.microsoft.com/office/drawing/2016/5/13/chartex" xmlns:cx8="http://schemas.microsoft.com/office/drawing/2016/5/14/chartex" xmlns:mc="http://schemas.openxmlformats.org/markup-compatibility/2006" xmlns:aink="http://schemas.microsoft.com/office/drawing/2016/ink" xmlns:am3d="http://schemas.microsoft.com/office/drawing/2017/model3d" xmlns:o="urn:schemas-microsoft-com:office:office" xmlns:oel="http://schemas.microsoft.com/office/2019/extlst" xmlns:r="http://schemas.openxmlformats.org/officeDocument/2006/relationships" xmlns:m="http://schemas.openxmlformats.org/officeDocument/2006/math" xmlns:v="urn:schemas-microsoft-com:vml" xmlns:wp14="http://schemas.microsoft.com/office/word/2010/wordprocessingDrawing" xmlns:wp="http://schemas.openxmlformats.org/drawingml/2006/wordprocessingDrawing" xmlns:w10="urn:schemas-microsoft-com:office:word" xmlns:w="http://schemas.openxmlformats.org/wordprocessingml/2006/main" xmlns:w14="http://schemas.microsoft.com/office/word/2010/wordml" xmlns:w15="http://schemas.microsoft.com/office/word/2012/wordml" xmlns:w16cex="http://schemas.microsoft.com/office/word/2018/wordml/cex" xmlns:w16cid="http://schemas.microsoft.com/office/word/2016/wordml/cid" xmlns:w16="http://schemas.microsoft.com/office/word/2018/wordml" xmlns:w16du="http://schemas.microsoft.com/office/word/2023/wordml/word16du" xmlns:w16sdtdh="http://schemas.microsoft.com/office/word/2020/wordml/sdtdatahash" xmlns:w16sdtfl="http://schemas.microsoft.com/office/word/2024/wordml/sdtformatlock" xmlns:w16se="http://schemas.microsoft.com/office/word/2015/wordml/symex" xmlns:wpg="http://schemas.microsoft.com/office/word/2010/wordprocessingGroup" xmlns:wpi="http://schemas.microsoft.com/office/word/2010/wordprocessingInk" xmlns:wne="http://schemas.microsoft.com/office/word/2006/wordml" xmlns:wps="http://schemas.microsoft.com/office/word/2010/wordprocessingShape" mc:Ignorable="w14 w15 w16se w16cid w16 w16cex w16sdtdh w16sdtfl w16du wp14">
+<w:footnotes xmlns:wpc="http://schemas.microsoft.com/office/word/2010/wordprocessingCanvas" xmlns:cx="http://schemas.microsoft.com/office/drawing/2014/chartex" xmlns:mc="http://schemas.openxmlformats.org/markup-compatibility/2006" xmlns:o="urn:schemas-microsoft-com:office:office" xmlns:r="http://schemas.openxmlformats.org/officeDocument/2006/relationships" xmlns:m="http://schemas.openxmlformats.org/officeDocument/2006/math" xmlns:v="urn:schemas-microsoft-com:vml" xmlns:wp14="http://schemas.microsoft.com/office/word/2010/wordprocessingDrawing" xmlns:wp="http://schemas.openxmlformats.org/drawingml/2006/wordprocessingDrawing" xmlns:w10="urn:schemas-microsoft-com:office:word" xmlns:w="http://schemas.openxmlformats.org/wordprocessingml/2006/main" xmlns:w14="http://schemas.microsoft.com/office/word/2010/wordml" xmlns:w15="http://schemas.microsoft.com/office/word/2012/wordml" xmlns:w16se="http://schemas.microsoft.com/office/word/2015/wordml/symex" xmlns:wpg="http://schemas.microsoft.com/office/word/2010/wordprocessingGroup" xmlns:wpi="http://schemas.microsoft.com/office/word/2010/wordprocessingInk" xmlns:wne="http://schemas.microsoft.com/office/word/2006/wordml" xmlns:wps="http://schemas.microsoft.com/office/word/2010/wordprocessingShape" mc:Ignorable="w14 w15 w16se wp14">
   <w:footnote w:type="separator" w:id="-1">
     <w:p>
       <w:pPr>
@@ -15727,7 +14424,7 @@
 </file>
 
 <file path=word/numbering.xml><?xml version="1.0" encoding="utf-8"?>
-<w:numbering xmlns:wpc="http://schemas.microsoft.com/office/word/2010/wordprocessingCanvas" xmlns:cx="http://schemas.microsoft.com/office/drawing/2014/chartex" xmlns:cx1="http://schemas.microsoft.com/office/drawing/2015/9/8/chartex" xmlns:cx2="http://schemas.microsoft.com/office/drawing/2015/10/21/chartex" xmlns:cx3="http://schemas.microsoft.com/office/drawing/2016/5/9/chartex" xmlns:cx4="http://schemas.microsoft.com/office/drawing/2016/5/10/chartex" xmlns:cx5="http://schemas.microsoft.com/office/drawing/2016/5/11/chartex" xmlns:cx6="http://schemas.microsoft.com/office/drawing/2016/5/12/chartex" xmlns:cx7="http://schemas.microsoft.com/office/drawing/2016/5/13/chartex" xmlns:cx8="http://schemas.microsoft.com/office/drawing/2016/5/14/chartex" xmlns:mc="http://schemas.openxmlformats.org/markup-compatibility/2006" xmlns:aink="http://schemas.microsoft.com/office/drawing/2016/ink" xmlns:am3d="http://schemas.microsoft.com/office/drawing/2017/model3d" xmlns:o="urn:schemas-microsoft-com:office:office" xmlns:oel="http://schemas.microsoft.com/office/2019/extlst" xmlns:r="http://schemas.openxmlformats.org/officeDocument/2006/relationships" xmlns:m="http://schemas.openxmlformats.org/officeDocument/2006/math" xmlns:v="urn:schemas-microsoft-com:vml" xmlns:wp14="http://schemas.microsoft.com/office/word/2010/wordprocessingDrawing" xmlns:wp="http://schemas.openxmlformats.org/drawingml/2006/wordprocessingDrawing" xmlns:w10="urn:schemas-microsoft-com:office:word" xmlns:w="http://schemas.openxmlformats.org/wordprocessingml/2006/main" xmlns:w14="http://schemas.microsoft.com/office/word/2010/wordml" xmlns:w15="http://schemas.microsoft.com/office/word/2012/wordml" xmlns:w16cex="http://schemas.microsoft.com/office/word/2018/wordml/cex" xmlns:w16cid="http://schemas.microsoft.com/office/word/2016/wordml/cid" xmlns:w16="http://schemas.microsoft.com/office/word/2018/wordml" xmlns:w16du="http://schemas.microsoft.com/office/word/2023/wordml/word16du" xmlns:w16sdtdh="http://schemas.microsoft.com/office/word/2020/wordml/sdtdatahash" xmlns:w16sdtfl="http://schemas.microsoft.com/office/word/2024/wordml/sdtformatlock" xmlns:w16se="http://schemas.microsoft.com/office/word/2015/wordml/symex" xmlns:wpg="http://schemas.microsoft.com/office/word/2010/wordprocessingGroup" xmlns:wpi="http://schemas.microsoft.com/office/word/2010/wordprocessingInk" xmlns:wne="http://schemas.microsoft.com/office/word/2006/wordml" xmlns:wps="http://schemas.microsoft.com/office/word/2010/wordprocessingShape" mc:Ignorable="w14 w15 w16se w16cid w16 w16cex w16sdtdh w16sdtfl w16du wp14">
+<w:numbering xmlns:wpc="http://schemas.microsoft.com/office/word/2010/wordprocessingCanvas" xmlns:cx="http://schemas.microsoft.com/office/drawing/2014/chartex" xmlns:mc="http://schemas.openxmlformats.org/markup-compatibility/2006" xmlns:o="urn:schemas-microsoft-com:office:office" xmlns:r="http://schemas.openxmlformats.org/officeDocument/2006/relationships" xmlns:m="http://schemas.openxmlformats.org/officeDocument/2006/math" xmlns:v="urn:schemas-microsoft-com:vml" xmlns:wp14="http://schemas.microsoft.com/office/word/2010/wordprocessingDrawing" xmlns:wp="http://schemas.openxmlformats.org/drawingml/2006/wordprocessingDrawing" xmlns:w10="urn:schemas-microsoft-com:office:word" xmlns:w="http://schemas.openxmlformats.org/wordprocessingml/2006/main" xmlns:w14="http://schemas.microsoft.com/office/word/2010/wordml" xmlns:w15="http://schemas.microsoft.com/office/word/2012/wordml" xmlns:w16se="http://schemas.microsoft.com/office/word/2015/wordml/symex" xmlns:wpg="http://schemas.microsoft.com/office/word/2010/wordprocessingGroup" xmlns:wpi="http://schemas.microsoft.com/office/word/2010/wordprocessingInk" xmlns:wne="http://schemas.microsoft.com/office/word/2006/wordml" xmlns:wps="http://schemas.microsoft.com/office/word/2010/wordprocessingShape" mc:Ignorable="w14 w15 w16se wp14">
   <w:abstractNum w:abstractNumId="0" w15:restartNumberingAfterBreak="0">
     <w:nsid w:val="078D607D"/>
     <w:multiLevelType w:val="hybridMultilevel"/>
@@ -17089,56 +15786,56 @@
       </w:rPr>
     </w:lvl>
   </w:abstractNum>
-  <w:num w:numId="1" w16cid:durableId="1852452372">
+  <w:num w:numId="1">
     <w:abstractNumId w:val="13"/>
   </w:num>
-  <w:num w:numId="2" w16cid:durableId="1973513287">
+  <w:num w:numId="2">
     <w:abstractNumId w:val="5"/>
   </w:num>
-  <w:num w:numId="3" w16cid:durableId="1728605698">
+  <w:num w:numId="3">
     <w:abstractNumId w:val="3"/>
   </w:num>
-  <w:num w:numId="4" w16cid:durableId="490684003">
+  <w:num w:numId="4">
     <w:abstractNumId w:val="9"/>
   </w:num>
-  <w:num w:numId="5" w16cid:durableId="1515071765">
+  <w:num w:numId="5">
     <w:abstractNumId w:val="11"/>
   </w:num>
-  <w:num w:numId="6" w16cid:durableId="1224563007">
+  <w:num w:numId="6">
     <w:abstractNumId w:val="1"/>
   </w:num>
-  <w:num w:numId="7" w16cid:durableId="1196846837">
+  <w:num w:numId="7">
     <w:abstractNumId w:val="0"/>
   </w:num>
-  <w:num w:numId="8" w16cid:durableId="432166188">
+  <w:num w:numId="8">
     <w:abstractNumId w:val="2"/>
   </w:num>
-  <w:num w:numId="9" w16cid:durableId="839659802">
+  <w:num w:numId="9">
     <w:abstractNumId w:val="6"/>
   </w:num>
-  <w:num w:numId="10" w16cid:durableId="1050883850">
+  <w:num w:numId="10">
     <w:abstractNumId w:val="7"/>
   </w:num>
-  <w:num w:numId="11" w16cid:durableId="985203012">
+  <w:num w:numId="11">
     <w:abstractNumId w:val="10"/>
   </w:num>
-  <w:num w:numId="12" w16cid:durableId="802580000">
+  <w:num w:numId="12">
     <w:abstractNumId w:val="12"/>
   </w:num>
-  <w:num w:numId="13" w16cid:durableId="1352218494">
+  <w:num w:numId="13">
     <w:abstractNumId w:val="4"/>
   </w:num>
-  <w:num w:numId="14" w16cid:durableId="1563062011">
+  <w:num w:numId="14">
     <w:abstractNumId w:val="8"/>
   </w:num>
-  <w:num w:numId="15" w16cid:durableId="732435643">
+  <w:num w:numId="15">
     <w:abstractNumId w:val="14"/>
   </w:num>
 </w:numbering>
 </file>
 
 <file path=word/styles.xml><?xml version="1.0" encoding="utf-8"?>
-<w:styles xmlns:mc="http://schemas.openxmlformats.org/markup-compatibility/2006" xmlns:r="http://schemas.openxmlformats.org/officeDocument/2006/relationships" xmlns:w="http://schemas.openxmlformats.org/wordprocessingml/2006/main" xmlns:w14="http://schemas.microsoft.com/office/word/2010/wordml" xmlns:w15="http://schemas.microsoft.com/office/word/2012/wordml" xmlns:w16cex="http://schemas.microsoft.com/office/word/2018/wordml/cex" xmlns:w16cid="http://schemas.microsoft.com/office/word/2016/wordml/cid" xmlns:w16="http://schemas.microsoft.com/office/word/2018/wordml" xmlns:w16du="http://schemas.microsoft.com/office/word/2023/wordml/word16du" xmlns:w16sdtdh="http://schemas.microsoft.com/office/word/2020/wordml/sdtdatahash" xmlns:w16sdtfl="http://schemas.microsoft.com/office/word/2024/wordml/sdtformatlock" xmlns:w16se="http://schemas.microsoft.com/office/word/2015/wordml/symex" mc:Ignorable="w14 w15 w16se w16cid w16 w16cex w16sdtdh w16sdtfl w16du">
+<w:styles xmlns:mc="http://schemas.openxmlformats.org/markup-compatibility/2006" xmlns:r="http://schemas.openxmlformats.org/officeDocument/2006/relationships" xmlns:w="http://schemas.openxmlformats.org/wordprocessingml/2006/main" xmlns:w14="http://schemas.microsoft.com/office/word/2010/wordml" xmlns:w15="http://schemas.microsoft.com/office/word/2012/wordml" xmlns:w16se="http://schemas.microsoft.com/office/word/2015/wordml/symex" mc:Ignorable="w14 w15 w16se">
   <w:docDefaults>
     <w:rPrDefault>
       <w:rPr>
@@ -17156,7 +15853,7 @@
       </w:pPr>
     </w:pPrDefault>
   </w:docDefaults>
-  <w:latentStyles w:defLockedState="0" w:defUIPriority="99" w:defSemiHidden="0" w:defUnhideWhenUsed="0" w:defQFormat="0" w:count="376">
+  <w:latentStyles w:defLockedState="0" w:defUIPriority="99" w:defSemiHidden="0" w:defUnhideWhenUsed="0" w:defQFormat="0" w:count="371">
     <w:lsdException w:name="Normal" w:uiPriority="0" w:qFormat="1"/>
     <w:lsdException w:name="heading 1" w:uiPriority="9" w:qFormat="1"/>
     <w:lsdException w:name="heading 2" w:semiHidden="1" w:uiPriority="9" w:unhideWhenUsed="1" w:qFormat="1"/>
@@ -17528,11 +16225,6 @@
     <w:lsdException w:name="List Table 5 Dark Accent 6" w:uiPriority="50"/>
     <w:lsdException w:name="List Table 6 Colorful Accent 6" w:uiPriority="51"/>
     <w:lsdException w:name="List Table 7 Colorful Accent 6" w:uiPriority="52"/>
-    <w:lsdException w:name="Mention" w:semiHidden="1" w:unhideWhenUsed="1"/>
-    <w:lsdException w:name="Smart Hyperlink" w:semiHidden="1" w:unhideWhenUsed="1"/>
-    <w:lsdException w:name="Hashtag" w:semiHidden="1" w:unhideWhenUsed="1"/>
-    <w:lsdException w:name="Unresolved Mention" w:semiHidden="1" w:unhideWhenUsed="1"/>
-    <w:lsdException w:name="Smart Link" w:semiHidden="1" w:unhideWhenUsed="1"/>
   </w:latentStyles>
   <w:style w:type="paragraph" w:default="1" w:styleId="a">
     <w:name w:val="Normal"/>
@@ -18217,6 +16909,523 @@
 </w:styles>
 </file>
 
+<file path=word/glossary/document.xml><?xml version="1.0" encoding="utf-8"?>
+<w:glossaryDocument xmlns:wpc="http://schemas.microsoft.com/office/word/2010/wordprocessingCanvas" xmlns:cx="http://schemas.microsoft.com/office/drawing/2014/chartex" xmlns:mc="http://schemas.openxmlformats.org/markup-compatibility/2006" xmlns:o="urn:schemas-microsoft-com:office:office" xmlns:r="http://schemas.openxmlformats.org/officeDocument/2006/relationships" xmlns:m="http://schemas.openxmlformats.org/officeDocument/2006/math" xmlns:v="urn:schemas-microsoft-com:vml" xmlns:wp14="http://schemas.microsoft.com/office/word/2010/wordprocessingDrawing" xmlns:wp="http://schemas.openxmlformats.org/drawingml/2006/wordprocessingDrawing" xmlns:w10="urn:schemas-microsoft-com:office:word" xmlns:w="http://schemas.openxmlformats.org/wordprocessingml/2006/main" xmlns:w14="http://schemas.microsoft.com/office/word/2010/wordml" xmlns:w15="http://schemas.microsoft.com/office/word/2012/wordml" xmlns:w16se="http://schemas.microsoft.com/office/word/2015/wordml/symex" xmlns:wpg="http://schemas.microsoft.com/office/word/2010/wordprocessingGroup" xmlns:wpi="http://schemas.microsoft.com/office/word/2010/wordprocessingInk" xmlns:wne="http://schemas.microsoft.com/office/word/2006/wordml" xmlns:wps="http://schemas.microsoft.com/office/word/2010/wordprocessingShape" mc:Ignorable="w14 w15 w16se wp14"/>
+</file>
+
+<file path=word/glossary/fontTable.xml><?xml version="1.0" encoding="utf-8"?>
+<w:fonts xmlns:mc="http://schemas.openxmlformats.org/markup-compatibility/2006" xmlns:r="http://schemas.openxmlformats.org/officeDocument/2006/relationships" xmlns:w="http://schemas.openxmlformats.org/wordprocessingml/2006/main" xmlns:w14="http://schemas.microsoft.com/office/word/2010/wordml" xmlns:w15="http://schemas.microsoft.com/office/word/2012/wordml" xmlns:w16se="http://schemas.microsoft.com/office/word/2015/wordml/symex" mc:Ignorable="w14 w15 w16se">
+  <w:font w:name="Times New Roman">
+    <w:panose1 w:val="02020603050405020304"/>
+    <w:charset w:val="CC"/>
+    <w:family w:val="roman"/>
+    <w:pitch w:val="variable"/>
+    <w:sig w:usb0="E0002EFF" w:usb1="C000785B" w:usb2="00000009" w:usb3="00000000" w:csb0="000001FF" w:csb1="00000000"/>
+  </w:font>
+  <w:font w:name="Calibri">
+    <w:panose1 w:val="020F0502020204030204"/>
+    <w:charset w:val="CC"/>
+    <w:family w:val="swiss"/>
+    <w:pitch w:val="variable"/>
+    <w:sig w:usb0="E4002EFF" w:usb1="C000247B" w:usb2="00000009" w:usb3="00000000" w:csb0="000001FF" w:csb1="00000000"/>
+  </w:font>
+  <w:font w:name="Calibri Light">
+    <w:panose1 w:val="020F0302020204030204"/>
+    <w:charset w:val="CC"/>
+    <w:family w:val="swiss"/>
+    <w:pitch w:val="variable"/>
+    <w:sig w:usb0="E4002EFF" w:usb1="C000247B" w:usb2="00000009" w:usb3="00000000" w:csb0="000001FF" w:csb1="00000000"/>
+  </w:font>
+  <w:font w:name="Cambria Math">
+    <w:panose1 w:val="02040503050406030204"/>
+    <w:charset w:val="CC"/>
+    <w:family w:val="roman"/>
+    <w:pitch w:val="variable"/>
+    <w:sig w:usb0="E00006FF" w:usb1="420024FF" w:usb2="02000000" w:usb3="00000000" w:csb0="0000019F" w:csb1="00000000"/>
+  </w:font>
+</w:fonts>
+</file>
+
+<file path=word/glossary/settings.xml><?xml version="1.0" encoding="utf-8"?>
+<w:settings xmlns:mc="http://schemas.openxmlformats.org/markup-compatibility/2006" xmlns:o="urn:schemas-microsoft-com:office:office" xmlns:r="http://schemas.openxmlformats.org/officeDocument/2006/relationships" xmlns:m="http://schemas.openxmlformats.org/officeDocument/2006/math" xmlns:v="urn:schemas-microsoft-com:vml" xmlns:w10="urn:schemas-microsoft-com:office:word" xmlns:w="http://schemas.openxmlformats.org/wordprocessingml/2006/main" xmlns:w14="http://schemas.microsoft.com/office/word/2010/wordml" xmlns:w15="http://schemas.microsoft.com/office/word/2012/wordml" xmlns:w16se="http://schemas.microsoft.com/office/word/2015/wordml/symex" xmlns:sl="http://schemas.openxmlformats.org/schemaLibrary/2006/main" mc:Ignorable="w14 w15 w16se">
+  <w:view w:val="normal"/>
+  <w:defaultTabStop w:val="708"/>
+  <w:characterSpacingControl w:val="doNotCompress"/>
+  <w:compat>
+    <w:useFELayout/>
+    <w:compatSetting w:name="compatibilityMode" w:uri="http://schemas.microsoft.com/office/word" w:val="15"/>
+    <w:compatSetting w:name="overrideTableStyleFontSizeAndJustification" w:uri="http://schemas.microsoft.com/office/word" w:val="1"/>
+    <w:compatSetting w:name="enableOpenTypeFeatures" w:uri="http://schemas.microsoft.com/office/word" w:val="1"/>
+    <w:compatSetting w:name="doNotFlipMirrorIndents" w:uri="http://schemas.microsoft.com/office/word" w:val="1"/>
+    <w:compatSetting w:name="differentiateMultirowTableHeaders" w:uri="http://schemas.microsoft.com/office/word" w:val="1"/>
+  </w:compat>
+  <w:rsids>
+    <w:rsidRoot w:val="00500761"/>
+    <w:rsid w:val="00091529"/>
+    <w:rsid w:val="00500761"/>
+  </w:rsids>
+  <m:mathPr>
+    <m:mathFont m:val="Cambria Math"/>
+    <m:brkBin m:val="before"/>
+    <m:brkBinSub m:val="--"/>
+    <m:smallFrac m:val="0"/>
+    <m:dispDef/>
+    <m:lMargin m:val="0"/>
+    <m:rMargin m:val="0"/>
+    <m:defJc m:val="centerGroup"/>
+    <m:wrapIndent m:val="1440"/>
+    <m:intLim m:val="subSup"/>
+    <m:naryLim m:val="undOvr"/>
+  </m:mathPr>
+  <w:themeFontLang w:val="ru-RU"/>
+  <w:clrSchemeMapping w:bg1="light1" w:t1="dark1" w:bg2="light2" w:t2="dark2" w:accent1="accent1" w:accent2="accent2" w:accent3="accent3" w:accent4="accent4" w:accent5="accent5" w:accent6="accent6" w:hyperlink="hyperlink" w:followedHyperlink="followedHyperlink"/>
+  <w:decimalSymbol w:val=","/>
+  <w:listSeparator w:val=";"/>
+  <w15:chartTrackingRefBased/>
+</w:settings>
+</file>
+
+<file path=word/glossary/styles.xml><?xml version="1.0" encoding="utf-8"?>
+<w:styles xmlns:mc="http://schemas.openxmlformats.org/markup-compatibility/2006" xmlns:r="http://schemas.openxmlformats.org/officeDocument/2006/relationships" xmlns:w="http://schemas.openxmlformats.org/wordprocessingml/2006/main" xmlns:w14="http://schemas.microsoft.com/office/word/2010/wordml" xmlns:w15="http://schemas.microsoft.com/office/word/2012/wordml" xmlns:w16se="http://schemas.microsoft.com/office/word/2015/wordml/symex" mc:Ignorable="w14 w15 w16se">
+  <w:docDefaults>
+    <w:rPrDefault>
+      <w:rPr>
+        <w:rFonts w:asciiTheme="minorHAnsi" w:eastAsiaTheme="minorEastAsia" w:hAnsiTheme="minorHAnsi" w:cstheme="minorBidi"/>
+        <w:sz w:val="22"/>
+        <w:szCs w:val="22"/>
+        <w:lang w:val="ru-RU" w:eastAsia="ru-RU" w:bidi="ar-SA"/>
+      </w:rPr>
+    </w:rPrDefault>
+    <w:pPrDefault>
+      <w:pPr>
+        <w:spacing w:after="160" w:line="259" w:lineRule="auto"/>
+      </w:pPr>
+    </w:pPrDefault>
+  </w:docDefaults>
+  <w:latentStyles w:defLockedState="0" w:defUIPriority="99" w:defSemiHidden="0" w:defUnhideWhenUsed="0" w:defQFormat="0" w:count="371">
+    <w:lsdException w:name="Normal" w:uiPriority="0" w:qFormat="1"/>
+    <w:lsdException w:name="heading 1" w:uiPriority="9" w:qFormat="1"/>
+    <w:lsdException w:name="heading 2" w:semiHidden="1" w:uiPriority="9" w:unhideWhenUsed="1" w:qFormat="1"/>
+    <w:lsdException w:name="heading 3" w:semiHidden="1" w:uiPriority="9" w:unhideWhenUsed="1" w:qFormat="1"/>
+    <w:lsdException w:name="heading 4" w:semiHidden="1" w:uiPriority="9" w:unhideWhenUsed="1" w:qFormat="1"/>
+    <w:lsdException w:name="heading 5" w:semiHidden="1" w:uiPriority="9" w:unhideWhenUsed="1" w:qFormat="1"/>
+    <w:lsdException w:name="heading 6" w:semiHidden="1" w:uiPriority="9" w:unhideWhenUsed="1" w:qFormat="1"/>
+    <w:lsdException w:name="heading 7" w:semiHidden="1" w:uiPriority="9" w:unhideWhenUsed="1" w:qFormat="1"/>
+    <w:lsdException w:name="heading 8" w:semiHidden="1" w:uiPriority="9" w:unhideWhenUsed="1" w:qFormat="1"/>
+    <w:lsdException w:name="heading 9" w:semiHidden="1" w:uiPriority="9" w:unhideWhenUsed="1" w:qFormat="1"/>
+    <w:lsdException w:name="index 1" w:semiHidden="1" w:unhideWhenUsed="1"/>
+    <w:lsdException w:name="index 2" w:semiHidden="1" w:unhideWhenUsed="1"/>
+    <w:lsdException w:name="index 3" w:semiHidden="1" w:unhideWhenUsed="1"/>
+    <w:lsdException w:name="index 4" w:semiHidden="1" w:unhideWhenUsed="1"/>
+    <w:lsdException w:name="index 5" w:semiHidden="1" w:unhideWhenUsed="1"/>
+    <w:lsdException w:name="index 6" w:semiHidden="1" w:unhideWhenUsed="1"/>
+    <w:lsdException w:name="index 7" w:semiHidden="1" w:unhideWhenUsed="1"/>
+    <w:lsdException w:name="index 8" w:semiHidden="1" w:unhideWhenUsed="1"/>
+    <w:lsdException w:name="index 9" w:semiHidden="1" w:unhideWhenUsed="1"/>
+    <w:lsdException w:name="toc 1" w:semiHidden="1" w:uiPriority="39" w:unhideWhenUsed="1"/>
+    <w:lsdException w:name="toc 2" w:semiHidden="1" w:uiPriority="39" w:unhideWhenUsed="1"/>
+    <w:lsdException w:name="toc 3" w:semiHidden="1" w:uiPriority="39" w:unhideWhenUsed="1"/>
+    <w:lsdException w:name="toc 4" w:semiHidden="1" w:uiPriority="39" w:unhideWhenUsed="1"/>
+    <w:lsdException w:name="toc 5" w:semiHidden="1" w:uiPriority="39" w:unhideWhenUsed="1"/>
+    <w:lsdException w:name="toc 6" w:semiHidden="1" w:uiPriority="39" w:unhideWhenUsed="1"/>
+    <w:lsdException w:name="toc 7" w:semiHidden="1" w:uiPriority="39" w:unhideWhenUsed="1"/>
+    <w:lsdException w:name="toc 8" w:semiHidden="1" w:uiPriority="39" w:unhideWhenUsed="1"/>
+    <w:lsdException w:name="toc 9" w:semiHidden="1" w:uiPriority="39" w:unhideWhenUsed="1"/>
+    <w:lsdException w:name="Normal Indent" w:semiHidden="1" w:unhideWhenUsed="1"/>
+    <w:lsdException w:name="footnote text" w:semiHidden="1" w:unhideWhenUsed="1"/>
+    <w:lsdException w:name="annotation text" w:semiHidden="1" w:unhideWhenUsed="1"/>
+    <w:lsdException w:name="header" w:semiHidden="1" w:unhideWhenUsed="1"/>
+    <w:lsdException w:name="footer" w:semiHidden="1" w:unhideWhenUsed="1"/>
+    <w:lsdException w:name="index heading" w:semiHidden="1" w:unhideWhenUsed="1"/>
+    <w:lsdException w:name="caption" w:semiHidden="1" w:uiPriority="35" w:unhideWhenUsed="1" w:qFormat="1"/>
+    <w:lsdException w:name="table of figures" w:semiHidden="1" w:unhideWhenUsed="1"/>
+    <w:lsdException w:name="envelope address" w:semiHidden="1" w:unhideWhenUsed="1"/>
+    <w:lsdException w:name="envelope return" w:semiHidden="1" w:unhideWhenUsed="1"/>
+    <w:lsdException w:name="footnote reference" w:semiHidden="1" w:unhideWhenUsed="1"/>
+    <w:lsdException w:name="annotation reference" w:semiHidden="1" w:unhideWhenUsed="1"/>
+    <w:lsdException w:name="line number" w:semiHidden="1" w:unhideWhenUsed="1"/>
+    <w:lsdException w:name="page number" w:semiHidden="1" w:unhideWhenUsed="1"/>
+    <w:lsdException w:name="endnote reference" w:semiHidden="1" w:unhideWhenUsed="1"/>
+    <w:lsdException w:name="endnote text" w:semiHidden="1" w:unhideWhenUsed="1"/>
+    <w:lsdException w:name="table of authorities" w:semiHidden="1" w:unhideWhenUsed="1"/>
+    <w:lsdException w:name="macro" w:semiHidden="1" w:unhideWhenUsed="1"/>
+    <w:lsdException w:name="toa heading" w:semiHidden="1" w:unhideWhenUsed="1"/>
+    <w:lsdException w:name="List" w:semiHidden="1" w:unhideWhenUsed="1"/>
+    <w:lsdException w:name="List Bullet" w:semiHidden="1" w:unhideWhenUsed="1"/>
+    <w:lsdException w:name="List Number" w:semiHidden="1" w:unhideWhenUsed="1"/>
+    <w:lsdException w:name="List 2" w:semiHidden="1" w:unhideWhenUsed="1"/>
+    <w:lsdException w:name="List 3" w:semiHidden="1" w:unhideWhenUsed="1"/>
+    <w:lsdException w:name="List 4" w:semiHidden="1" w:unhideWhenUsed="1"/>
+    <w:lsdException w:name="List 5" w:semiHidden="1" w:unhideWhenUsed="1"/>
+    <w:lsdException w:name="List Bullet 2" w:semiHidden="1" w:unhideWhenUsed="1"/>
+    <w:lsdException w:name="List Bullet 3" w:semiHidden="1" w:unhideWhenUsed="1"/>
+    <w:lsdException w:name="List Bullet 4" w:semiHidden="1" w:unhideWhenUsed="1"/>
+    <w:lsdException w:name="List Bullet 5" w:semiHidden="1" w:unhideWhenUsed="1"/>
+    <w:lsdException w:name="List Number 2" w:semiHidden="1" w:unhideWhenUsed="1"/>
+    <w:lsdException w:name="List Number 3" w:semiHidden="1" w:unhideWhenUsed="1"/>
+    <w:lsdException w:name="List Number 4" w:semiHidden="1" w:unhideWhenUsed="1"/>
+    <w:lsdException w:name="List Number 5" w:semiHidden="1" w:unhideWhenUsed="1"/>
+    <w:lsdException w:name="Title" w:uiPriority="10" w:qFormat="1"/>
+    <w:lsdException w:name="Closing" w:semiHidden="1" w:unhideWhenUsed="1"/>
+    <w:lsdException w:name="Signature" w:semiHidden="1" w:unhideWhenUsed="1"/>
+    <w:lsdException w:name="Default Paragraph Font" w:semiHidden="1" w:uiPriority="1" w:unhideWhenUsed="1"/>
+    <w:lsdException w:name="Body Text" w:semiHidden="1" w:unhideWhenUsed="1"/>
+    <w:lsdException w:name="Body Text Indent" w:semiHidden="1" w:unhideWhenUsed="1"/>
+    <w:lsdException w:name="List Continue" w:semiHidden="1" w:unhideWhenUsed="1"/>
+    <w:lsdException w:name="List Continue 2" w:semiHidden="1" w:unhideWhenUsed="1"/>
+    <w:lsdException w:name="List Continue 3" w:semiHidden="1" w:unhideWhenUsed="1"/>
+    <w:lsdException w:name="List Continue 4" w:semiHidden="1" w:unhideWhenUsed="1"/>
+    <w:lsdException w:name="List Continue 5" w:semiHidden="1" w:unhideWhenUsed="1"/>
+    <w:lsdException w:name="Message Header" w:semiHidden="1" w:unhideWhenUsed="1"/>
+    <w:lsdException w:name="Subtitle" w:uiPriority="11" w:qFormat="1"/>
+    <w:lsdException w:name="Salutation" w:semiHidden="1" w:unhideWhenUsed="1"/>
+    <w:lsdException w:name="Date" w:semiHidden="1" w:unhideWhenUsed="1"/>
+    <w:lsdException w:name="Body Text First Indent" w:semiHidden="1" w:unhideWhenUsed="1"/>
+    <w:lsdException w:name="Body Text First Indent 2" w:semiHidden="1" w:unhideWhenUsed="1"/>
+    <w:lsdException w:name="Note Heading" w:semiHidden="1" w:unhideWhenUsed="1"/>
+    <w:lsdException w:name="Body Text 2" w:semiHidden="1" w:unhideWhenUsed="1"/>
+    <w:lsdException w:name="Body Text 3" w:semiHidden="1" w:unhideWhenUsed="1"/>
+    <w:lsdException w:name="Body Text Indent 2" w:semiHidden="1" w:unhideWhenUsed="1"/>
+    <w:lsdException w:name="Body Text Indent 3" w:semiHidden="1" w:unhideWhenUsed="1"/>
+    <w:lsdException w:name="Block Text" w:semiHidden="1" w:unhideWhenUsed="1"/>
+    <w:lsdException w:name="Hyperlink" w:semiHidden="1" w:unhideWhenUsed="1"/>
+    <w:lsdException w:name="FollowedHyperlink" w:semiHidden="1" w:unhideWhenUsed="1"/>
+    <w:lsdException w:name="Strong" w:uiPriority="22" w:qFormat="1"/>
+    <w:lsdException w:name="Emphasis" w:uiPriority="20" w:qFormat="1"/>
+    <w:lsdException w:name="Document Map" w:semiHidden="1" w:unhideWhenUsed="1"/>
+    <w:lsdException w:name="Plain Text" w:semiHidden="1" w:unhideWhenUsed="1"/>
+    <w:lsdException w:name="E-mail Signature" w:semiHidden="1" w:unhideWhenUsed="1"/>
+    <w:lsdException w:name="HTML Top of Form" w:semiHidden="1" w:unhideWhenUsed="1"/>
+    <w:lsdException w:name="HTML Bottom of Form" w:semiHidden="1" w:unhideWhenUsed="1"/>
+    <w:lsdException w:name="Normal (Web)" w:semiHidden="1" w:unhideWhenUsed="1"/>
+    <w:lsdException w:name="HTML Acronym" w:semiHidden="1" w:unhideWhenUsed="1"/>
+    <w:lsdException w:name="HTML Address" w:semiHidden="1" w:unhideWhenUsed="1"/>
+    <w:lsdException w:name="HTML Cite" w:semiHidden="1" w:unhideWhenUsed="1"/>
+    <w:lsdException w:name="HTML Code" w:semiHidden="1" w:unhideWhenUsed="1"/>
+    <w:lsdException w:name="HTML Definition" w:semiHidden="1" w:unhideWhenUsed="1"/>
+    <w:lsdException w:name="HTML Keyboard" w:semiHidden="1" w:unhideWhenUsed="1"/>
+    <w:lsdException w:name="HTML Preformatted" w:semiHidden="1" w:unhideWhenUsed="1"/>
+    <w:lsdException w:name="HTML Sample" w:semiHidden="1" w:unhideWhenUsed="1"/>
+    <w:lsdException w:name="HTML Typewriter" w:semiHidden="1" w:unhideWhenUsed="1"/>
+    <w:lsdException w:name="HTML Variable" w:semiHidden="1" w:unhideWhenUsed="1"/>
+    <w:lsdException w:name="Normal Table" w:semiHidden="1" w:unhideWhenUsed="1"/>
+    <w:lsdException w:name="annotation subject" w:semiHidden="1" w:unhideWhenUsed="1"/>
+    <w:lsdException w:name="No List" w:semiHidden="1" w:unhideWhenUsed="1"/>
+    <w:lsdException w:name="Outline List 1" w:semiHidden="1" w:unhideWhenUsed="1"/>
+    <w:lsdException w:name="Outline List 2" w:semiHidden="1" w:unhideWhenUsed="1"/>
+    <w:lsdException w:name="Outline List 3" w:semiHidden="1" w:unhideWhenUsed="1"/>
+    <w:lsdException w:name="Table Simple 1" w:semiHidden="1" w:unhideWhenUsed="1"/>
+    <w:lsdException w:name="Table Simple 2" w:semiHidden="1" w:unhideWhenUsed="1"/>
+    <w:lsdException w:name="Table Simple 3" w:semiHidden="1" w:unhideWhenUsed="1"/>
+    <w:lsdException w:name="Table Classic 1" w:semiHidden="1" w:unhideWhenUsed="1"/>
+    <w:lsdException w:name="Table Classic 2" w:semiHidden="1" w:unhideWhenUsed="1"/>
+    <w:lsdException w:name="Table Classic 3" w:semiHidden="1" w:unhideWhenUsed="1"/>
+    <w:lsdException w:name="Table Classic 4" w:semiHidden="1" w:unhideWhenUsed="1"/>
+    <w:lsdException w:name="Table Colorful 1" w:semiHidden="1" w:unhideWhenUsed="1"/>
+    <w:lsdException w:name="Table Colorful 2" w:semiHidden="1" w:unhideWhenUsed="1"/>
+    <w:lsdException w:name="Table Colorful 3" w:semiHidden="1" w:unhideWhenUsed="1"/>
+    <w:lsdException w:name="Table Columns 1" w:semiHidden="1" w:unhideWhenUsed="1"/>
+    <w:lsdException w:name="Table Columns 2" w:semiHidden="1" w:unhideWhenUsed="1"/>
+    <w:lsdException w:name="Table Columns 3" w:semiHidden="1" w:unhideWhenUsed="1"/>
+    <w:lsdException w:name="Table Columns 4" w:semiHidden="1" w:unhideWhenUsed="1"/>
+    <w:lsdException w:name="Table Columns 5" w:semiHidden="1" w:unhideWhenUsed="1"/>
+    <w:lsdException w:name="Table Grid 1" w:semiHidden="1" w:unhideWhenUsed="1"/>
+    <w:lsdException w:name="Table Grid 2" w:semiHidden="1" w:unhideWhenUsed="1"/>
+    <w:lsdException w:name="Table Grid 3" w:semiHidden="1" w:unhideWhenUsed="1"/>
+    <w:lsdException w:name="Table Grid 4" w:semiHidden="1" w:unhideWhenUsed="1"/>
+    <w:lsdException w:name="Table Grid 5" w:semiHidden="1" w:unhideWhenUsed="1"/>
+    <w:lsdException w:name="Table Grid 6" w:semiHidden="1" w:unhideWhenUsed="1"/>
+    <w:lsdException w:name="Table Grid 7" w:semiHidden="1" w:unhideWhenUsed="1"/>
+    <w:lsdException w:name="Table Grid 8" w:semiHidden="1" w:unhideWhenUsed="1"/>
+    <w:lsdException w:name="Table List 1" w:semiHidden="1" w:unhideWhenUsed="1"/>
+    <w:lsdException w:name="Table List 2" w:semiHidden="1" w:unhideWhenUsed="1"/>
+    <w:lsdException w:name="Table List 3" w:semiHidden="1" w:unhideWhenUsed="1"/>
+    <w:lsdException w:name="Table List 4" w:semiHidden="1" w:unhideWhenUsed="1"/>
+    <w:lsdException w:name="Table List 5" w:semiHidden="1" w:unhideWhenUsed="1"/>
+    <w:lsdException w:name="Table List 6" w:semiHidden="1" w:unhideWhenUsed="1"/>
+    <w:lsdException w:name="Table List 7" w:semiHidden="1" w:unhideWhenUsed="1"/>
+    <w:lsdException w:name="Table List 8" w:semiHidden="1" w:unhideWhenUsed="1"/>
+    <w:lsdException w:name="Table 3D effects 1" w:semiHidden="1" w:unhideWhenUsed="1"/>
+    <w:lsdException w:name="Table 3D effects 2" w:semiHidden="1" w:unhideWhenUsed="1"/>
+    <w:lsdException w:name="Table 3D effects 3" w:semiHidden="1" w:unhideWhenUsed="1"/>
+    <w:lsdException w:name="Table Contemporary" w:semiHidden="1" w:unhideWhenUsed="1"/>
+    <w:lsdException w:name="Table Elegant" w:semiHidden="1" w:unhideWhenUsed="1"/>
+    <w:lsdException w:name="Table Professional" w:semiHidden="1" w:unhideWhenUsed="1"/>
+    <w:lsdException w:name="Table Subtle 1" w:semiHidden="1" w:unhideWhenUsed="1"/>
+    <w:lsdException w:name="Table Subtle 2" w:semiHidden="1" w:unhideWhenUsed="1"/>
+    <w:lsdException w:name="Table Web 1" w:semiHidden="1" w:unhideWhenUsed="1"/>
+    <w:lsdException w:name="Table Web 2" w:semiHidden="1" w:unhideWhenUsed="1"/>
+    <w:lsdException w:name="Table Web 3" w:semiHidden="1" w:unhideWhenUsed="1"/>
+    <w:lsdException w:name="Balloon Text" w:semiHidden="1" w:unhideWhenUsed="1"/>
+    <w:lsdException w:name="Table Grid" w:uiPriority="39"/>
+    <w:lsdException w:name="Table Theme" w:semiHidden="1" w:unhideWhenUsed="1"/>
+    <w:lsdException w:name="Placeholder Text" w:semiHidden="1"/>
+    <w:lsdException w:name="No Spacing" w:uiPriority="1" w:qFormat="1"/>
+    <w:lsdException w:name="Light Shading" w:uiPriority="60"/>
+    <w:lsdException w:name="Light List" w:uiPriority="61"/>
+    <w:lsdException w:name="Light Grid" w:uiPriority="62"/>
+    <w:lsdException w:name="Medium Shading 1" w:uiPriority="63"/>
+    <w:lsdException w:name="Medium Shading 2" w:uiPriority="64"/>
+    <w:lsdException w:name="Medium List 1" w:uiPriority="65"/>
+    <w:lsdException w:name="Medium List 2" w:uiPriority="66"/>
+    <w:lsdException w:name="Medium Grid 1" w:uiPriority="67"/>
+    <w:lsdException w:name="Medium Grid 2" w:uiPriority="68"/>
+    <w:lsdException w:name="Medium Grid 3" w:uiPriority="69"/>
+    <w:lsdException w:name="Dark List" w:uiPriority="70"/>
+    <w:lsdException w:name="Colorful Shading" w:uiPriority="71"/>
+    <w:lsdException w:name="Colorful List" w:uiPriority="72"/>
+    <w:lsdException w:name="Colorful Grid" w:uiPriority="73"/>
+    <w:lsdException w:name="Light Shading Accent 1" w:uiPriority="60"/>
+    <w:lsdException w:name="Light List Accent 1" w:uiPriority="61"/>
+    <w:lsdException w:name="Light Grid Accent 1" w:uiPriority="62"/>
+    <w:lsdException w:name="Medium Shading 1 Accent 1" w:uiPriority="63"/>
+    <w:lsdException w:name="Medium Shading 2 Accent 1" w:uiPriority="64"/>
+    <w:lsdException w:name="Medium List 1 Accent 1" w:uiPriority="65"/>
+    <w:lsdException w:name="Revision" w:semiHidden="1"/>
+    <w:lsdException w:name="List Paragraph" w:uiPriority="34" w:qFormat="1"/>
+    <w:lsdException w:name="Quote" w:uiPriority="29" w:qFormat="1"/>
+    <w:lsdException w:name="Intense Quote" w:uiPriority="30" w:qFormat="1"/>
+    <w:lsdException w:name="Medium List 2 Accent 1" w:uiPriority="66"/>
+    <w:lsdException w:name="Medium Grid 1 Accent 1" w:uiPriority="67"/>
+    <w:lsdException w:name="Medium Grid 2 Accent 1" w:uiPriority="68"/>
+    <w:lsdException w:name="Medium Grid 3 Accent 1" w:uiPriority="69"/>
+    <w:lsdException w:name="Dark List Accent 1" w:uiPriority="70"/>
+    <w:lsdException w:name="Colorful Shading Accent 1" w:uiPriority="71"/>
+    <w:lsdException w:name="Colorful List Accent 1" w:uiPriority="72"/>
+    <w:lsdException w:name="Colorful Grid Accent 1" w:uiPriority="73"/>
+    <w:lsdException w:name="Light Shading Accent 2" w:uiPriority="60"/>
+    <w:lsdException w:name="Light List Accent 2" w:uiPriority="61"/>
+    <w:lsdException w:name="Light Grid Accent 2" w:uiPriority="62"/>
+    <w:lsdException w:name="Medium Shading 1 Accent 2" w:uiPriority="63"/>
+    <w:lsdException w:name="Medium Shading 2 Accent 2" w:uiPriority="64"/>
+    <w:lsdException w:name="Medium List 1 Accent 2" w:uiPriority="65"/>
+    <w:lsdException w:name="Medium List 2 Accent 2" w:uiPriority="66"/>
+    <w:lsdException w:name="Medium Grid 1 Accent 2" w:uiPriority="67"/>
+    <w:lsdException w:name="Medium Grid 2 Accent 2" w:uiPriority="68"/>
+    <w:lsdException w:name="Medium Grid 3 Accent 2" w:uiPriority="69"/>
+    <w:lsdException w:name="Dark List Accent 2" w:uiPriority="70"/>
+    <w:lsdException w:name="Colorful Shading Accent 2" w:uiPriority="71"/>
+    <w:lsdException w:name="Colorful List Accent 2" w:uiPriority="72"/>
+    <w:lsdException w:name="Colorful Grid Accent 2" w:uiPriority="73"/>
+    <w:lsdException w:name="Light Shading Accent 3" w:uiPriority="60"/>
+    <w:lsdException w:name="Light List Accent 3" w:uiPriority="61"/>
+    <w:lsdException w:name="Light Grid Accent 3" w:uiPriority="62"/>
+    <w:lsdException w:name="Medium Shading 1 Accent 3" w:uiPriority="63"/>
+    <w:lsdException w:name="Medium Shading 2 Accent 3" w:uiPriority="64"/>
+    <w:lsdException w:name="Medium List 1 Accent 3" w:uiPriority="65"/>
+    <w:lsdException w:name="Medium List 2 Accent 3" w:uiPriority="66"/>
+    <w:lsdException w:name="Medium Grid 1 Accent 3" w:uiPriority="67"/>
+    <w:lsdException w:name="Medium Grid 2 Accent 3" w:uiPriority="68"/>
+    <w:lsdException w:name="Medium Grid 3 Accent 3" w:uiPriority="69"/>
+    <w:lsdException w:name="Dark List Accent 3" w:uiPriority="70"/>
+    <w:lsdException w:name="Colorful Shading Accent 3" w:uiPriority="71"/>
+    <w:lsdException w:name="Colorful List Accent 3" w:uiPriority="72"/>
+    <w:lsdException w:name="Colorful Grid Accent 3" w:uiPriority="73"/>
+    <w:lsdException w:name="Light Shading Accent 4" w:uiPriority="60"/>
+    <w:lsdException w:name="Light List Accent 4" w:uiPriority="61"/>
+    <w:lsdException w:name="Light Grid Accent 4" w:uiPriority="62"/>
+    <w:lsdException w:name="Medium Shading 1 Accent 4" w:uiPriority="63"/>
+    <w:lsdException w:name="Medium Shading 2 Accent 4" w:uiPriority="64"/>
+    <w:lsdException w:name="Medium List 1 Accent 4" w:uiPriority="65"/>
+    <w:lsdException w:name="Medium List 2 Accent 4" w:uiPriority="66"/>
+    <w:lsdException w:name="Medium Grid 1 Accent 4" w:uiPriority="67"/>
+    <w:lsdException w:name="Medium Grid 2 Accent 4" w:uiPriority="68"/>
+    <w:lsdException w:name="Medium Grid 3 Accent 4" w:uiPriority="69"/>
+    <w:lsdException w:name="Dark List Accent 4" w:uiPriority="70"/>
+    <w:lsdException w:name="Colorful Shading Accent 4" w:uiPriority="71"/>
+    <w:lsdException w:name="Colorful List Accent 4" w:uiPriority="72"/>
+    <w:lsdException w:name="Colorful Grid Accent 4" w:uiPriority="73"/>
+    <w:lsdException w:name="Light Shading Accent 5" w:uiPriority="60"/>
+    <w:lsdException w:name="Light List Accent 5" w:uiPriority="61"/>
+    <w:lsdException w:name="Light Grid Accent 5" w:uiPriority="62"/>
+    <w:lsdException w:name="Medium Shading 1 Accent 5" w:uiPriority="63"/>
+    <w:lsdException w:name="Medium Shading 2 Accent 5" w:uiPriority="64"/>
+    <w:lsdException w:name="Medium List 1 Accent 5" w:uiPriority="65"/>
+    <w:lsdException w:name="Medium List 2 Accent 5" w:uiPriority="66"/>
+    <w:lsdException w:name="Medium Grid 1 Accent 5" w:uiPriority="67"/>
+    <w:lsdException w:name="Medium Grid 2 Accent 5" w:uiPriority="68"/>
+    <w:lsdException w:name="Medium Grid 3 Accent 5" w:uiPriority="69"/>
+    <w:lsdException w:name="Dark List Accent 5" w:uiPriority="70"/>
+    <w:lsdException w:name="Colorful Shading Accent 5" w:uiPriority="71"/>
+    <w:lsdException w:name="Colorful List Accent 5" w:uiPriority="72"/>
+    <w:lsdException w:name="Colorful Grid Accent 5" w:uiPriority="73"/>
+    <w:lsdException w:name="Light Shading Accent 6" w:uiPriority="60"/>
+    <w:lsdException w:name="Light List Accent 6" w:uiPriority="61"/>
+    <w:lsdException w:name="Light Grid Accent 6" w:uiPriority="62"/>
+    <w:lsdException w:name="Medium Shading 1 Accent 6" w:uiPriority="63"/>
+    <w:lsdException w:name="Medium Shading 2 Accent 6" w:uiPriority="64"/>
+    <w:lsdException w:name="Medium List 1 Accent 6" w:uiPriority="65"/>
+    <w:lsdException w:name="Medium List 2 Accent 6" w:uiPriority="66"/>
+    <w:lsdException w:name="Medium Grid 1 Accent 6" w:uiPriority="67"/>
+    <w:lsdException w:name="Medium Grid 2 Accent 6" w:uiPriority="68"/>
+    <w:lsdException w:name="Medium Grid 3 Accent 6" w:uiPriority="69"/>
+    <w:lsdException w:name="Dark List Accent 6" w:uiPriority="70"/>
+    <w:lsdException w:name="Colorful Shading Accent 6" w:uiPriority="71"/>
+    <w:lsdException w:name="Colorful List Accent 6" w:uiPriority="72"/>
+    <w:lsdException w:name="Colorful Grid Accent 6" w:uiPriority="73"/>
+    <w:lsdException w:name="Subtle Emphasis" w:uiPriority="19" w:qFormat="1"/>
+    <w:lsdException w:name="Intense Emphasis" w:uiPriority="21" w:qFormat="1"/>
+    <w:lsdException w:name="Subtle Reference" w:uiPriority="31" w:qFormat="1"/>
+    <w:lsdException w:name="Intense Reference" w:uiPriority="32" w:qFormat="1"/>
+    <w:lsdException w:name="Book Title" w:uiPriority="33" w:qFormat="1"/>
+    <w:lsdException w:name="Bibliography" w:semiHidden="1" w:uiPriority="37" w:unhideWhenUsed="1"/>
+    <w:lsdException w:name="TOC Heading" w:semiHidden="1" w:uiPriority="39" w:unhideWhenUsed="1" w:qFormat="1"/>
+    <w:lsdException w:name="Plain Table 1" w:uiPriority="41"/>
+    <w:lsdException w:name="Plain Table 2" w:uiPriority="42"/>
+    <w:lsdException w:name="Plain Table 3" w:uiPriority="43"/>
+    <w:lsdException w:name="Plain Table 4" w:uiPriority="44"/>
+    <w:lsdException w:name="Plain Table 5" w:uiPriority="45"/>
+    <w:lsdException w:name="Grid Table Light" w:uiPriority="40"/>
+    <w:lsdException w:name="Grid Table 1 Light" w:uiPriority="46"/>
+    <w:lsdException w:name="Grid Table 2" w:uiPriority="47"/>
+    <w:lsdException w:name="Grid Table 3" w:uiPriority="48"/>
+    <w:lsdException w:name="Grid Table 4" w:uiPriority="49"/>
+    <w:lsdException w:name="Grid Table 5 Dark" w:uiPriority="50"/>
+    <w:lsdException w:name="Grid Table 6 Colorful" w:uiPriority="51"/>
+    <w:lsdException w:name="Grid Table 7 Colorful" w:uiPriority="52"/>
+    <w:lsdException w:name="Grid Table 1 Light Accent 1" w:uiPriority="46"/>
+    <w:lsdException w:name="Grid Table 2 Accent 1" w:uiPriority="47"/>
+    <w:lsdException w:name="Grid Table 3 Accent 1" w:uiPriority="48"/>
+    <w:lsdException w:name="Grid Table 4 Accent 1" w:uiPriority="49"/>
+    <w:lsdException w:name="Grid Table 5 Dark Accent 1" w:uiPriority="50"/>
+    <w:lsdException w:name="Grid Table 6 Colorful Accent 1" w:uiPriority="51"/>
+    <w:lsdException w:name="Grid Table 7 Colorful Accent 1" w:uiPriority="52"/>
+    <w:lsdException w:name="Grid Table 1 Light Accent 2" w:uiPriority="46"/>
+    <w:lsdException w:name="Grid Table 2 Accent 2" w:uiPriority="47"/>
+    <w:lsdException w:name="Grid Table 3 Accent 2" w:uiPriority="48"/>
+    <w:lsdException w:name="Grid Table 4 Accent 2" w:uiPriority="49"/>
+    <w:lsdException w:name="Grid Table 5 Dark Accent 2" w:uiPriority="50"/>
+    <w:lsdException w:name="Grid Table 6 Colorful Accent 2" w:uiPriority="51"/>
+    <w:lsdException w:name="Grid Table 7 Colorful Accent 2" w:uiPriority="52"/>
+    <w:lsdException w:name="Grid Table 1 Light Accent 3" w:uiPriority="46"/>
+    <w:lsdException w:name="Grid Table 2 Accent 3" w:uiPriority="47"/>
+    <w:lsdException w:name="Grid Table 3 Accent 3" w:uiPriority="48"/>
+    <w:lsdException w:name="Grid Table 4 Accent 3" w:uiPriority="49"/>
+    <w:lsdException w:name="Grid Table 5 Dark Accent 3" w:uiPriority="50"/>
+    <w:lsdException w:name="Grid Table 6 Colorful Accent 3" w:uiPriority="51"/>
+    <w:lsdException w:name="Grid Table 7 Colorful Accent 3" w:uiPriority="52"/>
+    <w:lsdException w:name="Grid Table 1 Light Accent 4" w:uiPriority="46"/>
+    <w:lsdException w:name="Grid Table 2 Accent 4" w:uiPriority="47"/>
+    <w:lsdException w:name="Grid Table 3 Accent 4" w:uiPriority="48"/>
+    <w:lsdException w:name="Grid Table 4 Accent 4" w:uiPriority="49"/>
+    <w:lsdException w:name="Grid Table 5 Dark Accent 4" w:uiPriority="50"/>
+    <w:lsdException w:name="Grid Table 6 Colorful Accent 4" w:uiPriority="51"/>
+    <w:lsdException w:name="Grid Table 7 Colorful Accent 4" w:uiPriority="52"/>
+    <w:lsdException w:name="Grid Table 1 Light Accent 5" w:uiPriority="46"/>
+    <w:lsdException w:name="Grid Table 2 Accent 5" w:uiPriority="47"/>
+    <w:lsdException w:name="Grid Table 3 Accent 5" w:uiPriority="48"/>
+    <w:lsdException w:name="Grid Table 4 Accent 5" w:uiPriority="49"/>
+    <w:lsdException w:name="Grid Table 5 Dark Accent 5" w:uiPriority="50"/>
+    <w:lsdException w:name="Grid Table 6 Colorful Accent 5" w:uiPriority="51"/>
+    <w:lsdException w:name="Grid Table 7 Colorful Accent 5" w:uiPriority="52"/>
+    <w:lsdException w:name="Grid Table 1 Light Accent 6" w:uiPriority="46"/>
+    <w:lsdException w:name="Grid Table 2 Accent 6" w:uiPriority="47"/>
+    <w:lsdException w:name="Grid Table 3 Accent 6" w:uiPriority="48"/>
+    <w:lsdException w:name="Grid Table 4 Accent 6" w:uiPriority="49"/>
+    <w:lsdException w:name="Grid Table 5 Dark Accent 6" w:uiPriority="50"/>
+    <w:lsdException w:name="Grid Table 6 Colorful Accent 6" w:uiPriority="51"/>
+    <w:lsdException w:name="Grid Table 7 Colorful Accent 6" w:uiPriority="52"/>
+    <w:lsdException w:name="List Table 1 Light" w:uiPriority="46"/>
+    <w:lsdException w:name="List Table 2" w:uiPriority="47"/>
+    <w:lsdException w:name="List Table 3" w:uiPriority="48"/>
+    <w:lsdException w:name="List Table 4" w:uiPriority="49"/>
+    <w:lsdException w:name="List Table 5 Dark" w:uiPriority="50"/>
+    <w:lsdException w:name="List Table 6 Colorful" w:uiPriority="51"/>
+    <w:lsdException w:name="List Table 7 Colorful" w:uiPriority="52"/>
+    <w:lsdException w:name="List Table 1 Light Accent 1" w:uiPriority="46"/>
+    <w:lsdException w:name="List Table 2 Accent 1" w:uiPriority="47"/>
+    <w:lsdException w:name="List Table 3 Accent 1" w:uiPriority="48"/>
+    <w:lsdException w:name="List Table 4 Accent 1" w:uiPriority="49"/>
+    <w:lsdException w:name="List Table 5 Dark Accent 1" w:uiPriority="50"/>
+    <w:lsdException w:name="List Table 6 Colorful Accent 1" w:uiPriority="51"/>
+    <w:lsdException w:name="List Table 7 Colorful Accent 1" w:uiPriority="52"/>
+    <w:lsdException w:name="List Table 1 Light Accent 2" w:uiPriority="46"/>
+    <w:lsdException w:name="List Table 2 Accent 2" w:uiPriority="47"/>
+    <w:lsdException w:name="List Table 3 Accent 2" w:uiPriority="48"/>
+    <w:lsdException w:name="List Table 4 Accent 2" w:uiPriority="49"/>
+    <w:lsdException w:name="List Table 5 Dark Accent 2" w:uiPriority="50"/>
+    <w:lsdException w:name="List Table 6 Colorful Accent 2" w:uiPriority="51"/>
+    <w:lsdException w:name="List Table 7 Colorful Accent 2" w:uiPriority="52"/>
+    <w:lsdException w:name="List Table 1 Light Accent 3" w:uiPriority="46"/>
+    <w:lsdException w:name="List Table 2 Accent 3" w:uiPriority="47"/>
+    <w:lsdException w:name="List Table 3 Accent 3" w:uiPriority="48"/>
+    <w:lsdException w:name="List Table 4 Accent 3" w:uiPriority="49"/>
+    <w:lsdException w:name="List Table 5 Dark Accent 3" w:uiPriority="50"/>
+    <w:lsdException w:name="List Table 6 Colorful Accent 3" w:uiPriority="51"/>
+    <w:lsdException w:name="List Table 7 Colorful Accent 3" w:uiPriority="52"/>
+    <w:lsdException w:name="List Table 1 Light Accent 4" w:uiPriority="46"/>
+    <w:lsdException w:name="List Table 2 Accent 4" w:uiPriority="47"/>
+    <w:lsdException w:name="List Table 3 Accent 4" w:uiPriority="48"/>
+    <w:lsdException w:name="List Table 4 Accent 4" w:uiPriority="49"/>
+    <w:lsdException w:name="List Table 5 Dark Accent 4" w:uiPriority="50"/>
+    <w:lsdException w:name="List Table 6 Colorful Accent 4" w:uiPriority="51"/>
+    <w:lsdException w:name="List Table 7 Colorful Accent 4" w:uiPriority="52"/>
+    <w:lsdException w:name="List Table 1 Light Accent 5" w:uiPriority="46"/>
+    <w:lsdException w:name="List Table 2 Accent 5" w:uiPriority="47"/>
+    <w:lsdException w:name="List Table 3 Accent 5" w:uiPriority="48"/>
+    <w:lsdException w:name="List Table 4 Accent 5" w:uiPriority="49"/>
+    <w:lsdException w:name="List Table 5 Dark Accent 5" w:uiPriority="50"/>
+    <w:lsdException w:name="List Table 6 Colorful Accent 5" w:uiPriority="51"/>
+    <w:lsdException w:name="List Table 7 Colorful Accent 5" w:uiPriority="52"/>
+    <w:lsdException w:name="List Table 1 Light Accent 6" w:uiPriority="46"/>
+    <w:lsdException w:name="List Table 2 Accent 6" w:uiPriority="47"/>
+    <w:lsdException w:name="List Table 3 Accent 6" w:uiPriority="48"/>
+    <w:lsdException w:name="List Table 4 Accent 6" w:uiPriority="49"/>
+    <w:lsdException w:name="List Table 5 Dark Accent 6" w:uiPriority="50"/>
+    <w:lsdException w:name="List Table 6 Colorful Accent 6" w:uiPriority="51"/>
+    <w:lsdException w:name="List Table 7 Colorful Accent 6" w:uiPriority="52"/>
+  </w:latentStyles>
+  <w:style w:type="paragraph" w:default="1" w:styleId="a">
+    <w:name w:val="Normal"/>
+    <w:qFormat/>
+  </w:style>
+  <w:style w:type="character" w:default="1" w:styleId="a0">
+    <w:name w:val="Default Paragraph Font"/>
+    <w:uiPriority w:val="1"/>
+    <w:semiHidden/>
+    <w:unhideWhenUsed/>
+  </w:style>
+  <w:style w:type="table" w:default="1" w:styleId="a1">
+    <w:name w:val="Normal Table"/>
+    <w:uiPriority w:val="99"/>
+    <w:semiHidden/>
+    <w:unhideWhenUsed/>
+    <w:tblPr>
+      <w:tblInd w:w="0" w:type="dxa"/>
+      <w:tblCellMar>
+        <w:top w:w="0" w:type="dxa"/>
+        <w:left w:w="108" w:type="dxa"/>
+        <w:bottom w:w="0" w:type="dxa"/>
+        <w:right w:w="108" w:type="dxa"/>
+      </w:tblCellMar>
+    </w:tblPr>
+  </w:style>
+  <w:style w:type="numbering" w:default="1" w:styleId="a2">
+    <w:name w:val="No List"/>
+    <w:uiPriority w:val="99"/>
+    <w:semiHidden/>
+    <w:unhideWhenUsed/>
+  </w:style>
+  <w:style w:type="character" w:styleId="a3">
+    <w:name w:val="Placeholder Text"/>
+    <w:basedOn w:val="a0"/>
+    <w:uiPriority w:val="99"/>
+    <w:semiHidden/>
+    <w:rsid w:val="00500761"/>
+    <w:rPr>
+      <w:color w:val="666666"/>
+    </w:rPr>
+  </w:style>
+</w:styles>
+</file>
+
+<file path=word/glossary/webSettings.xml><?xml version="1.0" encoding="utf-8"?>
+<w:webSettings xmlns:mc="http://schemas.openxmlformats.org/markup-compatibility/2006" xmlns:r="http://schemas.openxmlformats.org/officeDocument/2006/relationships" xmlns:w="http://schemas.openxmlformats.org/wordprocessingml/2006/main" xmlns:w14="http://schemas.microsoft.com/office/word/2010/wordml" xmlns:w15="http://schemas.microsoft.com/office/word/2012/wordml" xmlns:w16se="http://schemas.microsoft.com/office/word/2015/wordml/symex" mc:Ignorable="w14 w15 w16se">
+  <w:optimizeForBrowser/>
+  <w:allowPNG/>
+</w:webSettings>
+</file>
+
 <file path=word/theme/theme1.xml><?xml version="1.0" encoding="utf-8"?>
 <a:theme xmlns:a="http://schemas.openxmlformats.org/drawingml/2006/main" name="Тема Office">
   <a:themeElements>
@@ -18517,7 +17726,7 @@
 </file>
 
 <file path=customXml/itemProps1.xml><?xml version="1.0" encoding="utf-8"?>
-<ds:datastoreItem xmlns:ds="http://schemas.openxmlformats.org/officeDocument/2006/customXml" ds:itemID="{D80789B3-F4D9-406D-B21F-677B9D728040}">
+<ds:datastoreItem xmlns:ds="http://schemas.openxmlformats.org/officeDocument/2006/customXml" ds:itemID="{747ED743-CE49-4E91-905C-957EC5631C5D}">
   <ds:schemaRefs>
     <ds:schemaRef ds:uri="http://schemas.openxmlformats.org/officeDocument/2006/bibliography"/>
   </ds:schemaRefs>

--- a/lab4/Лабораторная работа №4.docx
+++ b/lab4/Лабораторная работа №4.docx
@@ -1,6 +1,6 @@
 
 <file path=word/document.xml><?xml version="1.0" encoding="utf-8"?>
-<w:document xmlns:wpc="http://schemas.microsoft.com/office/word/2010/wordprocessingCanvas" xmlns:cx="http://schemas.microsoft.com/office/drawing/2014/chartex" xmlns:mc="http://schemas.openxmlformats.org/markup-compatibility/2006" xmlns:o="urn:schemas-microsoft-com:office:office" xmlns:r="http://schemas.openxmlformats.org/officeDocument/2006/relationships" xmlns:m="http://schemas.openxmlformats.org/officeDocument/2006/math" xmlns:v="urn:schemas-microsoft-com:vml" xmlns:wp14="http://schemas.microsoft.com/office/word/2010/wordprocessingDrawing" xmlns:wp="http://schemas.openxmlformats.org/drawingml/2006/wordprocessingDrawing" xmlns:w10="urn:schemas-microsoft-com:office:word" xmlns:w="http://schemas.openxmlformats.org/wordprocessingml/2006/main" xmlns:w14="http://schemas.microsoft.com/office/word/2010/wordml" xmlns:w15="http://schemas.microsoft.com/office/word/2012/wordml" xmlns:w16se="http://schemas.microsoft.com/office/word/2015/wordml/symex" xmlns:wpg="http://schemas.microsoft.com/office/word/2010/wordprocessingGroup" xmlns:wpi="http://schemas.microsoft.com/office/word/2010/wordprocessingInk" xmlns:wne="http://schemas.microsoft.com/office/word/2006/wordml" xmlns:wps="http://schemas.microsoft.com/office/word/2010/wordprocessingShape" mc:Ignorable="w14 w15 w16se wp14">
+<w:document xmlns:wpc="http://schemas.microsoft.com/office/word/2010/wordprocessingCanvas" xmlns:cx="http://schemas.microsoft.com/office/drawing/2014/chartex" xmlns:cx1="http://schemas.microsoft.com/office/drawing/2015/9/8/chartex" xmlns:cx2="http://schemas.microsoft.com/office/drawing/2015/10/21/chartex" xmlns:cx3="http://schemas.microsoft.com/office/drawing/2016/5/9/chartex" xmlns:cx4="http://schemas.microsoft.com/office/drawing/2016/5/10/chartex" xmlns:cx5="http://schemas.microsoft.com/office/drawing/2016/5/11/chartex" xmlns:cx6="http://schemas.microsoft.com/office/drawing/2016/5/12/chartex" xmlns:cx7="http://schemas.microsoft.com/office/drawing/2016/5/13/chartex" xmlns:cx8="http://schemas.microsoft.com/office/drawing/2016/5/14/chartex" xmlns:mc="http://schemas.openxmlformats.org/markup-compatibility/2006" xmlns:aink="http://schemas.microsoft.com/office/drawing/2016/ink" xmlns:am3d="http://schemas.microsoft.com/office/drawing/2017/model3d" xmlns:o="urn:schemas-microsoft-com:office:office" xmlns:oel="http://schemas.microsoft.com/office/2019/extlst" xmlns:r="http://schemas.openxmlformats.org/officeDocument/2006/relationships" xmlns:m="http://schemas.openxmlformats.org/officeDocument/2006/math" xmlns:v="urn:schemas-microsoft-com:vml" xmlns:wp14="http://schemas.microsoft.com/office/word/2010/wordprocessingDrawing" xmlns:wp="http://schemas.openxmlformats.org/drawingml/2006/wordprocessingDrawing" xmlns:w10="urn:schemas-microsoft-com:office:word" xmlns:w="http://schemas.openxmlformats.org/wordprocessingml/2006/main" xmlns:w14="http://schemas.microsoft.com/office/word/2010/wordml" xmlns:w15="http://schemas.microsoft.com/office/word/2012/wordml" xmlns:w16cex="http://schemas.microsoft.com/office/word/2018/wordml/cex" xmlns:w16cid="http://schemas.microsoft.com/office/word/2016/wordml/cid" xmlns:w16="http://schemas.microsoft.com/office/word/2018/wordml" xmlns:w16du="http://schemas.microsoft.com/office/word/2023/wordml/word16du" xmlns:w16sdtdh="http://schemas.microsoft.com/office/word/2020/wordml/sdtdatahash" xmlns:w16sdtfl="http://schemas.microsoft.com/office/word/2024/wordml/sdtformatlock" xmlns:w16se="http://schemas.microsoft.com/office/word/2015/wordml/symex" xmlns:wpg="http://schemas.microsoft.com/office/word/2010/wordprocessingGroup" xmlns:wpi="http://schemas.microsoft.com/office/word/2010/wordprocessingInk" xmlns:wne="http://schemas.microsoft.com/office/word/2006/wordml" xmlns:wps="http://schemas.microsoft.com/office/word/2010/wordprocessingShape" mc:Ignorable="w14 w15 w16se w16cid w16 w16cex w16sdtdh w16sdtfl w16du wp14">
   <w:body>
     <w:p>
       <w:pPr>
@@ -117,6 +117,13 @@
           <w:szCs w:val="28"/>
         </w:rPr>
       </w:pPr>
+      <w:r>
+        <w:rPr>
+          <w:rFonts w:cs="Times New Roman"/>
+          <w:szCs w:val="28"/>
+        </w:rPr>
+        <w:t>4</w:t>
+      </w:r>
       <w:r>
         <w:rPr>
           <w:rFonts w:cs="Times New Roman"/>
@@ -1314,6 +1321,9 @@
         <w:ind w:firstLine="0"/>
       </w:pPr>
       <w:r>
+        <w:rPr>
+          <w:noProof/>
+        </w:rPr>
         <w:drawing>
           <wp:inline distT="0" distB="0" distL="0" distR="0" wp14:anchorId="2118BF27" wp14:editId="6C49C1A7">
             <wp:extent cx="5940425" cy="3121025"/>
@@ -1865,7 +1875,23 @@
                 <w:sz w:val="24"/>
                 <w:lang w:val="en-US"/>
               </w:rPr>
-              <w:t>0F0 -&gt; AC</w:t>
+              <w:t>0</w:t>
+            </w:r>
+            <w:r>
+              <w:rPr>
+                <w:rFonts w:cs="Times New Roman"/>
+                <w:sz w:val="24"/>
+                <w:lang w:val="en-US"/>
+              </w:rPr>
+              <w:t>EF</w:t>
+            </w:r>
+            <w:r>
+              <w:rPr>
+                <w:rFonts w:cs="Times New Roman"/>
+                <w:sz w:val="24"/>
+                <w:lang w:val="en-US"/>
+              </w:rPr>
+              <w:t xml:space="preserve"> -&gt; AC</w:t>
             </w:r>
           </w:p>
         </w:tc>
@@ -2939,7 +2965,6 @@
         <w:tc>
           <w:tcPr>
             <w:tcW w:w="851" w:type="dxa"/>
-            <w:shd w:val="clear" w:color="auto" w:fill="auto"/>
           </w:tcPr>
           <w:p>
             <w:pPr>
@@ -2965,7 +2990,6 @@
         <w:tc>
           <w:tcPr>
             <w:tcW w:w="1696" w:type="dxa"/>
-            <w:shd w:val="clear" w:color="auto" w:fill="auto"/>
           </w:tcPr>
           <w:p>
             <w:pPr>
@@ -2990,7 +3014,6 @@
         <w:tc>
           <w:tcPr>
             <w:tcW w:w="1984" w:type="dxa"/>
-            <w:shd w:val="clear" w:color="auto" w:fill="auto"/>
           </w:tcPr>
           <w:p>
             <w:pPr>
@@ -3016,7 +3039,6 @@
         <w:tc>
           <w:tcPr>
             <w:tcW w:w="4814" w:type="dxa"/>
-            <w:shd w:val="clear" w:color="auto" w:fill="auto"/>
           </w:tcPr>
           <w:p>
             <w:pPr>
@@ -3047,7 +3069,6 @@
         <w:tc>
           <w:tcPr>
             <w:tcW w:w="851" w:type="dxa"/>
-            <w:shd w:val="clear" w:color="auto" w:fill="auto"/>
           </w:tcPr>
           <w:p>
             <w:pPr>
@@ -3073,7 +3094,6 @@
         <w:tc>
           <w:tcPr>
             <w:tcW w:w="1696" w:type="dxa"/>
-            <w:shd w:val="clear" w:color="auto" w:fill="auto"/>
           </w:tcPr>
           <w:p>
             <w:pPr>
@@ -3099,7 +3119,6 @@
         <w:tc>
           <w:tcPr>
             <w:tcW w:w="1984" w:type="dxa"/>
-            <w:shd w:val="clear" w:color="auto" w:fill="auto"/>
           </w:tcPr>
           <w:p>
             <w:pPr>
@@ -3125,7 +3144,6 @@
         <w:tc>
           <w:tcPr>
             <w:tcW w:w="4814" w:type="dxa"/>
-            <w:shd w:val="clear" w:color="auto" w:fill="auto"/>
           </w:tcPr>
           <w:p>
             <w:pPr>
@@ -3156,7 +3174,6 @@
         <w:tc>
           <w:tcPr>
             <w:tcW w:w="851" w:type="dxa"/>
-            <w:shd w:val="clear" w:color="auto" w:fill="auto"/>
           </w:tcPr>
           <w:p>
             <w:pPr>
@@ -3182,7 +3199,6 @@
         <w:tc>
           <w:tcPr>
             <w:tcW w:w="1696" w:type="dxa"/>
-            <w:shd w:val="clear" w:color="auto" w:fill="auto"/>
           </w:tcPr>
           <w:p>
             <w:pPr>
@@ -3208,7 +3224,6 @@
         <w:tc>
           <w:tcPr>
             <w:tcW w:w="1984" w:type="dxa"/>
-            <w:shd w:val="clear" w:color="auto" w:fill="auto"/>
           </w:tcPr>
           <w:p>
             <w:pPr>
@@ -3234,7 +3249,6 @@
         <w:tc>
           <w:tcPr>
             <w:tcW w:w="4814" w:type="dxa"/>
-            <w:shd w:val="clear" w:color="auto" w:fill="auto"/>
           </w:tcPr>
           <w:p>
             <w:pPr>
@@ -3265,7 +3279,6 @@
         <w:tc>
           <w:tcPr>
             <w:tcW w:w="851" w:type="dxa"/>
-            <w:shd w:val="clear" w:color="auto" w:fill="auto"/>
           </w:tcPr>
           <w:p>
             <w:pPr>
@@ -3291,7 +3304,6 @@
         <w:tc>
           <w:tcPr>
             <w:tcW w:w="1696" w:type="dxa"/>
-            <w:shd w:val="clear" w:color="auto" w:fill="auto"/>
           </w:tcPr>
           <w:p>
             <w:pPr>
@@ -3317,7 +3329,6 @@
         <w:tc>
           <w:tcPr>
             <w:tcW w:w="1984" w:type="dxa"/>
-            <w:shd w:val="clear" w:color="auto" w:fill="auto"/>
           </w:tcPr>
           <w:p>
             <w:pPr>
@@ -3343,7 +3354,6 @@
         <w:tc>
           <w:tcPr>
             <w:tcW w:w="4814" w:type="dxa"/>
-            <w:shd w:val="clear" w:color="auto" w:fill="auto"/>
           </w:tcPr>
           <w:p>
             <w:pPr>
@@ -3374,7 +3384,6 @@
         <w:tc>
           <w:tcPr>
             <w:tcW w:w="851" w:type="dxa"/>
-            <w:shd w:val="clear" w:color="auto" w:fill="auto"/>
           </w:tcPr>
           <w:p>
             <w:pPr>
@@ -3400,7 +3409,6 @@
         <w:tc>
           <w:tcPr>
             <w:tcW w:w="1696" w:type="dxa"/>
-            <w:shd w:val="clear" w:color="auto" w:fill="auto"/>
           </w:tcPr>
           <w:p>
             <w:pPr>
@@ -3426,7 +3434,6 @@
         <w:tc>
           <w:tcPr>
             <w:tcW w:w="1984" w:type="dxa"/>
-            <w:shd w:val="clear" w:color="auto" w:fill="auto"/>
           </w:tcPr>
           <w:p>
             <w:pPr>
@@ -3452,7 +3459,6 @@
         <w:tc>
           <w:tcPr>
             <w:tcW w:w="4814" w:type="dxa"/>
-            <w:shd w:val="clear" w:color="auto" w:fill="auto"/>
           </w:tcPr>
           <w:p>
             <w:pPr>
@@ -3700,7 +3706,6 @@
         <w:tc>
           <w:tcPr>
             <w:tcW w:w="851" w:type="dxa"/>
-            <w:shd w:val="clear" w:color="auto" w:fill="auto"/>
           </w:tcPr>
           <w:p>
             <w:pPr>
@@ -3726,7 +3731,6 @@
         <w:tc>
           <w:tcPr>
             <w:tcW w:w="1696" w:type="dxa"/>
-            <w:shd w:val="clear" w:color="auto" w:fill="auto"/>
           </w:tcPr>
           <w:p>
             <w:pPr>
@@ -3752,7 +3756,6 @@
         <w:tc>
           <w:tcPr>
             <w:tcW w:w="1984" w:type="dxa"/>
-            <w:shd w:val="clear" w:color="auto" w:fill="auto"/>
           </w:tcPr>
           <w:p>
             <w:pPr>
@@ -3778,7 +3781,6 @@
         <w:tc>
           <w:tcPr>
             <w:tcW w:w="4814" w:type="dxa"/>
-            <w:shd w:val="clear" w:color="auto" w:fill="auto"/>
           </w:tcPr>
           <w:p>
             <w:pPr>
@@ -3809,7 +3811,6 @@
         <w:tc>
           <w:tcPr>
             <w:tcW w:w="851" w:type="dxa"/>
-            <w:shd w:val="clear" w:color="auto" w:fill="auto"/>
           </w:tcPr>
           <w:p>
             <w:pPr>
@@ -3835,7 +3836,6 @@
         <w:tc>
           <w:tcPr>
             <w:tcW w:w="1696" w:type="dxa"/>
-            <w:shd w:val="clear" w:color="auto" w:fill="auto"/>
           </w:tcPr>
           <w:p>
             <w:pPr>
@@ -3861,7 +3861,6 @@
         <w:tc>
           <w:tcPr>
             <w:tcW w:w="1984" w:type="dxa"/>
-            <w:shd w:val="clear" w:color="auto" w:fill="auto"/>
           </w:tcPr>
           <w:p>
             <w:pPr>
@@ -3887,7 +3886,6 @@
         <w:tc>
           <w:tcPr>
             <w:tcW w:w="4814" w:type="dxa"/>
-            <w:shd w:val="clear" w:color="auto" w:fill="auto"/>
           </w:tcPr>
           <w:p>
             <w:pPr>
@@ -4409,25 +4407,7 @@
                 <w:sz w:val="22"/>
                 <w:szCs w:val="22"/>
               </w:rPr>
-              <w:t>Переход в 6CF если</w:t>
-            </w:r>
-            <w:r>
-              <w:rPr>
-                <w:rFonts w:ascii="Calibri" w:hAnsi="Calibri" w:cs="Calibri"/>
-                <w:color w:val="000000"/>
-                <w:sz w:val="22"/>
-                <w:szCs w:val="22"/>
-              </w:rPr>
-              <w:t xml:space="preserve"> = </w:t>
-            </w:r>
-            <w:r>
-              <w:rPr>
-                <w:rFonts w:ascii="Calibri" w:hAnsi="Calibri" w:cs="Calibri"/>
-                <w:color w:val="000000"/>
-                <w:sz w:val="22"/>
-                <w:szCs w:val="22"/>
-              </w:rPr>
-              <w:t>0</w:t>
+              <w:t>Переход в 6CF если = 0</w:t>
             </w:r>
           </w:p>
         </w:tc>
@@ -4746,41 +4726,13 @@
                 <w:sz w:val="24"/>
               </w:rPr>
             </w:pPr>
-            <w:proofErr w:type="spellStart"/>
-            <w:r>
-              <w:rPr>
-                <w:rFonts w:cs="Times New Roman"/>
-                <w:sz w:val="24"/>
-                <w:lang w:val="en-US"/>
-              </w:rPr>
-              <w:t>Переход</w:t>
-            </w:r>
-            <w:proofErr w:type="spellEnd"/>
-            <w:r>
-              <w:rPr>
-                <w:rFonts w:cs="Times New Roman"/>
-                <w:sz w:val="24"/>
-                <w:lang w:val="en-US"/>
-              </w:rPr>
-              <w:t xml:space="preserve"> в 6D7 </w:t>
-            </w:r>
-            <w:proofErr w:type="spellStart"/>
-            <w:r>
-              <w:rPr>
-                <w:rFonts w:cs="Times New Roman"/>
-                <w:sz w:val="24"/>
-                <w:lang w:val="en-US"/>
-              </w:rPr>
-              <w:t>если</w:t>
-            </w:r>
-            <w:proofErr w:type="spellEnd"/>
-            <w:r>
-              <w:rPr>
-                <w:rFonts w:cs="Times New Roman"/>
-                <w:sz w:val="24"/>
-                <w:lang w:val="en-US"/>
-              </w:rPr>
-              <w:t xml:space="preserve"> &lt;= -2955</w:t>
+            <w:r>
+              <w:rPr>
+                <w:rFonts w:cs="Times New Roman"/>
+                <w:sz w:val="24"/>
+                <w:lang w:val="en-US"/>
+              </w:rPr>
+              <w:t>Переход в 6D7 если &lt;= -2955</w:t>
             </w:r>
           </w:p>
         </w:tc>
@@ -5557,7 +5509,6 @@
         <w:tc>
           <w:tcPr>
             <w:tcW w:w="851" w:type="dxa"/>
-            <w:shd w:val="clear" w:color="auto" w:fill="auto"/>
           </w:tcPr>
           <w:p>
             <w:pPr>
@@ -5583,7 +5534,6 @@
         <w:tc>
           <w:tcPr>
             <w:tcW w:w="1696" w:type="dxa"/>
-            <w:shd w:val="clear" w:color="auto" w:fill="auto"/>
           </w:tcPr>
           <w:p>
             <w:pPr>
@@ -5609,7 +5559,6 @@
         <w:tc>
           <w:tcPr>
             <w:tcW w:w="1984" w:type="dxa"/>
-            <w:shd w:val="clear" w:color="auto" w:fill="auto"/>
           </w:tcPr>
           <w:p>
             <w:pPr>
@@ -5635,7 +5584,6 @@
         <w:tc>
           <w:tcPr>
             <w:tcW w:w="4814" w:type="dxa"/>
-            <w:shd w:val="clear" w:color="auto" w:fill="auto"/>
           </w:tcPr>
           <w:p>
             <w:pPr>
@@ -5861,14 +5809,7 @@
               <w:rFonts w:ascii="Cambria Math" w:eastAsiaTheme="minorEastAsia" w:hAnsi="Cambria Math"/>
               <w:lang w:val="en-US"/>
             </w:rPr>
-            <m:t>=</m:t>
-          </m:r>
-          <m:r>
-            <w:rPr>
-              <w:rFonts w:ascii="Cambria Math" w:eastAsiaTheme="minorEastAsia" w:hAnsi="Cambria Math"/>
-              <w:lang w:val="en-US"/>
-            </w:rPr>
-            <m:t>F</m:t>
+            <m:t>=F</m:t>
           </m:r>
           <m:d>
             <m:dPr>
@@ -6057,28 +5998,7 @@
                       <w:rFonts w:ascii="Cambria Math" w:eastAsiaTheme="minorEastAsia" w:hAnsi="Cambria Math"/>
                       <w:lang w:val="en-US"/>
                     </w:rPr>
-                    <m:t>5T</m:t>
-                  </m:r>
-                  <m:r>
-                    <w:rPr>
-                      <w:rFonts w:ascii="Cambria Math" w:eastAsiaTheme="minorEastAsia" w:hAnsi="Cambria Math"/>
-                      <w:lang w:val="en-US"/>
-                    </w:rPr>
-                    <m:t>-</m:t>
-                  </m:r>
-                  <m:r>
-                    <w:rPr>
-                      <w:rFonts w:ascii="Cambria Math" w:eastAsiaTheme="minorEastAsia" w:hAnsi="Cambria Math"/>
-                      <w:lang w:val="en-US"/>
-                    </w:rPr>
-                    <m:t>192</m:t>
-                  </m:r>
-                  <m:r>
-                    <w:rPr>
-                      <w:rFonts w:ascii="Cambria Math" w:eastAsiaTheme="minorEastAsia" w:hAnsi="Cambria Math"/>
-                      <w:lang w:val="en-US"/>
-                    </w:rPr>
-                    <m:t xml:space="preserve">, </m:t>
+                    <m:t xml:space="preserve">5T-192, </m:t>
                   </m:r>
                   <m:r>
                     <w:rPr>
@@ -6091,28 +6011,7 @@
                       <w:rFonts w:ascii="Cambria Math" w:eastAsiaTheme="minorEastAsia" w:hAnsi="Cambria Math"/>
                       <w:lang w:val="en-US"/>
                     </w:rPr>
-                    <m:t>-2955&lt;T</m:t>
-                  </m:r>
-                  <m:r>
-                    <w:rPr>
-                      <w:rFonts w:ascii="Cambria Math" w:eastAsiaTheme="minorEastAsia" w:hAnsi="Cambria Math"/>
-                      <w:lang w:val="en-US"/>
-                    </w:rPr>
-                    <m:t xml:space="preserve"> </m:t>
-                  </m:r>
-                  <m:r>
-                    <w:rPr>
-                      <w:rFonts w:ascii="Cambria Math" w:eastAsiaTheme="minorEastAsia" w:hAnsi="Cambria Math"/>
-                      <w:lang w:val="en-US"/>
-                    </w:rPr>
-                    <m:t>≤0</m:t>
-                  </m:r>
-                  <m:r>
-                    <w:rPr>
-                      <w:rFonts w:ascii="Cambria Math" w:eastAsiaTheme="minorEastAsia" w:hAnsi="Cambria Math"/>
-                      <w:lang w:val="en-US"/>
-                    </w:rPr>
-                    <m:t>,</m:t>
+                    <m:t>-2955&lt;T ≤0,</m:t>
                   </m:r>
                 </m:e>
                 <m:e>
@@ -6121,14 +6020,7 @@
                       <w:rFonts w:ascii="Cambria Math" w:eastAsiaTheme="minorEastAsia" w:hAnsi="Cambria Math"/>
                       <w:lang w:val="en-US"/>
                     </w:rPr>
-                    <m:t>-2995</m:t>
-                  </m:r>
-                  <m:r>
-                    <w:rPr>
-                      <w:rFonts w:ascii="Cambria Math" w:eastAsiaTheme="minorEastAsia" w:hAnsi="Cambria Math"/>
-                      <w:lang w:val="en-US"/>
-                    </w:rPr>
-                    <m:t xml:space="preserve">, </m:t>
+                    <m:t xml:space="preserve">-2995, </m:t>
                   </m:r>
                   <m:r>
                     <w:rPr>
@@ -6141,26 +6033,13 @@
                       <w:rFonts w:ascii="Cambria Math" w:eastAsiaTheme="minorEastAsia" w:hAnsi="Cambria Math"/>
                       <w:lang w:val="en-US"/>
                     </w:rPr>
-                    <m:t>T≤-2955</m:t>
-                  </m:r>
-                  <m:r>
-                    <w:rPr>
-                      <w:rFonts w:ascii="Cambria Math" w:eastAsiaTheme="minorEastAsia" w:hAnsi="Cambria Math"/>
-                      <w:lang w:val="en-US"/>
-                    </w:rPr>
-                    <m:t xml:space="preserve"> </m:t>
+                    <m:t xml:space="preserve">T≤-2955 </m:t>
                   </m:r>
                   <m:r>
                     <w:rPr>
                       <w:rFonts w:ascii="Cambria Math" w:eastAsiaTheme="minorEastAsia" w:hAnsi="Cambria Math"/>
                     </w:rPr>
-                    <m:t xml:space="preserve">и </m:t>
-                  </m:r>
-                  <m:r>
-                    <w:rPr>
-                      <w:rFonts w:ascii="Cambria Math" w:eastAsiaTheme="minorEastAsia" w:hAnsi="Cambria Math"/>
-                    </w:rPr>
-                    <m:t>0&lt;</m:t>
+                    <m:t>и 0&lt;</m:t>
                   </m:r>
                   <m:r>
                     <w:rPr>
@@ -6651,7 +6530,6 @@
       <w:r>
         <w:t xml:space="preserve">– отрицательное число, а </w:t>
       </w:r>
-      <w:proofErr w:type="gramStart"/>
       <w:r>
         <w:rPr>
           <w:lang w:val="en-US"/>
@@ -6661,7 +6539,6 @@
       <w:r>
         <w:t>(</w:t>
       </w:r>
-      <w:proofErr w:type="gramEnd"/>
       <w:r>
         <w:rPr>
           <w:lang w:val="en-US"/>
@@ -6799,6 +6676,9 @@
         <w:ind w:firstLine="0"/>
       </w:pPr>
       <w:r>
+        <w:rPr>
+          <w:noProof/>
+        </w:rPr>
         <w:drawing>
           <wp:inline distT="0" distB="0" distL="0" distR="0" wp14:anchorId="4C2FEA2A" wp14:editId="05191272">
             <wp:extent cx="5940425" cy="3954145"/>
@@ -6851,8 +6731,6 @@
         </w:rPr>
         <w:br w:type="page"/>
       </w:r>
-      <w:bookmarkStart w:id="5" w:name="_GoBack"/>
-      <w:bookmarkEnd w:id="5"/>
     </w:p>
     <w:p>
       <w:pPr>
@@ -7509,7 +7387,7 @@
           <w:szCs w:val="32"/>
         </w:rPr>
       </w:pPr>
-      <w:bookmarkStart w:id="6" w:name="_Toc215414130"/>
+      <w:bookmarkStart w:id="5" w:name="_Toc215414130"/>
       <w:r>
         <w:br w:type="page"/>
       </w:r>
@@ -7527,7 +7405,7 @@
         <w:lastRenderedPageBreak/>
         <w:t>Исходные данные:</w:t>
       </w:r>
-      <w:bookmarkEnd w:id="6"/>
+      <w:bookmarkEnd w:id="5"/>
     </w:p>
     <w:p>
       <w:pPr>
@@ -7726,7 +7604,7 @@
           <w:szCs w:val="32"/>
         </w:rPr>
       </w:pPr>
-      <w:bookmarkStart w:id="7" w:name="_Toc215414131"/>
+      <w:bookmarkStart w:id="6" w:name="_Toc215414131"/>
       <w:r>
         <w:br w:type="page"/>
       </w:r>
@@ -7744,7 +7622,7 @@
         <w:lastRenderedPageBreak/>
         <w:t>Таблица трассировки</w:t>
       </w:r>
-      <w:bookmarkEnd w:id="7"/>
+      <w:bookmarkEnd w:id="6"/>
     </w:p>
     <w:tbl>
       <w:tblPr>
@@ -14295,7 +14173,7 @@
           <w:szCs w:val="40"/>
         </w:rPr>
       </w:pPr>
-      <w:bookmarkStart w:id="8" w:name="_Toc215414133"/>
+      <w:bookmarkStart w:id="7" w:name="_Toc215414133"/>
     </w:p>
     <w:p>
       <w:pPr>
@@ -14309,7 +14187,7 @@
       <w:r>
         <w:t>Вывод</w:t>
       </w:r>
-      <w:bookmarkEnd w:id="8"/>
+      <w:bookmarkEnd w:id="7"/>
     </w:p>
     <w:p>
       <w:r>
@@ -14329,7 +14207,7 @@
 </file>
 
 <file path=word/endnotes.xml><?xml version="1.0" encoding="utf-8"?>
-<w:endnotes xmlns:wpc="http://schemas.microsoft.com/office/word/2010/wordprocessingCanvas" xmlns:cx="http://schemas.microsoft.com/office/drawing/2014/chartex" xmlns:mc="http://schemas.openxmlformats.org/markup-compatibility/2006" xmlns:o="urn:schemas-microsoft-com:office:office" xmlns:r="http://schemas.openxmlformats.org/officeDocument/2006/relationships" xmlns:m="http://schemas.openxmlformats.org/officeDocument/2006/math" xmlns:v="urn:schemas-microsoft-com:vml" xmlns:wp14="http://schemas.microsoft.com/office/word/2010/wordprocessingDrawing" xmlns:wp="http://schemas.openxmlformats.org/drawingml/2006/wordprocessingDrawing" xmlns:w10="urn:schemas-microsoft-com:office:word" xmlns:w="http://schemas.openxmlformats.org/wordprocessingml/2006/main" xmlns:w14="http://schemas.microsoft.com/office/word/2010/wordml" xmlns:w15="http://schemas.microsoft.com/office/word/2012/wordml" xmlns:w16se="http://schemas.microsoft.com/office/word/2015/wordml/symex" xmlns:wpg="http://schemas.microsoft.com/office/word/2010/wordprocessingGroup" xmlns:wpi="http://schemas.microsoft.com/office/word/2010/wordprocessingInk" xmlns:wne="http://schemas.microsoft.com/office/word/2006/wordml" xmlns:wps="http://schemas.microsoft.com/office/word/2010/wordprocessingShape" mc:Ignorable="w14 w15 w16se wp14">
+<w:endnotes xmlns:wpc="http://schemas.microsoft.com/office/word/2010/wordprocessingCanvas" xmlns:cx="http://schemas.microsoft.com/office/drawing/2014/chartex" xmlns:cx1="http://schemas.microsoft.com/office/drawing/2015/9/8/chartex" xmlns:cx2="http://schemas.microsoft.com/office/drawing/2015/10/21/chartex" xmlns:cx3="http://schemas.microsoft.com/office/drawing/2016/5/9/chartex" xmlns:cx4="http://schemas.microsoft.com/office/drawing/2016/5/10/chartex" xmlns:cx5="http://schemas.microsoft.com/office/drawing/2016/5/11/chartex" xmlns:cx6="http://schemas.microsoft.com/office/drawing/2016/5/12/chartex" xmlns:cx7="http://schemas.microsoft.com/office/drawing/2016/5/13/chartex" xmlns:cx8="http://schemas.microsoft.com/office/drawing/2016/5/14/chartex" xmlns:mc="http://schemas.openxmlformats.org/markup-compatibility/2006" xmlns:aink="http://schemas.microsoft.com/office/drawing/2016/ink" xmlns:am3d="http://schemas.microsoft.com/office/drawing/2017/model3d" xmlns:o="urn:schemas-microsoft-com:office:office" xmlns:oel="http://schemas.microsoft.com/office/2019/extlst" xmlns:r="http://schemas.openxmlformats.org/officeDocument/2006/relationships" xmlns:m="http://schemas.openxmlformats.org/officeDocument/2006/math" xmlns:v="urn:schemas-microsoft-com:vml" xmlns:wp14="http://schemas.microsoft.com/office/word/2010/wordprocessingDrawing" xmlns:wp="http://schemas.openxmlformats.org/drawingml/2006/wordprocessingDrawing" xmlns:w10="urn:schemas-microsoft-com:office:word" xmlns:w="http://schemas.openxmlformats.org/wordprocessingml/2006/main" xmlns:w14="http://schemas.microsoft.com/office/word/2010/wordml" xmlns:w15="http://schemas.microsoft.com/office/word/2012/wordml" xmlns:w16cex="http://schemas.microsoft.com/office/word/2018/wordml/cex" xmlns:w16cid="http://schemas.microsoft.com/office/word/2016/wordml/cid" xmlns:w16="http://schemas.microsoft.com/office/word/2018/wordml" xmlns:w16du="http://schemas.microsoft.com/office/word/2023/wordml/word16du" xmlns:w16sdtdh="http://schemas.microsoft.com/office/word/2020/wordml/sdtdatahash" xmlns:w16sdtfl="http://schemas.microsoft.com/office/word/2024/wordml/sdtformatlock" xmlns:w16se="http://schemas.microsoft.com/office/word/2015/wordml/symex" xmlns:wpg="http://schemas.microsoft.com/office/word/2010/wordprocessingGroup" xmlns:wpi="http://schemas.microsoft.com/office/word/2010/wordprocessingInk" xmlns:wne="http://schemas.microsoft.com/office/word/2006/wordml" xmlns:wps="http://schemas.microsoft.com/office/word/2010/wordprocessingShape" mc:Ignorable="w14 w15 w16se w16cid w16 w16cex w16sdtdh w16sdtfl w16du wp14">
   <w:endnote w:type="separator" w:id="-1">
     <w:p>
       <w:pPr>
@@ -14354,7 +14232,7 @@
 </file>
 
 <file path=word/footer1.xml><?xml version="1.0" encoding="utf-8"?>
-<w:ftr xmlns:wpc="http://schemas.microsoft.com/office/word/2010/wordprocessingCanvas" xmlns:cx="http://schemas.microsoft.com/office/drawing/2014/chartex" xmlns:mc="http://schemas.openxmlformats.org/markup-compatibility/2006" xmlns:o="urn:schemas-microsoft-com:office:office" xmlns:r="http://schemas.openxmlformats.org/officeDocument/2006/relationships" xmlns:m="http://schemas.openxmlformats.org/officeDocument/2006/math" xmlns:v="urn:schemas-microsoft-com:vml" xmlns:wp14="http://schemas.microsoft.com/office/word/2010/wordprocessingDrawing" xmlns:wp="http://schemas.openxmlformats.org/drawingml/2006/wordprocessingDrawing" xmlns:w10="urn:schemas-microsoft-com:office:word" xmlns:w="http://schemas.openxmlformats.org/wordprocessingml/2006/main" xmlns:w14="http://schemas.microsoft.com/office/word/2010/wordml" xmlns:w15="http://schemas.microsoft.com/office/word/2012/wordml" xmlns:w16se="http://schemas.microsoft.com/office/word/2015/wordml/symex" xmlns:wpg="http://schemas.microsoft.com/office/word/2010/wordprocessingGroup" xmlns:wpi="http://schemas.microsoft.com/office/word/2010/wordprocessingInk" xmlns:wne="http://schemas.microsoft.com/office/word/2006/wordml" xmlns:wps="http://schemas.microsoft.com/office/word/2010/wordprocessingShape" mc:Ignorable="w14 w15 w16se wp14">
+<w:ftr xmlns:wpc="http://schemas.microsoft.com/office/word/2010/wordprocessingCanvas" xmlns:cx="http://schemas.microsoft.com/office/drawing/2014/chartex" xmlns:cx1="http://schemas.microsoft.com/office/drawing/2015/9/8/chartex" xmlns:cx2="http://schemas.microsoft.com/office/drawing/2015/10/21/chartex" xmlns:cx3="http://schemas.microsoft.com/office/drawing/2016/5/9/chartex" xmlns:cx4="http://schemas.microsoft.com/office/drawing/2016/5/10/chartex" xmlns:cx5="http://schemas.microsoft.com/office/drawing/2016/5/11/chartex" xmlns:cx6="http://schemas.microsoft.com/office/drawing/2016/5/12/chartex" xmlns:cx7="http://schemas.microsoft.com/office/drawing/2016/5/13/chartex" xmlns:cx8="http://schemas.microsoft.com/office/drawing/2016/5/14/chartex" xmlns:mc="http://schemas.openxmlformats.org/markup-compatibility/2006" xmlns:aink="http://schemas.microsoft.com/office/drawing/2016/ink" xmlns:am3d="http://schemas.microsoft.com/office/drawing/2017/model3d" xmlns:o="urn:schemas-microsoft-com:office:office" xmlns:oel="http://schemas.microsoft.com/office/2019/extlst" xmlns:r="http://schemas.openxmlformats.org/officeDocument/2006/relationships" xmlns:m="http://schemas.openxmlformats.org/officeDocument/2006/math" xmlns:v="urn:schemas-microsoft-com:vml" xmlns:wp14="http://schemas.microsoft.com/office/word/2010/wordprocessingDrawing" xmlns:wp="http://schemas.openxmlformats.org/drawingml/2006/wordprocessingDrawing" xmlns:w10="urn:schemas-microsoft-com:office:word" xmlns:w="http://schemas.openxmlformats.org/wordprocessingml/2006/main" xmlns:w14="http://schemas.microsoft.com/office/word/2010/wordml" xmlns:w15="http://schemas.microsoft.com/office/word/2012/wordml" xmlns:w16cex="http://schemas.microsoft.com/office/word/2018/wordml/cex" xmlns:w16cid="http://schemas.microsoft.com/office/word/2016/wordml/cid" xmlns:w16="http://schemas.microsoft.com/office/word/2018/wordml" xmlns:w16du="http://schemas.microsoft.com/office/word/2023/wordml/word16du" xmlns:w16sdtdh="http://schemas.microsoft.com/office/word/2020/wordml/sdtdatahash" xmlns:w16sdtfl="http://schemas.microsoft.com/office/word/2024/wordml/sdtformatlock" xmlns:w16se="http://schemas.microsoft.com/office/word/2015/wordml/symex" xmlns:wpg="http://schemas.microsoft.com/office/word/2010/wordprocessingGroup" xmlns:wpi="http://schemas.microsoft.com/office/word/2010/wordprocessingInk" xmlns:wne="http://schemas.microsoft.com/office/word/2006/wordml" xmlns:wps="http://schemas.microsoft.com/office/word/2010/wordprocessingShape" mc:Ignorable="w14 w15 w16se w16cid w16 w16cex w16sdtdh w16sdtfl w16du wp14">
   <w:sdt>
     <w:sdtPr>
       <w:id w:val="-160630625"/>
@@ -14399,7 +14277,7 @@
 </file>
 
 <file path=word/footnotes.xml><?xml version="1.0" encoding="utf-8"?>
-<w:footnotes xmlns:wpc="http://schemas.microsoft.com/office/word/2010/wordprocessingCanvas" xmlns:cx="http://schemas.microsoft.com/office/drawing/2014/chartex" xmlns:mc="http://schemas.openxmlformats.org/markup-compatibility/2006" xmlns:o="urn:schemas-microsoft-com:office:office" xmlns:r="http://schemas.openxmlformats.org/officeDocument/2006/relationships" xmlns:m="http://schemas.openxmlformats.org/officeDocument/2006/math" xmlns:v="urn:schemas-microsoft-com:vml" xmlns:wp14="http://schemas.microsoft.com/office/word/2010/wordprocessingDrawing" xmlns:wp="http://schemas.openxmlformats.org/drawingml/2006/wordprocessingDrawing" xmlns:w10="urn:schemas-microsoft-com:office:word" xmlns:w="http://schemas.openxmlformats.org/wordprocessingml/2006/main" xmlns:w14="http://schemas.microsoft.com/office/word/2010/wordml" xmlns:w15="http://schemas.microsoft.com/office/word/2012/wordml" xmlns:w16se="http://schemas.microsoft.com/office/word/2015/wordml/symex" xmlns:wpg="http://schemas.microsoft.com/office/word/2010/wordprocessingGroup" xmlns:wpi="http://schemas.microsoft.com/office/word/2010/wordprocessingInk" xmlns:wne="http://schemas.microsoft.com/office/word/2006/wordml" xmlns:wps="http://schemas.microsoft.com/office/word/2010/wordprocessingShape" mc:Ignorable="w14 w15 w16se wp14">
+<w:footnotes xmlns:wpc="http://schemas.microsoft.com/office/word/2010/wordprocessingCanvas" xmlns:cx="http://schemas.microsoft.com/office/drawing/2014/chartex" xmlns:cx1="http://schemas.microsoft.com/office/drawing/2015/9/8/chartex" xmlns:cx2="http://schemas.microsoft.com/office/drawing/2015/10/21/chartex" xmlns:cx3="http://schemas.microsoft.com/office/drawing/2016/5/9/chartex" xmlns:cx4="http://schemas.microsoft.com/office/drawing/2016/5/10/chartex" xmlns:cx5="http://schemas.microsoft.com/office/drawing/2016/5/11/chartex" xmlns:cx6="http://schemas.microsoft.com/office/drawing/2016/5/12/chartex" xmlns:cx7="http://schemas.microsoft.com/office/drawing/2016/5/13/chartex" xmlns:cx8="http://schemas.microsoft.com/office/drawing/2016/5/14/chartex" xmlns:mc="http://schemas.openxmlformats.org/markup-compatibility/2006" xmlns:aink="http://schemas.microsoft.com/office/drawing/2016/ink" xmlns:am3d="http://schemas.microsoft.com/office/drawing/2017/model3d" xmlns:o="urn:schemas-microsoft-com:office:office" xmlns:oel="http://schemas.microsoft.com/office/2019/extlst" xmlns:r="http://schemas.openxmlformats.org/officeDocument/2006/relationships" xmlns:m="http://schemas.openxmlformats.org/officeDocument/2006/math" xmlns:v="urn:schemas-microsoft-com:vml" xmlns:wp14="http://schemas.microsoft.com/office/word/2010/wordprocessingDrawing" xmlns:wp="http://schemas.openxmlformats.org/drawingml/2006/wordprocessingDrawing" xmlns:w10="urn:schemas-microsoft-com:office:word" xmlns:w="http://schemas.openxmlformats.org/wordprocessingml/2006/main" xmlns:w14="http://schemas.microsoft.com/office/word/2010/wordml" xmlns:w15="http://schemas.microsoft.com/office/word/2012/wordml" xmlns:w16cex="http://schemas.microsoft.com/office/word/2018/wordml/cex" xmlns:w16cid="http://schemas.microsoft.com/office/word/2016/wordml/cid" xmlns:w16="http://schemas.microsoft.com/office/word/2018/wordml" xmlns:w16du="http://schemas.microsoft.com/office/word/2023/wordml/word16du" xmlns:w16sdtdh="http://schemas.microsoft.com/office/word/2020/wordml/sdtdatahash" xmlns:w16sdtfl="http://schemas.microsoft.com/office/word/2024/wordml/sdtformatlock" xmlns:w16se="http://schemas.microsoft.com/office/word/2015/wordml/symex" xmlns:wpg="http://schemas.microsoft.com/office/word/2010/wordprocessingGroup" xmlns:wpi="http://schemas.microsoft.com/office/word/2010/wordprocessingInk" xmlns:wne="http://schemas.microsoft.com/office/word/2006/wordml" xmlns:wps="http://schemas.microsoft.com/office/word/2010/wordprocessingShape" mc:Ignorable="w14 w15 w16se w16cid w16 w16cex w16sdtdh w16sdtfl w16du wp14">
   <w:footnote w:type="separator" w:id="-1">
     <w:p>
       <w:pPr>
@@ -14424,7 +14302,7 @@
 </file>
 
 <file path=word/numbering.xml><?xml version="1.0" encoding="utf-8"?>
-<w:numbering xmlns:wpc="http://schemas.microsoft.com/office/word/2010/wordprocessingCanvas" xmlns:cx="http://schemas.microsoft.com/office/drawing/2014/chartex" xmlns:mc="http://schemas.openxmlformats.org/markup-compatibility/2006" xmlns:o="urn:schemas-microsoft-com:office:office" xmlns:r="http://schemas.openxmlformats.org/officeDocument/2006/relationships" xmlns:m="http://schemas.openxmlformats.org/officeDocument/2006/math" xmlns:v="urn:schemas-microsoft-com:vml" xmlns:wp14="http://schemas.microsoft.com/office/word/2010/wordprocessingDrawing" xmlns:wp="http://schemas.openxmlformats.org/drawingml/2006/wordprocessingDrawing" xmlns:w10="urn:schemas-microsoft-com:office:word" xmlns:w="http://schemas.openxmlformats.org/wordprocessingml/2006/main" xmlns:w14="http://schemas.microsoft.com/office/word/2010/wordml" xmlns:w15="http://schemas.microsoft.com/office/word/2012/wordml" xmlns:w16se="http://schemas.microsoft.com/office/word/2015/wordml/symex" xmlns:wpg="http://schemas.microsoft.com/office/word/2010/wordprocessingGroup" xmlns:wpi="http://schemas.microsoft.com/office/word/2010/wordprocessingInk" xmlns:wne="http://schemas.microsoft.com/office/word/2006/wordml" xmlns:wps="http://schemas.microsoft.com/office/word/2010/wordprocessingShape" mc:Ignorable="w14 w15 w16se wp14">
+<w:numbering xmlns:wpc="http://schemas.microsoft.com/office/word/2010/wordprocessingCanvas" xmlns:cx="http://schemas.microsoft.com/office/drawing/2014/chartex" xmlns:cx1="http://schemas.microsoft.com/office/drawing/2015/9/8/chartex" xmlns:cx2="http://schemas.microsoft.com/office/drawing/2015/10/21/chartex" xmlns:cx3="http://schemas.microsoft.com/office/drawing/2016/5/9/chartex" xmlns:cx4="http://schemas.microsoft.com/office/drawing/2016/5/10/chartex" xmlns:cx5="http://schemas.microsoft.com/office/drawing/2016/5/11/chartex" xmlns:cx6="http://schemas.microsoft.com/office/drawing/2016/5/12/chartex" xmlns:cx7="http://schemas.microsoft.com/office/drawing/2016/5/13/chartex" xmlns:cx8="http://schemas.microsoft.com/office/drawing/2016/5/14/chartex" xmlns:mc="http://schemas.openxmlformats.org/markup-compatibility/2006" xmlns:aink="http://schemas.microsoft.com/office/drawing/2016/ink" xmlns:am3d="http://schemas.microsoft.com/office/drawing/2017/model3d" xmlns:o="urn:schemas-microsoft-com:office:office" xmlns:oel="http://schemas.microsoft.com/office/2019/extlst" xmlns:r="http://schemas.openxmlformats.org/officeDocument/2006/relationships" xmlns:m="http://schemas.openxmlformats.org/officeDocument/2006/math" xmlns:v="urn:schemas-microsoft-com:vml" xmlns:wp14="http://schemas.microsoft.com/office/word/2010/wordprocessingDrawing" xmlns:wp="http://schemas.openxmlformats.org/drawingml/2006/wordprocessingDrawing" xmlns:w10="urn:schemas-microsoft-com:office:word" xmlns:w="http://schemas.openxmlformats.org/wordprocessingml/2006/main" xmlns:w14="http://schemas.microsoft.com/office/word/2010/wordml" xmlns:w15="http://schemas.microsoft.com/office/word/2012/wordml" xmlns:w16cex="http://schemas.microsoft.com/office/word/2018/wordml/cex" xmlns:w16cid="http://schemas.microsoft.com/office/word/2016/wordml/cid" xmlns:w16="http://schemas.microsoft.com/office/word/2018/wordml" xmlns:w16du="http://schemas.microsoft.com/office/word/2023/wordml/word16du" xmlns:w16sdtdh="http://schemas.microsoft.com/office/word/2020/wordml/sdtdatahash" xmlns:w16sdtfl="http://schemas.microsoft.com/office/word/2024/wordml/sdtformatlock" xmlns:w16se="http://schemas.microsoft.com/office/word/2015/wordml/symex" xmlns:wpg="http://schemas.microsoft.com/office/word/2010/wordprocessingGroup" xmlns:wpi="http://schemas.microsoft.com/office/word/2010/wordprocessingInk" xmlns:wne="http://schemas.microsoft.com/office/word/2006/wordml" xmlns:wps="http://schemas.microsoft.com/office/word/2010/wordprocessingShape" mc:Ignorable="w14 w15 w16se w16cid w16 w16cex w16sdtdh w16sdtfl w16du wp14">
   <w:abstractNum w:abstractNumId="0" w15:restartNumberingAfterBreak="0">
     <w:nsid w:val="078D607D"/>
     <w:multiLevelType w:val="hybridMultilevel"/>
@@ -15786,56 +15664,56 @@
       </w:rPr>
     </w:lvl>
   </w:abstractNum>
-  <w:num w:numId="1">
+  <w:num w:numId="1" w16cid:durableId="1686057172">
     <w:abstractNumId w:val="13"/>
   </w:num>
-  <w:num w:numId="2">
+  <w:num w:numId="2" w16cid:durableId="1386023593">
     <w:abstractNumId w:val="5"/>
   </w:num>
-  <w:num w:numId="3">
+  <w:num w:numId="3" w16cid:durableId="193883661">
     <w:abstractNumId w:val="3"/>
   </w:num>
-  <w:num w:numId="4">
+  <w:num w:numId="4" w16cid:durableId="824392259">
     <w:abstractNumId w:val="9"/>
   </w:num>
-  <w:num w:numId="5">
+  <w:num w:numId="5" w16cid:durableId="2039964806">
     <w:abstractNumId w:val="11"/>
   </w:num>
-  <w:num w:numId="6">
+  <w:num w:numId="6" w16cid:durableId="606741082">
     <w:abstractNumId w:val="1"/>
   </w:num>
-  <w:num w:numId="7">
+  <w:num w:numId="7" w16cid:durableId="1148011673">
     <w:abstractNumId w:val="0"/>
   </w:num>
-  <w:num w:numId="8">
+  <w:num w:numId="8" w16cid:durableId="185753338">
     <w:abstractNumId w:val="2"/>
   </w:num>
-  <w:num w:numId="9">
+  <w:num w:numId="9" w16cid:durableId="540089919">
     <w:abstractNumId w:val="6"/>
   </w:num>
-  <w:num w:numId="10">
+  <w:num w:numId="10" w16cid:durableId="1798596001">
     <w:abstractNumId w:val="7"/>
   </w:num>
-  <w:num w:numId="11">
+  <w:num w:numId="11" w16cid:durableId="1878273797">
     <w:abstractNumId w:val="10"/>
   </w:num>
-  <w:num w:numId="12">
+  <w:num w:numId="12" w16cid:durableId="86463122">
     <w:abstractNumId w:val="12"/>
   </w:num>
-  <w:num w:numId="13">
+  <w:num w:numId="13" w16cid:durableId="1199196011">
     <w:abstractNumId w:val="4"/>
   </w:num>
-  <w:num w:numId="14">
+  <w:num w:numId="14" w16cid:durableId="848760727">
     <w:abstractNumId w:val="8"/>
   </w:num>
-  <w:num w:numId="15">
+  <w:num w:numId="15" w16cid:durableId="2050453078">
     <w:abstractNumId w:val="14"/>
   </w:num>
 </w:numbering>
 </file>
 
 <file path=word/styles.xml><?xml version="1.0" encoding="utf-8"?>
-<w:styles xmlns:mc="http://schemas.openxmlformats.org/markup-compatibility/2006" xmlns:r="http://schemas.openxmlformats.org/officeDocument/2006/relationships" xmlns:w="http://schemas.openxmlformats.org/wordprocessingml/2006/main" xmlns:w14="http://schemas.microsoft.com/office/word/2010/wordml" xmlns:w15="http://schemas.microsoft.com/office/word/2012/wordml" xmlns:w16se="http://schemas.microsoft.com/office/word/2015/wordml/symex" mc:Ignorable="w14 w15 w16se">
+<w:styles xmlns:mc="http://schemas.openxmlformats.org/markup-compatibility/2006" xmlns:r="http://schemas.openxmlformats.org/officeDocument/2006/relationships" xmlns:w="http://schemas.openxmlformats.org/wordprocessingml/2006/main" xmlns:w14="http://schemas.microsoft.com/office/word/2010/wordml" xmlns:w15="http://schemas.microsoft.com/office/word/2012/wordml" xmlns:w16cex="http://schemas.microsoft.com/office/word/2018/wordml/cex" xmlns:w16cid="http://schemas.microsoft.com/office/word/2016/wordml/cid" xmlns:w16="http://schemas.microsoft.com/office/word/2018/wordml" xmlns:w16du="http://schemas.microsoft.com/office/word/2023/wordml/word16du" xmlns:w16sdtdh="http://schemas.microsoft.com/office/word/2020/wordml/sdtdatahash" xmlns:w16sdtfl="http://schemas.microsoft.com/office/word/2024/wordml/sdtformatlock" xmlns:w16se="http://schemas.microsoft.com/office/word/2015/wordml/symex" mc:Ignorable="w14 w15 w16se w16cid w16 w16cex w16sdtdh w16sdtfl w16du">
   <w:docDefaults>
     <w:rPrDefault>
       <w:rPr>
@@ -15853,7 +15731,7 @@
       </w:pPr>
     </w:pPrDefault>
   </w:docDefaults>
-  <w:latentStyles w:defLockedState="0" w:defUIPriority="99" w:defSemiHidden="0" w:defUnhideWhenUsed="0" w:defQFormat="0" w:count="371">
+  <w:latentStyles w:defLockedState="0" w:defUIPriority="99" w:defSemiHidden="0" w:defUnhideWhenUsed="0" w:defQFormat="0" w:count="376">
     <w:lsdException w:name="Normal" w:uiPriority="0" w:qFormat="1"/>
     <w:lsdException w:name="heading 1" w:uiPriority="9" w:qFormat="1"/>
     <w:lsdException w:name="heading 2" w:semiHidden="1" w:uiPriority="9" w:unhideWhenUsed="1" w:qFormat="1"/>
@@ -16225,6 +16103,11 @@
     <w:lsdException w:name="List Table 5 Dark Accent 6" w:uiPriority="50"/>
     <w:lsdException w:name="List Table 6 Colorful Accent 6" w:uiPriority="51"/>
     <w:lsdException w:name="List Table 7 Colorful Accent 6" w:uiPriority="52"/>
+    <w:lsdException w:name="Mention" w:semiHidden="1" w:unhideWhenUsed="1"/>
+    <w:lsdException w:name="Smart Hyperlink" w:semiHidden="1" w:unhideWhenUsed="1"/>
+    <w:lsdException w:name="Hashtag" w:semiHidden="1" w:unhideWhenUsed="1"/>
+    <w:lsdException w:name="Unresolved Mention" w:semiHidden="1" w:unhideWhenUsed="1"/>
+    <w:lsdException w:name="Smart Link" w:semiHidden="1" w:unhideWhenUsed="1"/>
   </w:latentStyles>
   <w:style w:type="paragraph" w:default="1" w:styleId="a">
     <w:name w:val="Normal"/>
@@ -16909,523 +16792,6 @@
 </w:styles>
 </file>
 
-<file path=word/glossary/document.xml><?xml version="1.0" encoding="utf-8"?>
-<w:glossaryDocument xmlns:wpc="http://schemas.microsoft.com/office/word/2010/wordprocessingCanvas" xmlns:cx="http://schemas.microsoft.com/office/drawing/2014/chartex" xmlns:mc="http://schemas.openxmlformats.org/markup-compatibility/2006" xmlns:o="urn:schemas-microsoft-com:office:office" xmlns:r="http://schemas.openxmlformats.org/officeDocument/2006/relationships" xmlns:m="http://schemas.openxmlformats.org/officeDocument/2006/math" xmlns:v="urn:schemas-microsoft-com:vml" xmlns:wp14="http://schemas.microsoft.com/office/word/2010/wordprocessingDrawing" xmlns:wp="http://schemas.openxmlformats.org/drawingml/2006/wordprocessingDrawing" xmlns:w10="urn:schemas-microsoft-com:office:word" xmlns:w="http://schemas.openxmlformats.org/wordprocessingml/2006/main" xmlns:w14="http://schemas.microsoft.com/office/word/2010/wordml" xmlns:w15="http://schemas.microsoft.com/office/word/2012/wordml" xmlns:w16se="http://schemas.microsoft.com/office/word/2015/wordml/symex" xmlns:wpg="http://schemas.microsoft.com/office/word/2010/wordprocessingGroup" xmlns:wpi="http://schemas.microsoft.com/office/word/2010/wordprocessingInk" xmlns:wne="http://schemas.microsoft.com/office/word/2006/wordml" xmlns:wps="http://schemas.microsoft.com/office/word/2010/wordprocessingShape" mc:Ignorable="w14 w15 w16se wp14"/>
-</file>
-
-<file path=word/glossary/fontTable.xml><?xml version="1.0" encoding="utf-8"?>
-<w:fonts xmlns:mc="http://schemas.openxmlformats.org/markup-compatibility/2006" xmlns:r="http://schemas.openxmlformats.org/officeDocument/2006/relationships" xmlns:w="http://schemas.openxmlformats.org/wordprocessingml/2006/main" xmlns:w14="http://schemas.microsoft.com/office/word/2010/wordml" xmlns:w15="http://schemas.microsoft.com/office/word/2012/wordml" xmlns:w16se="http://schemas.microsoft.com/office/word/2015/wordml/symex" mc:Ignorable="w14 w15 w16se">
-  <w:font w:name="Times New Roman">
-    <w:panose1 w:val="02020603050405020304"/>
-    <w:charset w:val="CC"/>
-    <w:family w:val="roman"/>
-    <w:pitch w:val="variable"/>
-    <w:sig w:usb0="E0002EFF" w:usb1="C000785B" w:usb2="00000009" w:usb3="00000000" w:csb0="000001FF" w:csb1="00000000"/>
-  </w:font>
-  <w:font w:name="Calibri">
-    <w:panose1 w:val="020F0502020204030204"/>
-    <w:charset w:val="CC"/>
-    <w:family w:val="swiss"/>
-    <w:pitch w:val="variable"/>
-    <w:sig w:usb0="E4002EFF" w:usb1="C000247B" w:usb2="00000009" w:usb3="00000000" w:csb0="000001FF" w:csb1="00000000"/>
-  </w:font>
-  <w:font w:name="Calibri Light">
-    <w:panose1 w:val="020F0302020204030204"/>
-    <w:charset w:val="CC"/>
-    <w:family w:val="swiss"/>
-    <w:pitch w:val="variable"/>
-    <w:sig w:usb0="E4002EFF" w:usb1="C000247B" w:usb2="00000009" w:usb3="00000000" w:csb0="000001FF" w:csb1="00000000"/>
-  </w:font>
-  <w:font w:name="Cambria Math">
-    <w:panose1 w:val="02040503050406030204"/>
-    <w:charset w:val="CC"/>
-    <w:family w:val="roman"/>
-    <w:pitch w:val="variable"/>
-    <w:sig w:usb0="E00006FF" w:usb1="420024FF" w:usb2="02000000" w:usb3="00000000" w:csb0="0000019F" w:csb1="00000000"/>
-  </w:font>
-</w:fonts>
-</file>
-
-<file path=word/glossary/settings.xml><?xml version="1.0" encoding="utf-8"?>
-<w:settings xmlns:mc="http://schemas.openxmlformats.org/markup-compatibility/2006" xmlns:o="urn:schemas-microsoft-com:office:office" xmlns:r="http://schemas.openxmlformats.org/officeDocument/2006/relationships" xmlns:m="http://schemas.openxmlformats.org/officeDocument/2006/math" xmlns:v="urn:schemas-microsoft-com:vml" xmlns:w10="urn:schemas-microsoft-com:office:word" xmlns:w="http://schemas.openxmlformats.org/wordprocessingml/2006/main" xmlns:w14="http://schemas.microsoft.com/office/word/2010/wordml" xmlns:w15="http://schemas.microsoft.com/office/word/2012/wordml" xmlns:w16se="http://schemas.microsoft.com/office/word/2015/wordml/symex" xmlns:sl="http://schemas.openxmlformats.org/schemaLibrary/2006/main" mc:Ignorable="w14 w15 w16se">
-  <w:view w:val="normal"/>
-  <w:defaultTabStop w:val="708"/>
-  <w:characterSpacingControl w:val="doNotCompress"/>
-  <w:compat>
-    <w:useFELayout/>
-    <w:compatSetting w:name="compatibilityMode" w:uri="http://schemas.microsoft.com/office/word" w:val="15"/>
-    <w:compatSetting w:name="overrideTableStyleFontSizeAndJustification" w:uri="http://schemas.microsoft.com/office/word" w:val="1"/>
-    <w:compatSetting w:name="enableOpenTypeFeatures" w:uri="http://schemas.microsoft.com/office/word" w:val="1"/>
-    <w:compatSetting w:name="doNotFlipMirrorIndents" w:uri="http://schemas.microsoft.com/office/word" w:val="1"/>
-    <w:compatSetting w:name="differentiateMultirowTableHeaders" w:uri="http://schemas.microsoft.com/office/word" w:val="1"/>
-  </w:compat>
-  <w:rsids>
-    <w:rsidRoot w:val="00500761"/>
-    <w:rsid w:val="00091529"/>
-    <w:rsid w:val="00500761"/>
-  </w:rsids>
-  <m:mathPr>
-    <m:mathFont m:val="Cambria Math"/>
-    <m:brkBin m:val="before"/>
-    <m:brkBinSub m:val="--"/>
-    <m:smallFrac m:val="0"/>
-    <m:dispDef/>
-    <m:lMargin m:val="0"/>
-    <m:rMargin m:val="0"/>
-    <m:defJc m:val="centerGroup"/>
-    <m:wrapIndent m:val="1440"/>
-    <m:intLim m:val="subSup"/>
-    <m:naryLim m:val="undOvr"/>
-  </m:mathPr>
-  <w:themeFontLang w:val="ru-RU"/>
-  <w:clrSchemeMapping w:bg1="light1" w:t1="dark1" w:bg2="light2" w:t2="dark2" w:accent1="accent1" w:accent2="accent2" w:accent3="accent3" w:accent4="accent4" w:accent5="accent5" w:accent6="accent6" w:hyperlink="hyperlink" w:followedHyperlink="followedHyperlink"/>
-  <w:decimalSymbol w:val=","/>
-  <w:listSeparator w:val=";"/>
-  <w15:chartTrackingRefBased/>
-</w:settings>
-</file>
-
-<file path=word/glossary/styles.xml><?xml version="1.0" encoding="utf-8"?>
-<w:styles xmlns:mc="http://schemas.openxmlformats.org/markup-compatibility/2006" xmlns:r="http://schemas.openxmlformats.org/officeDocument/2006/relationships" xmlns:w="http://schemas.openxmlformats.org/wordprocessingml/2006/main" xmlns:w14="http://schemas.microsoft.com/office/word/2010/wordml" xmlns:w15="http://schemas.microsoft.com/office/word/2012/wordml" xmlns:w16se="http://schemas.microsoft.com/office/word/2015/wordml/symex" mc:Ignorable="w14 w15 w16se">
-  <w:docDefaults>
-    <w:rPrDefault>
-      <w:rPr>
-        <w:rFonts w:asciiTheme="minorHAnsi" w:eastAsiaTheme="minorEastAsia" w:hAnsiTheme="minorHAnsi" w:cstheme="minorBidi"/>
-        <w:sz w:val="22"/>
-        <w:szCs w:val="22"/>
-        <w:lang w:val="ru-RU" w:eastAsia="ru-RU" w:bidi="ar-SA"/>
-      </w:rPr>
-    </w:rPrDefault>
-    <w:pPrDefault>
-      <w:pPr>
-        <w:spacing w:after="160" w:line="259" w:lineRule="auto"/>
-      </w:pPr>
-    </w:pPrDefault>
-  </w:docDefaults>
-  <w:latentStyles w:defLockedState="0" w:defUIPriority="99" w:defSemiHidden="0" w:defUnhideWhenUsed="0" w:defQFormat="0" w:count="371">
-    <w:lsdException w:name="Normal" w:uiPriority="0" w:qFormat="1"/>
-    <w:lsdException w:name="heading 1" w:uiPriority="9" w:qFormat="1"/>
-    <w:lsdException w:name="heading 2" w:semiHidden="1" w:uiPriority="9" w:unhideWhenUsed="1" w:qFormat="1"/>
-    <w:lsdException w:name="heading 3" w:semiHidden="1" w:uiPriority="9" w:unhideWhenUsed="1" w:qFormat="1"/>
-    <w:lsdException w:name="heading 4" w:semiHidden="1" w:uiPriority="9" w:unhideWhenUsed="1" w:qFormat="1"/>
-    <w:lsdException w:name="heading 5" w:semiHidden="1" w:uiPriority="9" w:unhideWhenUsed="1" w:qFormat="1"/>
-    <w:lsdException w:name="heading 6" w:semiHidden="1" w:uiPriority="9" w:unhideWhenUsed="1" w:qFormat="1"/>
-    <w:lsdException w:name="heading 7" w:semiHidden="1" w:uiPriority="9" w:unhideWhenUsed="1" w:qFormat="1"/>
-    <w:lsdException w:name="heading 8" w:semiHidden="1" w:uiPriority="9" w:unhideWhenUsed="1" w:qFormat="1"/>
-    <w:lsdException w:name="heading 9" w:semiHidden="1" w:uiPriority="9" w:unhideWhenUsed="1" w:qFormat="1"/>
-    <w:lsdException w:name="index 1" w:semiHidden="1" w:unhideWhenUsed="1"/>
-    <w:lsdException w:name="index 2" w:semiHidden="1" w:unhideWhenUsed="1"/>
-    <w:lsdException w:name="index 3" w:semiHidden="1" w:unhideWhenUsed="1"/>
-    <w:lsdException w:name="index 4" w:semiHidden="1" w:unhideWhenUsed="1"/>
-    <w:lsdException w:name="index 5" w:semiHidden="1" w:unhideWhenUsed="1"/>
-    <w:lsdException w:name="index 6" w:semiHidden="1" w:unhideWhenUsed="1"/>
-    <w:lsdException w:name="index 7" w:semiHidden="1" w:unhideWhenUsed="1"/>
-    <w:lsdException w:name="index 8" w:semiHidden="1" w:unhideWhenUsed="1"/>
-    <w:lsdException w:name="index 9" w:semiHidden="1" w:unhideWhenUsed="1"/>
-    <w:lsdException w:name="toc 1" w:semiHidden="1" w:uiPriority="39" w:unhideWhenUsed="1"/>
-    <w:lsdException w:name="toc 2" w:semiHidden="1" w:uiPriority="39" w:unhideWhenUsed="1"/>
-    <w:lsdException w:name="toc 3" w:semiHidden="1" w:uiPriority="39" w:unhideWhenUsed="1"/>
-    <w:lsdException w:name="toc 4" w:semiHidden="1" w:uiPriority="39" w:unhideWhenUsed="1"/>
-    <w:lsdException w:name="toc 5" w:semiHidden="1" w:uiPriority="39" w:unhideWhenUsed="1"/>
-    <w:lsdException w:name="toc 6" w:semiHidden="1" w:uiPriority="39" w:unhideWhenUsed="1"/>
-    <w:lsdException w:name="toc 7" w:semiHidden="1" w:uiPriority="39" w:unhideWhenUsed="1"/>
-    <w:lsdException w:name="toc 8" w:semiHidden="1" w:uiPriority="39" w:unhideWhenUsed="1"/>
-    <w:lsdException w:name="toc 9" w:semiHidden="1" w:uiPriority="39" w:unhideWhenUsed="1"/>
-    <w:lsdException w:name="Normal Indent" w:semiHidden="1" w:unhideWhenUsed="1"/>
-    <w:lsdException w:name="footnote text" w:semiHidden="1" w:unhideWhenUsed="1"/>
-    <w:lsdException w:name="annotation text" w:semiHidden="1" w:unhideWhenUsed="1"/>
-    <w:lsdException w:name="header" w:semiHidden="1" w:unhideWhenUsed="1"/>
-    <w:lsdException w:name="footer" w:semiHidden="1" w:unhideWhenUsed="1"/>
-    <w:lsdException w:name="index heading" w:semiHidden="1" w:unhideWhenUsed="1"/>
-    <w:lsdException w:name="caption" w:semiHidden="1" w:uiPriority="35" w:unhideWhenUsed="1" w:qFormat="1"/>
-    <w:lsdException w:name="table of figures" w:semiHidden="1" w:unhideWhenUsed="1"/>
-    <w:lsdException w:name="envelope address" w:semiHidden="1" w:unhideWhenUsed="1"/>
-    <w:lsdException w:name="envelope return" w:semiHidden="1" w:unhideWhenUsed="1"/>
-    <w:lsdException w:name="footnote reference" w:semiHidden="1" w:unhideWhenUsed="1"/>
-    <w:lsdException w:name="annotation reference" w:semiHidden="1" w:unhideWhenUsed="1"/>
-    <w:lsdException w:name="line number" w:semiHidden="1" w:unhideWhenUsed="1"/>
-    <w:lsdException w:name="page number" w:semiHidden="1" w:unhideWhenUsed="1"/>
-    <w:lsdException w:name="endnote reference" w:semiHidden="1" w:unhideWhenUsed="1"/>
-    <w:lsdException w:name="endnote text" w:semiHidden="1" w:unhideWhenUsed="1"/>
-    <w:lsdException w:name="table of authorities" w:semiHidden="1" w:unhideWhenUsed="1"/>
-    <w:lsdException w:name="macro" w:semiHidden="1" w:unhideWhenUsed="1"/>
-    <w:lsdException w:name="toa heading" w:semiHidden="1" w:unhideWhenUsed="1"/>
-    <w:lsdException w:name="List" w:semiHidden="1" w:unhideWhenUsed="1"/>
-    <w:lsdException w:name="List Bullet" w:semiHidden="1" w:unhideWhenUsed="1"/>
-    <w:lsdException w:name="List Number" w:semiHidden="1" w:unhideWhenUsed="1"/>
-    <w:lsdException w:name="List 2" w:semiHidden="1" w:unhideWhenUsed="1"/>
-    <w:lsdException w:name="List 3" w:semiHidden="1" w:unhideWhenUsed="1"/>
-    <w:lsdException w:name="List 4" w:semiHidden="1" w:unhideWhenUsed="1"/>
-    <w:lsdException w:name="List 5" w:semiHidden="1" w:unhideWhenUsed="1"/>
-    <w:lsdException w:name="List Bullet 2" w:semiHidden="1" w:unhideWhenUsed="1"/>
-    <w:lsdException w:name="List Bullet 3" w:semiHidden="1" w:unhideWhenUsed="1"/>
-    <w:lsdException w:name="List Bullet 4" w:semiHidden="1" w:unhideWhenUsed="1"/>
-    <w:lsdException w:name="List Bullet 5" w:semiHidden="1" w:unhideWhenUsed="1"/>
-    <w:lsdException w:name="List Number 2" w:semiHidden="1" w:unhideWhenUsed="1"/>
-    <w:lsdException w:name="List Number 3" w:semiHidden="1" w:unhideWhenUsed="1"/>
-    <w:lsdException w:name="List Number 4" w:semiHidden="1" w:unhideWhenUsed="1"/>
-    <w:lsdException w:name="List Number 5" w:semiHidden="1" w:unhideWhenUsed="1"/>
-    <w:lsdException w:name="Title" w:uiPriority="10" w:qFormat="1"/>
-    <w:lsdException w:name="Closing" w:semiHidden="1" w:unhideWhenUsed="1"/>
-    <w:lsdException w:name="Signature" w:semiHidden="1" w:unhideWhenUsed="1"/>
-    <w:lsdException w:name="Default Paragraph Font" w:semiHidden="1" w:uiPriority="1" w:unhideWhenUsed="1"/>
-    <w:lsdException w:name="Body Text" w:semiHidden="1" w:unhideWhenUsed="1"/>
-    <w:lsdException w:name="Body Text Indent" w:semiHidden="1" w:unhideWhenUsed="1"/>
-    <w:lsdException w:name="List Continue" w:semiHidden="1" w:unhideWhenUsed="1"/>
-    <w:lsdException w:name="List Continue 2" w:semiHidden="1" w:unhideWhenUsed="1"/>
-    <w:lsdException w:name="List Continue 3" w:semiHidden="1" w:unhideWhenUsed="1"/>
-    <w:lsdException w:name="List Continue 4" w:semiHidden="1" w:unhideWhenUsed="1"/>
-    <w:lsdException w:name="List Continue 5" w:semiHidden="1" w:unhideWhenUsed="1"/>
-    <w:lsdException w:name="Message Header" w:semiHidden="1" w:unhideWhenUsed="1"/>
-    <w:lsdException w:name="Subtitle" w:uiPriority="11" w:qFormat="1"/>
-    <w:lsdException w:name="Salutation" w:semiHidden="1" w:unhideWhenUsed="1"/>
-    <w:lsdException w:name="Date" w:semiHidden="1" w:unhideWhenUsed="1"/>
-    <w:lsdException w:name="Body Text First Indent" w:semiHidden="1" w:unhideWhenUsed="1"/>
-    <w:lsdException w:name="Body Text First Indent 2" w:semiHidden="1" w:unhideWhenUsed="1"/>
-    <w:lsdException w:name="Note Heading" w:semiHidden="1" w:unhideWhenUsed="1"/>
-    <w:lsdException w:name="Body Text 2" w:semiHidden="1" w:unhideWhenUsed="1"/>
-    <w:lsdException w:name="Body Text 3" w:semiHidden="1" w:unhideWhenUsed="1"/>
-    <w:lsdException w:name="Body Text Indent 2" w:semiHidden="1" w:unhideWhenUsed="1"/>
-    <w:lsdException w:name="Body Text Indent 3" w:semiHidden="1" w:unhideWhenUsed="1"/>
-    <w:lsdException w:name="Block Text" w:semiHidden="1" w:unhideWhenUsed="1"/>
-    <w:lsdException w:name="Hyperlink" w:semiHidden="1" w:unhideWhenUsed="1"/>
-    <w:lsdException w:name="FollowedHyperlink" w:semiHidden="1" w:unhideWhenUsed="1"/>
-    <w:lsdException w:name="Strong" w:uiPriority="22" w:qFormat="1"/>
-    <w:lsdException w:name="Emphasis" w:uiPriority="20" w:qFormat="1"/>
-    <w:lsdException w:name="Document Map" w:semiHidden="1" w:unhideWhenUsed="1"/>
-    <w:lsdException w:name="Plain Text" w:semiHidden="1" w:unhideWhenUsed="1"/>
-    <w:lsdException w:name="E-mail Signature" w:semiHidden="1" w:unhideWhenUsed="1"/>
-    <w:lsdException w:name="HTML Top of Form" w:semiHidden="1" w:unhideWhenUsed="1"/>
-    <w:lsdException w:name="HTML Bottom of Form" w:semiHidden="1" w:unhideWhenUsed="1"/>
-    <w:lsdException w:name="Normal (Web)" w:semiHidden="1" w:unhideWhenUsed="1"/>
-    <w:lsdException w:name="HTML Acronym" w:semiHidden="1" w:unhideWhenUsed="1"/>
-    <w:lsdException w:name="HTML Address" w:semiHidden="1" w:unhideWhenUsed="1"/>
-    <w:lsdException w:name="HTML Cite" w:semiHidden="1" w:unhideWhenUsed="1"/>
-    <w:lsdException w:name="HTML Code" w:semiHidden="1" w:unhideWhenUsed="1"/>
-    <w:lsdException w:name="HTML Definition" w:semiHidden="1" w:unhideWhenUsed="1"/>
-    <w:lsdException w:name="HTML Keyboard" w:semiHidden="1" w:unhideWhenUsed="1"/>
-    <w:lsdException w:name="HTML Preformatted" w:semiHidden="1" w:unhideWhenUsed="1"/>
-    <w:lsdException w:name="HTML Sample" w:semiHidden="1" w:unhideWhenUsed="1"/>
-    <w:lsdException w:name="HTML Typewriter" w:semiHidden="1" w:unhideWhenUsed="1"/>
-    <w:lsdException w:name="HTML Variable" w:semiHidden="1" w:unhideWhenUsed="1"/>
-    <w:lsdException w:name="Normal Table" w:semiHidden="1" w:unhideWhenUsed="1"/>
-    <w:lsdException w:name="annotation subject" w:semiHidden="1" w:unhideWhenUsed="1"/>
-    <w:lsdException w:name="No List" w:semiHidden="1" w:unhideWhenUsed="1"/>
-    <w:lsdException w:name="Outline List 1" w:semiHidden="1" w:unhideWhenUsed="1"/>
-    <w:lsdException w:name="Outline List 2" w:semiHidden="1" w:unhideWhenUsed="1"/>
-    <w:lsdException w:name="Outline List 3" w:semiHidden="1" w:unhideWhenUsed="1"/>
-    <w:lsdException w:name="Table Simple 1" w:semiHidden="1" w:unhideWhenUsed="1"/>
-    <w:lsdException w:name="Table Simple 2" w:semiHidden="1" w:unhideWhenUsed="1"/>
-    <w:lsdException w:name="Table Simple 3" w:semiHidden="1" w:unhideWhenUsed="1"/>
-    <w:lsdException w:name="Table Classic 1" w:semiHidden="1" w:unhideWhenUsed="1"/>
-    <w:lsdException w:name="Table Classic 2" w:semiHidden="1" w:unhideWhenUsed="1"/>
-    <w:lsdException w:name="Table Classic 3" w:semiHidden="1" w:unhideWhenUsed="1"/>
-    <w:lsdException w:name="Table Classic 4" w:semiHidden="1" w:unhideWhenUsed="1"/>
-    <w:lsdException w:name="Table Colorful 1" w:semiHidden="1" w:unhideWhenUsed="1"/>
-    <w:lsdException w:name="Table Colorful 2" w:semiHidden="1" w:unhideWhenUsed="1"/>
-    <w:lsdException w:name="Table Colorful 3" w:semiHidden="1" w:unhideWhenUsed="1"/>
-    <w:lsdException w:name="Table Columns 1" w:semiHidden="1" w:unhideWhenUsed="1"/>
-    <w:lsdException w:name="Table Columns 2" w:semiHidden="1" w:unhideWhenUsed="1"/>
-    <w:lsdException w:name="Table Columns 3" w:semiHidden="1" w:unhideWhenUsed="1"/>
-    <w:lsdException w:name="Table Columns 4" w:semiHidden="1" w:unhideWhenUsed="1"/>
-    <w:lsdException w:name="Table Columns 5" w:semiHidden="1" w:unhideWhenUsed="1"/>
-    <w:lsdException w:name="Table Grid 1" w:semiHidden="1" w:unhideWhenUsed="1"/>
-    <w:lsdException w:name="Table Grid 2" w:semiHidden="1" w:unhideWhenUsed="1"/>
-    <w:lsdException w:name="Table Grid 3" w:semiHidden="1" w:unhideWhenUsed="1"/>
-    <w:lsdException w:name="Table Grid 4" w:semiHidden="1" w:unhideWhenUsed="1"/>
-    <w:lsdException w:name="Table Grid 5" w:semiHidden="1" w:unhideWhenUsed="1"/>
-    <w:lsdException w:name="Table Grid 6" w:semiHidden="1" w:unhideWhenUsed="1"/>
-    <w:lsdException w:name="Table Grid 7" w:semiHidden="1" w:unhideWhenUsed="1"/>
-    <w:lsdException w:name="Table Grid 8" w:semiHidden="1" w:unhideWhenUsed="1"/>
-    <w:lsdException w:name="Table List 1" w:semiHidden="1" w:unhideWhenUsed="1"/>
-    <w:lsdException w:name="Table List 2" w:semiHidden="1" w:unhideWhenUsed="1"/>
-    <w:lsdException w:name="Table List 3" w:semiHidden="1" w:unhideWhenUsed="1"/>
-    <w:lsdException w:name="Table List 4" w:semiHidden="1" w:unhideWhenUsed="1"/>
-    <w:lsdException w:name="Table List 5" w:semiHidden="1" w:unhideWhenUsed="1"/>
-    <w:lsdException w:name="Table List 6" w:semiHidden="1" w:unhideWhenUsed="1"/>
-    <w:lsdException w:name="Table List 7" w:semiHidden="1" w:unhideWhenUsed="1"/>
-    <w:lsdException w:name="Table List 8" w:semiHidden="1" w:unhideWhenUsed="1"/>
-    <w:lsdException w:name="Table 3D effects 1" w:semiHidden="1" w:unhideWhenUsed="1"/>
-    <w:lsdException w:name="Table 3D effects 2" w:semiHidden="1" w:unhideWhenUsed="1"/>
-    <w:lsdException w:name="Table 3D effects 3" w:semiHidden="1" w:unhideWhenUsed="1"/>
-    <w:lsdException w:name="Table Contemporary" w:semiHidden="1" w:unhideWhenUsed="1"/>
-    <w:lsdException w:name="Table Elegant" w:semiHidden="1" w:unhideWhenUsed="1"/>
-    <w:lsdException w:name="Table Professional" w:semiHidden="1" w:unhideWhenUsed="1"/>
-    <w:lsdException w:name="Table Subtle 1" w:semiHidden="1" w:unhideWhenUsed="1"/>
-    <w:lsdException w:name="Table Subtle 2" w:semiHidden="1" w:unhideWhenUsed="1"/>
-    <w:lsdException w:name="Table Web 1" w:semiHidden="1" w:unhideWhenUsed="1"/>
-    <w:lsdException w:name="Table Web 2" w:semiHidden="1" w:unhideWhenUsed="1"/>
-    <w:lsdException w:name="Table Web 3" w:semiHidden="1" w:unhideWhenUsed="1"/>
-    <w:lsdException w:name="Balloon Text" w:semiHidden="1" w:unhideWhenUsed="1"/>
-    <w:lsdException w:name="Table Grid" w:uiPriority="39"/>
-    <w:lsdException w:name="Table Theme" w:semiHidden="1" w:unhideWhenUsed="1"/>
-    <w:lsdException w:name="Placeholder Text" w:semiHidden="1"/>
-    <w:lsdException w:name="No Spacing" w:uiPriority="1" w:qFormat="1"/>
-    <w:lsdException w:name="Light Shading" w:uiPriority="60"/>
-    <w:lsdException w:name="Light List" w:uiPriority="61"/>
-    <w:lsdException w:name="Light Grid" w:uiPriority="62"/>
-    <w:lsdException w:name="Medium Shading 1" w:uiPriority="63"/>
-    <w:lsdException w:name="Medium Shading 2" w:uiPriority="64"/>
-    <w:lsdException w:name="Medium List 1" w:uiPriority="65"/>
-    <w:lsdException w:name="Medium List 2" w:uiPriority="66"/>
-    <w:lsdException w:name="Medium Grid 1" w:uiPriority="67"/>
-    <w:lsdException w:name="Medium Grid 2" w:uiPriority="68"/>
-    <w:lsdException w:name="Medium Grid 3" w:uiPriority="69"/>
-    <w:lsdException w:name="Dark List" w:uiPriority="70"/>
-    <w:lsdException w:name="Colorful Shading" w:uiPriority="71"/>
-    <w:lsdException w:name="Colorful List" w:uiPriority="72"/>
-    <w:lsdException w:name="Colorful Grid" w:uiPriority="73"/>
-    <w:lsdException w:name="Light Shading Accent 1" w:uiPriority="60"/>
-    <w:lsdException w:name="Light List Accent 1" w:uiPriority="61"/>
-    <w:lsdException w:name="Light Grid Accent 1" w:uiPriority="62"/>
-    <w:lsdException w:name="Medium Shading 1 Accent 1" w:uiPriority="63"/>
-    <w:lsdException w:name="Medium Shading 2 Accent 1" w:uiPriority="64"/>
-    <w:lsdException w:name="Medium List 1 Accent 1" w:uiPriority="65"/>
-    <w:lsdException w:name="Revision" w:semiHidden="1"/>
-    <w:lsdException w:name="List Paragraph" w:uiPriority="34" w:qFormat="1"/>
-    <w:lsdException w:name="Quote" w:uiPriority="29" w:qFormat="1"/>
-    <w:lsdException w:name="Intense Quote" w:uiPriority="30" w:qFormat="1"/>
-    <w:lsdException w:name="Medium List 2 Accent 1" w:uiPriority="66"/>
-    <w:lsdException w:name="Medium Grid 1 Accent 1" w:uiPriority="67"/>
-    <w:lsdException w:name="Medium Grid 2 Accent 1" w:uiPriority="68"/>
-    <w:lsdException w:name="Medium Grid 3 Accent 1" w:uiPriority="69"/>
-    <w:lsdException w:name="Dark List Accent 1" w:uiPriority="70"/>
-    <w:lsdException w:name="Colorful Shading Accent 1" w:uiPriority="71"/>
-    <w:lsdException w:name="Colorful List Accent 1" w:uiPriority="72"/>
-    <w:lsdException w:name="Colorful Grid Accent 1" w:uiPriority="73"/>
-    <w:lsdException w:name="Light Shading Accent 2" w:uiPriority="60"/>
-    <w:lsdException w:name="Light List Accent 2" w:uiPriority="61"/>
-    <w:lsdException w:name="Light Grid Accent 2" w:uiPriority="62"/>
-    <w:lsdException w:name="Medium Shading 1 Accent 2" w:uiPriority="63"/>
-    <w:lsdException w:name="Medium Shading 2 Accent 2" w:uiPriority="64"/>
-    <w:lsdException w:name="Medium List 1 Accent 2" w:uiPriority="65"/>
-    <w:lsdException w:name="Medium List 2 Accent 2" w:uiPriority="66"/>
-    <w:lsdException w:name="Medium Grid 1 Accent 2" w:uiPriority="67"/>
-    <w:lsdException w:name="Medium Grid 2 Accent 2" w:uiPriority="68"/>
-    <w:lsdException w:name="Medium Grid 3 Accent 2" w:uiPriority="69"/>
-    <w:lsdException w:name="Dark List Accent 2" w:uiPriority="70"/>
-    <w:lsdException w:name="Colorful Shading Accent 2" w:uiPriority="71"/>
-    <w:lsdException w:name="Colorful List Accent 2" w:uiPriority="72"/>
-    <w:lsdException w:name="Colorful Grid Accent 2" w:uiPriority="73"/>
-    <w:lsdException w:name="Light Shading Accent 3" w:uiPriority="60"/>
-    <w:lsdException w:name="Light List Accent 3" w:uiPriority="61"/>
-    <w:lsdException w:name="Light Grid Accent 3" w:uiPriority="62"/>
-    <w:lsdException w:name="Medium Shading 1 Accent 3" w:uiPriority="63"/>
-    <w:lsdException w:name="Medium Shading 2 Accent 3" w:uiPriority="64"/>
-    <w:lsdException w:name="Medium List 1 Accent 3" w:uiPriority="65"/>
-    <w:lsdException w:name="Medium List 2 Accent 3" w:uiPriority="66"/>
-    <w:lsdException w:name="Medium Grid 1 Accent 3" w:uiPriority="67"/>
-    <w:lsdException w:name="Medium Grid 2 Accent 3" w:uiPriority="68"/>
-    <w:lsdException w:name="Medium Grid 3 Accent 3" w:uiPriority="69"/>
-    <w:lsdException w:name="Dark List Accent 3" w:uiPriority="70"/>
-    <w:lsdException w:name="Colorful Shading Accent 3" w:uiPriority="71"/>
-    <w:lsdException w:name="Colorful List Accent 3" w:uiPriority="72"/>
-    <w:lsdException w:name="Colorful Grid Accent 3" w:uiPriority="73"/>
-    <w:lsdException w:name="Light Shading Accent 4" w:uiPriority="60"/>
-    <w:lsdException w:name="Light List Accent 4" w:uiPriority="61"/>
-    <w:lsdException w:name="Light Grid Accent 4" w:uiPriority="62"/>
-    <w:lsdException w:name="Medium Shading 1 Accent 4" w:uiPriority="63"/>
-    <w:lsdException w:name="Medium Shading 2 Accent 4" w:uiPriority="64"/>
-    <w:lsdException w:name="Medium List 1 Accent 4" w:uiPriority="65"/>
-    <w:lsdException w:name="Medium List 2 Accent 4" w:uiPriority="66"/>
-    <w:lsdException w:name="Medium Grid 1 Accent 4" w:uiPriority="67"/>
-    <w:lsdException w:name="Medium Grid 2 Accent 4" w:uiPriority="68"/>
-    <w:lsdException w:name="Medium Grid 3 Accent 4" w:uiPriority="69"/>
-    <w:lsdException w:name="Dark List Accent 4" w:uiPriority="70"/>
-    <w:lsdException w:name="Colorful Shading Accent 4" w:uiPriority="71"/>
-    <w:lsdException w:name="Colorful List Accent 4" w:uiPriority="72"/>
-    <w:lsdException w:name="Colorful Grid Accent 4" w:uiPriority="73"/>
-    <w:lsdException w:name="Light Shading Accent 5" w:uiPriority="60"/>
-    <w:lsdException w:name="Light List Accent 5" w:uiPriority="61"/>
-    <w:lsdException w:name="Light Grid Accent 5" w:uiPriority="62"/>
-    <w:lsdException w:name="Medium Shading 1 Accent 5" w:uiPriority="63"/>
-    <w:lsdException w:name="Medium Shading 2 Accent 5" w:uiPriority="64"/>
-    <w:lsdException w:name="Medium List 1 Accent 5" w:uiPriority="65"/>
-    <w:lsdException w:name="Medium List 2 Accent 5" w:uiPriority="66"/>
-    <w:lsdException w:name="Medium Grid 1 Accent 5" w:uiPriority="67"/>
-    <w:lsdException w:name="Medium Grid 2 Accent 5" w:uiPriority="68"/>
-    <w:lsdException w:name="Medium Grid 3 Accent 5" w:uiPriority="69"/>
-    <w:lsdException w:name="Dark List Accent 5" w:uiPriority="70"/>
-    <w:lsdException w:name="Colorful Shading Accent 5" w:uiPriority="71"/>
-    <w:lsdException w:name="Colorful List Accent 5" w:uiPriority="72"/>
-    <w:lsdException w:name="Colorful Grid Accent 5" w:uiPriority="73"/>
-    <w:lsdException w:name="Light Shading Accent 6" w:uiPriority="60"/>
-    <w:lsdException w:name="Light List Accent 6" w:uiPriority="61"/>
-    <w:lsdException w:name="Light Grid Accent 6" w:uiPriority="62"/>
-    <w:lsdException w:name="Medium Shading 1 Accent 6" w:uiPriority="63"/>
-    <w:lsdException w:name="Medium Shading 2 Accent 6" w:uiPriority="64"/>
-    <w:lsdException w:name="Medium List 1 Accent 6" w:uiPriority="65"/>
-    <w:lsdException w:name="Medium List 2 Accent 6" w:uiPriority="66"/>
-    <w:lsdException w:name="Medium Grid 1 Accent 6" w:uiPriority="67"/>
-    <w:lsdException w:name="Medium Grid 2 Accent 6" w:uiPriority="68"/>
-    <w:lsdException w:name="Medium Grid 3 Accent 6" w:uiPriority="69"/>
-    <w:lsdException w:name="Dark List Accent 6" w:uiPriority="70"/>
-    <w:lsdException w:name="Colorful Shading Accent 6" w:uiPriority="71"/>
-    <w:lsdException w:name="Colorful List Accent 6" w:uiPriority="72"/>
-    <w:lsdException w:name="Colorful Grid Accent 6" w:uiPriority="73"/>
-    <w:lsdException w:name="Subtle Emphasis" w:uiPriority="19" w:qFormat="1"/>
-    <w:lsdException w:name="Intense Emphasis" w:uiPriority="21" w:qFormat="1"/>
-    <w:lsdException w:name="Subtle Reference" w:uiPriority="31" w:qFormat="1"/>
-    <w:lsdException w:name="Intense Reference" w:uiPriority="32" w:qFormat="1"/>
-    <w:lsdException w:name="Book Title" w:uiPriority="33" w:qFormat="1"/>
-    <w:lsdException w:name="Bibliography" w:semiHidden="1" w:uiPriority="37" w:unhideWhenUsed="1"/>
-    <w:lsdException w:name="TOC Heading" w:semiHidden="1" w:uiPriority="39" w:unhideWhenUsed="1" w:qFormat="1"/>
-    <w:lsdException w:name="Plain Table 1" w:uiPriority="41"/>
-    <w:lsdException w:name="Plain Table 2" w:uiPriority="42"/>
-    <w:lsdException w:name="Plain Table 3" w:uiPriority="43"/>
-    <w:lsdException w:name="Plain Table 4" w:uiPriority="44"/>
-    <w:lsdException w:name="Plain Table 5" w:uiPriority="45"/>
-    <w:lsdException w:name="Grid Table Light" w:uiPriority="40"/>
-    <w:lsdException w:name="Grid Table 1 Light" w:uiPriority="46"/>
-    <w:lsdException w:name="Grid Table 2" w:uiPriority="47"/>
-    <w:lsdException w:name="Grid Table 3" w:uiPriority="48"/>
-    <w:lsdException w:name="Grid Table 4" w:uiPriority="49"/>
-    <w:lsdException w:name="Grid Table 5 Dark" w:uiPriority="50"/>
-    <w:lsdException w:name="Grid Table 6 Colorful" w:uiPriority="51"/>
-    <w:lsdException w:name="Grid Table 7 Colorful" w:uiPriority="52"/>
-    <w:lsdException w:name="Grid Table 1 Light Accent 1" w:uiPriority="46"/>
-    <w:lsdException w:name="Grid Table 2 Accent 1" w:uiPriority="47"/>
-    <w:lsdException w:name="Grid Table 3 Accent 1" w:uiPriority="48"/>
-    <w:lsdException w:name="Grid Table 4 Accent 1" w:uiPriority="49"/>
-    <w:lsdException w:name="Grid Table 5 Dark Accent 1" w:uiPriority="50"/>
-    <w:lsdException w:name="Grid Table 6 Colorful Accent 1" w:uiPriority="51"/>
-    <w:lsdException w:name="Grid Table 7 Colorful Accent 1" w:uiPriority="52"/>
-    <w:lsdException w:name="Grid Table 1 Light Accent 2" w:uiPriority="46"/>
-    <w:lsdException w:name="Grid Table 2 Accent 2" w:uiPriority="47"/>
-    <w:lsdException w:name="Grid Table 3 Accent 2" w:uiPriority="48"/>
-    <w:lsdException w:name="Grid Table 4 Accent 2" w:uiPriority="49"/>
-    <w:lsdException w:name="Grid Table 5 Dark Accent 2" w:uiPriority="50"/>
-    <w:lsdException w:name="Grid Table 6 Colorful Accent 2" w:uiPriority="51"/>
-    <w:lsdException w:name="Grid Table 7 Colorful Accent 2" w:uiPriority="52"/>
-    <w:lsdException w:name="Grid Table 1 Light Accent 3" w:uiPriority="46"/>
-    <w:lsdException w:name="Grid Table 2 Accent 3" w:uiPriority="47"/>
-    <w:lsdException w:name="Grid Table 3 Accent 3" w:uiPriority="48"/>
-    <w:lsdException w:name="Grid Table 4 Accent 3" w:uiPriority="49"/>
-    <w:lsdException w:name="Grid Table 5 Dark Accent 3" w:uiPriority="50"/>
-    <w:lsdException w:name="Grid Table 6 Colorful Accent 3" w:uiPriority="51"/>
-    <w:lsdException w:name="Grid Table 7 Colorful Accent 3" w:uiPriority="52"/>
-    <w:lsdException w:name="Grid Table 1 Light Accent 4" w:uiPriority="46"/>
-    <w:lsdException w:name="Grid Table 2 Accent 4" w:uiPriority="47"/>
-    <w:lsdException w:name="Grid Table 3 Accent 4" w:uiPriority="48"/>
-    <w:lsdException w:name="Grid Table 4 Accent 4" w:uiPriority="49"/>
-    <w:lsdException w:name="Grid Table 5 Dark Accent 4" w:uiPriority="50"/>
-    <w:lsdException w:name="Grid Table 6 Colorful Accent 4" w:uiPriority="51"/>
-    <w:lsdException w:name="Grid Table 7 Colorful Accent 4" w:uiPriority="52"/>
-    <w:lsdException w:name="Grid Table 1 Light Accent 5" w:uiPriority="46"/>
-    <w:lsdException w:name="Grid Table 2 Accent 5" w:uiPriority="47"/>
-    <w:lsdException w:name="Grid Table 3 Accent 5" w:uiPriority="48"/>
-    <w:lsdException w:name="Grid Table 4 Accent 5" w:uiPriority="49"/>
-    <w:lsdException w:name="Grid Table 5 Dark Accent 5" w:uiPriority="50"/>
-    <w:lsdException w:name="Grid Table 6 Colorful Accent 5" w:uiPriority="51"/>
-    <w:lsdException w:name="Grid Table 7 Colorful Accent 5" w:uiPriority="52"/>
-    <w:lsdException w:name="Grid Table 1 Light Accent 6" w:uiPriority="46"/>
-    <w:lsdException w:name="Grid Table 2 Accent 6" w:uiPriority="47"/>
-    <w:lsdException w:name="Grid Table 3 Accent 6" w:uiPriority="48"/>
-    <w:lsdException w:name="Grid Table 4 Accent 6" w:uiPriority="49"/>
-    <w:lsdException w:name="Grid Table 5 Dark Accent 6" w:uiPriority="50"/>
-    <w:lsdException w:name="Grid Table 6 Colorful Accent 6" w:uiPriority="51"/>
-    <w:lsdException w:name="Grid Table 7 Colorful Accent 6" w:uiPriority="52"/>
-    <w:lsdException w:name="List Table 1 Light" w:uiPriority="46"/>
-    <w:lsdException w:name="List Table 2" w:uiPriority="47"/>
-    <w:lsdException w:name="List Table 3" w:uiPriority="48"/>
-    <w:lsdException w:name="List Table 4" w:uiPriority="49"/>
-    <w:lsdException w:name="List Table 5 Dark" w:uiPriority="50"/>
-    <w:lsdException w:name="List Table 6 Colorful" w:uiPriority="51"/>
-    <w:lsdException w:name="List Table 7 Colorful" w:uiPriority="52"/>
-    <w:lsdException w:name="List Table 1 Light Accent 1" w:uiPriority="46"/>
-    <w:lsdException w:name="List Table 2 Accent 1" w:uiPriority="47"/>
-    <w:lsdException w:name="List Table 3 Accent 1" w:uiPriority="48"/>
-    <w:lsdException w:name="List Table 4 Accent 1" w:uiPriority="49"/>
-    <w:lsdException w:name="List Table 5 Dark Accent 1" w:uiPriority="50"/>
-    <w:lsdException w:name="List Table 6 Colorful Accent 1" w:uiPriority="51"/>
-    <w:lsdException w:name="List Table 7 Colorful Accent 1" w:uiPriority="52"/>
-    <w:lsdException w:name="List Table 1 Light Accent 2" w:uiPriority="46"/>
-    <w:lsdException w:name="List Table 2 Accent 2" w:uiPriority="47"/>
-    <w:lsdException w:name="List Table 3 Accent 2" w:uiPriority="48"/>
-    <w:lsdException w:name="List Table 4 Accent 2" w:uiPriority="49"/>
-    <w:lsdException w:name="List Table 5 Dark Accent 2" w:uiPriority="50"/>
-    <w:lsdException w:name="List Table 6 Colorful Accent 2" w:uiPriority="51"/>
-    <w:lsdException w:name="List Table 7 Colorful Accent 2" w:uiPriority="52"/>
-    <w:lsdException w:name="List Table 1 Light Accent 3" w:uiPriority="46"/>
-    <w:lsdException w:name="List Table 2 Accent 3" w:uiPriority="47"/>
-    <w:lsdException w:name="List Table 3 Accent 3" w:uiPriority="48"/>
-    <w:lsdException w:name="List Table 4 Accent 3" w:uiPriority="49"/>
-    <w:lsdException w:name="List Table 5 Dark Accent 3" w:uiPriority="50"/>
-    <w:lsdException w:name="List Table 6 Colorful Accent 3" w:uiPriority="51"/>
-    <w:lsdException w:name="List Table 7 Colorful Accent 3" w:uiPriority="52"/>
-    <w:lsdException w:name="List Table 1 Light Accent 4" w:uiPriority="46"/>
-    <w:lsdException w:name="List Table 2 Accent 4" w:uiPriority="47"/>
-    <w:lsdException w:name="List Table 3 Accent 4" w:uiPriority="48"/>
-    <w:lsdException w:name="List Table 4 Accent 4" w:uiPriority="49"/>
-    <w:lsdException w:name="List Table 5 Dark Accent 4" w:uiPriority="50"/>
-    <w:lsdException w:name="List Table 6 Colorful Accent 4" w:uiPriority="51"/>
-    <w:lsdException w:name="List Table 7 Colorful Accent 4" w:uiPriority="52"/>
-    <w:lsdException w:name="List Table 1 Light Accent 5" w:uiPriority="46"/>
-    <w:lsdException w:name="List Table 2 Accent 5" w:uiPriority="47"/>
-    <w:lsdException w:name="List Table 3 Accent 5" w:uiPriority="48"/>
-    <w:lsdException w:name="List Table 4 Accent 5" w:uiPriority="49"/>
-    <w:lsdException w:name="List Table 5 Dark Accent 5" w:uiPriority="50"/>
-    <w:lsdException w:name="List Table 6 Colorful Accent 5" w:uiPriority="51"/>
-    <w:lsdException w:name="List Table 7 Colorful Accent 5" w:uiPriority="52"/>
-    <w:lsdException w:name="List Table 1 Light Accent 6" w:uiPriority="46"/>
-    <w:lsdException w:name="List Table 2 Accent 6" w:uiPriority="47"/>
-    <w:lsdException w:name="List Table 3 Accent 6" w:uiPriority="48"/>
-    <w:lsdException w:name="List Table 4 Accent 6" w:uiPriority="49"/>
-    <w:lsdException w:name="List Table 5 Dark Accent 6" w:uiPriority="50"/>
-    <w:lsdException w:name="List Table 6 Colorful Accent 6" w:uiPriority="51"/>
-    <w:lsdException w:name="List Table 7 Colorful Accent 6" w:uiPriority="52"/>
-  </w:latentStyles>
-  <w:style w:type="paragraph" w:default="1" w:styleId="a">
-    <w:name w:val="Normal"/>
-    <w:qFormat/>
-  </w:style>
-  <w:style w:type="character" w:default="1" w:styleId="a0">
-    <w:name w:val="Default Paragraph Font"/>
-    <w:uiPriority w:val="1"/>
-    <w:semiHidden/>
-    <w:unhideWhenUsed/>
-  </w:style>
-  <w:style w:type="table" w:default="1" w:styleId="a1">
-    <w:name w:val="Normal Table"/>
-    <w:uiPriority w:val="99"/>
-    <w:semiHidden/>
-    <w:unhideWhenUsed/>
-    <w:tblPr>
-      <w:tblInd w:w="0" w:type="dxa"/>
-      <w:tblCellMar>
-        <w:top w:w="0" w:type="dxa"/>
-        <w:left w:w="108" w:type="dxa"/>
-        <w:bottom w:w="0" w:type="dxa"/>
-        <w:right w:w="108" w:type="dxa"/>
-      </w:tblCellMar>
-    </w:tblPr>
-  </w:style>
-  <w:style w:type="numbering" w:default="1" w:styleId="a2">
-    <w:name w:val="No List"/>
-    <w:uiPriority w:val="99"/>
-    <w:semiHidden/>
-    <w:unhideWhenUsed/>
-  </w:style>
-  <w:style w:type="character" w:styleId="a3">
-    <w:name w:val="Placeholder Text"/>
-    <w:basedOn w:val="a0"/>
-    <w:uiPriority w:val="99"/>
-    <w:semiHidden/>
-    <w:rsid w:val="00500761"/>
-    <w:rPr>
-      <w:color w:val="666666"/>
-    </w:rPr>
-  </w:style>
-</w:styles>
-</file>
-
-<file path=word/glossary/webSettings.xml><?xml version="1.0" encoding="utf-8"?>
-<w:webSettings xmlns:mc="http://schemas.openxmlformats.org/markup-compatibility/2006" xmlns:r="http://schemas.openxmlformats.org/officeDocument/2006/relationships" xmlns:w="http://schemas.openxmlformats.org/wordprocessingml/2006/main" xmlns:w14="http://schemas.microsoft.com/office/word/2010/wordml" xmlns:w15="http://schemas.microsoft.com/office/word/2012/wordml" xmlns:w16se="http://schemas.microsoft.com/office/word/2015/wordml/symex" mc:Ignorable="w14 w15 w16se">
-  <w:optimizeForBrowser/>
-  <w:allowPNG/>
-</w:webSettings>
-</file>
-
 <file path=word/theme/theme1.xml><?xml version="1.0" encoding="utf-8"?>
 <a:theme xmlns:a="http://schemas.openxmlformats.org/drawingml/2006/main" name="Тема Office">
   <a:themeElements>
